--- a/docs.docx
+++ b/docs.docx
@@ -165,6 +165,7 @@
       </w:pPr>
       <w:r>
         <w:rPr>
+          <w:noProof/>
           <w:lang w:val="en-US"/>
         </w:rPr>
         <w:drawing>
@@ -183,7 +184,7 @@
                     <pic:cNvPicPr/>
                   </pic:nvPicPr>
                   <pic:blipFill>
-                    <a:blip r:embed="rId5"/>
+                    <a:blip r:embed="rId7"/>
                     <a:stretch>
                       <a:fillRect/>
                     </a:stretch>
@@ -211,6 +212,7 @@
       </w:r>
       <w:r>
         <w:rPr>
+          <w:noProof/>
           <w:lang w:val="en-US"/>
         </w:rPr>
         <w:drawing>
@@ -229,7 +231,7 @@
                     <pic:cNvPicPr/>
                   </pic:nvPicPr>
                   <pic:blipFill>
-                    <a:blip r:embed="rId6"/>
+                    <a:blip r:embed="rId8"/>
                     <a:stretch>
                       <a:fillRect/>
                     </a:stretch>
@@ -390,6 +392,7 @@
       </w:pPr>
       <w:r>
         <w:rPr>
+          <w:noProof/>
           <w:lang w:val="en-US"/>
         </w:rPr>
         <w:lastRenderedPageBreak/>
@@ -409,7 +412,7 @@
                     <pic:cNvPicPr/>
                   </pic:nvPicPr>
                   <pic:blipFill>
-                    <a:blip r:embed="rId7"/>
+                    <a:blip r:embed="rId9"/>
                     <a:stretch>
                       <a:fillRect/>
                     </a:stretch>
@@ -573,6 +576,9 @@
         </w:rPr>
       </w:pPr>
       <w:r>
+        <w:rPr>
+          <w:noProof/>
+        </w:rPr>
         <w:drawing>
           <wp:inline distT="0" distB="0" distL="0" distR="0" wp14:anchorId="492C9F5C" wp14:editId="4FEA776B">
             <wp:extent cx="2154803" cy="2176847"/>
@@ -589,7 +595,7 @@
                     <pic:cNvPicPr/>
                   </pic:nvPicPr>
                   <pic:blipFill>
-                    <a:blip r:embed="rId8"/>
+                    <a:blip r:embed="rId10"/>
                     <a:stretch>
                       <a:fillRect/>
                     </a:stretch>
@@ -623,6 +629,7 @@
       </w:pPr>
       <w:r>
         <w:rPr>
+          <w:noProof/>
           <w:lang w:val="en-US"/>
         </w:rPr>
         <w:lastRenderedPageBreak/>
@@ -642,7 +649,7 @@
                     <pic:cNvPicPr/>
                   </pic:nvPicPr>
                   <pic:blipFill>
-                    <a:blip r:embed="rId9"/>
+                    <a:blip r:embed="rId11"/>
                     <a:stretch>
                       <a:fillRect/>
                     </a:stretch>
@@ -742,6 +749,7 @@
       </w:pPr>
       <w:r>
         <w:rPr>
+          <w:noProof/>
           <w:lang w:val="en-US"/>
         </w:rPr>
         <w:drawing>
@@ -760,7 +768,7 @@
                     <pic:cNvPicPr/>
                   </pic:nvPicPr>
                   <pic:blipFill>
-                    <a:blip r:embed="rId10"/>
+                    <a:blip r:embed="rId12"/>
                     <a:stretch>
                       <a:fillRect/>
                     </a:stretch>
@@ -794,6 +802,7 @@
       </w:pPr>
       <w:r>
         <w:rPr>
+          <w:noProof/>
           <w:lang w:val="en-US"/>
         </w:rPr>
         <w:drawing>
@@ -812,7 +821,7 @@
                     <pic:cNvPicPr/>
                   </pic:nvPicPr>
                   <pic:blipFill>
-                    <a:blip r:embed="rId11"/>
+                    <a:blip r:embed="rId13"/>
                     <a:stretch>
                       <a:fillRect/>
                     </a:stretch>
@@ -883,6 +892,6985 @@
     <w:p>
       <w:pPr>
         <w:ind w:left="360"/>
+      </w:pPr>
+      <w:r>
+        <w:lastRenderedPageBreak/>
+        <w:t xml:space="preserve">Perfect </w:t>
+      </w:r>
+      <w:r>
+        <w:rPr>
+          <w:rFonts w:ascii="Segoe UI Emoji" w:hAnsi="Segoe UI Emoji" w:cs="Segoe UI Emoji"/>
+        </w:rPr>
+        <w:t>👍</w:t>
+      </w:r>
+      <w:r>
+        <w:br/>
+        <w:t xml:space="preserve">Resetting and testing </w:t>
+      </w:r>
+      <w:r>
+        <w:rPr>
+          <w:b/>
+          <w:bCs/>
+        </w:rPr>
+        <w:t>freshly</w:t>
+      </w:r>
+      <w:r>
+        <w:t xml:space="preserve"> is the </w:t>
+      </w:r>
+      <w:r>
+        <w:rPr>
+          <w:b/>
+          <w:bCs/>
+        </w:rPr>
+        <w:t>best way</w:t>
+      </w:r>
+      <w:r>
+        <w:t xml:space="preserve"> to understand your backend.</w:t>
+      </w:r>
+      <w:r>
+        <w:br/>
+        <w:t xml:space="preserve">I’ll give you a </w:t>
+      </w:r>
+      <w:r>
+        <w:rPr>
+          <w:b/>
+          <w:bCs/>
+        </w:rPr>
+        <w:t>clear, step</w:t>
+      </w:r>
+      <w:r>
+        <w:rPr>
+          <w:b/>
+          <w:bCs/>
+        </w:rPr>
+        <w:noBreakHyphen/>
+        <w:t>by</w:t>
+      </w:r>
+      <w:r>
+        <w:rPr>
+          <w:b/>
+          <w:bCs/>
+        </w:rPr>
+        <w:noBreakHyphen/>
+        <w:t>step checklist</w:t>
+      </w:r>
+      <w:r>
+        <w:t xml:space="preserve">, </w:t>
+      </w:r>
+      <w:r>
+        <w:rPr>
+          <w:b/>
+          <w:bCs/>
+        </w:rPr>
+        <w:t>in correct order</w:t>
+      </w:r>
+      <w:r>
+        <w:t xml:space="preserve">, with </w:t>
+      </w:r>
+      <w:r>
+        <w:rPr>
+          <w:b/>
+          <w:bCs/>
+        </w:rPr>
+        <w:t>exact values to enter</w:t>
+      </w:r>
+      <w:r>
+        <w:t>, assuming:</w:t>
+      </w:r>
+    </w:p>
+    <w:p>
+      <w:pPr>
+        <w:ind w:left="360"/>
+      </w:pPr>
+      <w:r>
+        <w:rPr>
+          <w:rFonts w:ascii="Segoe UI Emoji" w:hAnsi="Segoe UI Emoji" w:cs="Segoe UI Emoji"/>
+        </w:rPr>
+        <w:t>✅</w:t>
+      </w:r>
+      <w:r>
+        <w:t xml:space="preserve"> You have </w:t>
+      </w:r>
+      <w:r>
+        <w:rPr>
+          <w:b/>
+          <w:bCs/>
+        </w:rPr>
+        <w:t>only ONE user in DB</w:t>
+      </w:r>
+      <w:r>
+        <w:br/>
+      </w:r>
+      <w:r>
+        <w:rPr>
+          <w:rFonts w:ascii="Segoe UI Emoji" w:hAnsi="Segoe UI Emoji" w:cs="Segoe UI Emoji"/>
+        </w:rPr>
+        <w:t>✅</w:t>
+      </w:r>
+      <w:r>
+        <w:t xml:space="preserve"> User details:</w:t>
+      </w:r>
+    </w:p>
+    <w:p>
+      <w:pPr>
+        <w:ind w:left="360"/>
+      </w:pPr>
+      <w:r>
+        <w:t>Name: Priya</w:t>
+      </w:r>
+    </w:p>
+    <w:p>
+      <w:pPr>
+        <w:ind w:left="360"/>
+      </w:pPr>
+      <w:r>
+        <w:t>Email: priya@gmail.com</w:t>
+      </w:r>
+    </w:p>
+    <w:p>
+      <w:pPr>
+        <w:ind w:left="360"/>
+      </w:pPr>
+      <w:r>
+        <w:t>Password: Priya@123</w:t>
+      </w:r>
+    </w:p>
+    <w:p>
+      <w:pPr>
+        <w:ind w:left="360"/>
+      </w:pPr>
+      <w:r>
+        <w:t>User ID: 1</w:t>
+      </w:r>
+    </w:p>
+    <w:p>
+      <w:pPr>
+        <w:ind w:left="360"/>
+      </w:pPr>
+      <w:r>
+        <w:rPr>
+          <w:rFonts w:ascii="Segoe UI Emoji" w:hAnsi="Segoe UI Emoji" w:cs="Segoe UI Emoji"/>
+        </w:rPr>
+        <w:t>✅</w:t>
+      </w:r>
+      <w:r>
+        <w:t xml:space="preserve"> FastAPI app is running</w:t>
+      </w:r>
+      <w:r>
+        <w:br/>
+      </w:r>
+      <w:r>
+        <w:rPr>
+          <w:rFonts w:ascii="Segoe UI Emoji" w:hAnsi="Segoe UI Emoji" w:cs="Segoe UI Emoji"/>
+        </w:rPr>
+        <w:t>✅</w:t>
+      </w:r>
+      <w:r>
+        <w:t xml:space="preserve"> You are using Swagger UI (/docs)</w:t>
+      </w:r>
+    </w:p>
+    <w:p>
+      <w:pPr>
+        <w:ind w:left="360"/>
+      </w:pPr>
+      <w:r>
+        <w:pict w14:anchorId="0E78E372">
+          <v:rect id="_x0000_i1253" style="width:0;height:1.5pt" o:hralign="center" o:hrstd="t" o:hr="t" fillcolor="#a0a0a0" stroked="f"/>
+        </w:pict>
+      </w:r>
+    </w:p>
+    <w:p>
+      <w:pPr>
+        <w:ind w:left="360"/>
+        <w:rPr>
+          <w:b/>
+          <w:bCs/>
+        </w:rPr>
+      </w:pPr>
+      <w:r>
+        <w:rPr>
+          <w:rFonts w:ascii="Segoe UI Emoji" w:hAnsi="Segoe UI Emoji" w:cs="Segoe UI Emoji"/>
+          <w:b/>
+          <w:bCs/>
+        </w:rPr>
+        <w:t>✅</w:t>
+      </w:r>
+      <w:r>
+        <w:rPr>
+          <w:b/>
+          <w:bCs/>
+        </w:rPr>
+        <w:t xml:space="preserve"> PART 1: START FRESH (VERY IMPORTANT)</w:t>
+      </w:r>
+    </w:p>
+    <w:p>
+      <w:pPr>
+        <w:ind w:left="360"/>
+        <w:rPr>
+          <w:b/>
+          <w:bCs/>
+        </w:rPr>
+      </w:pPr>
+      <w:r>
+        <w:rPr>
+          <w:b/>
+          <w:bCs/>
+        </w:rPr>
+        <w:t>1️</w:t>
+      </w:r>
+      <w:r>
+        <w:rPr>
+          <w:rFonts w:ascii="Segoe UI Symbol" w:hAnsi="Segoe UI Symbol" w:cs="Segoe UI Symbol"/>
+          <w:b/>
+          <w:bCs/>
+        </w:rPr>
+        <w:t>⃣</w:t>
+      </w:r>
+      <w:r>
+        <w:rPr>
+          <w:b/>
+          <w:bCs/>
+        </w:rPr>
+        <w:t xml:space="preserve"> Restart backend</w:t>
+      </w:r>
+    </w:p>
+    <w:p>
+      <w:pPr>
+        <w:ind w:left="360"/>
+      </w:pPr>
+      <w:r>
+        <w:t>Stop and restart your server:</w:t>
+      </w:r>
+    </w:p>
+    <w:p>
+      <w:pPr>
+        <w:ind w:left="360"/>
+      </w:pPr>
+      <w:r>
+        <w:t>CTRL + C</w:t>
+      </w:r>
+    </w:p>
+    <w:p>
+      <w:pPr>
+        <w:ind w:left="360"/>
+      </w:pPr>
+      <w:r>
+        <w:t>uvicorn app.main:app --reload</w:t>
+      </w:r>
+    </w:p>
+    <w:p>
+      <w:pPr>
+        <w:ind w:left="360"/>
+      </w:pPr>
+      <w:r>
+        <w:t>Then open:</w:t>
+      </w:r>
+    </w:p>
+    <w:p>
+      <w:pPr>
+        <w:ind w:left="360"/>
+      </w:pPr>
+      <w:r>
+        <w:t>http://127.0.0.1:8000/docs</w:t>
+      </w:r>
+    </w:p>
+    <w:p>
+      <w:pPr>
+        <w:ind w:left="360"/>
+      </w:pPr>
+      <w:r>
+        <w:pict w14:anchorId="4EBA4057">
+          <v:rect id="_x0000_i1254" style="width:0;height:1.5pt" o:hralign="center" o:hrstd="t" o:hr="t" fillcolor="#a0a0a0" stroked="f"/>
+        </w:pict>
+      </w:r>
+    </w:p>
+    <w:p>
+      <w:pPr>
+        <w:ind w:left="360"/>
+        <w:rPr>
+          <w:b/>
+          <w:bCs/>
+        </w:rPr>
+      </w:pPr>
+      <w:r>
+        <w:rPr>
+          <w:rFonts w:ascii="Segoe UI Emoji" w:hAnsi="Segoe UI Emoji" w:cs="Segoe UI Emoji"/>
+          <w:b/>
+          <w:bCs/>
+        </w:rPr>
+        <w:t>✅</w:t>
+      </w:r>
+      <w:r>
+        <w:rPr>
+          <w:b/>
+          <w:bCs/>
+        </w:rPr>
+        <w:t xml:space="preserve"> PART 2: AUTHENTICATION (DO THIS FIRST)</w:t>
+      </w:r>
+    </w:p>
+    <w:p>
+      <w:pPr>
+        <w:ind w:left="360"/>
+      </w:pPr>
+      <w:r>
+        <w:t xml:space="preserve">You </w:t>
+      </w:r>
+      <w:r>
+        <w:rPr>
+          <w:b/>
+          <w:bCs/>
+        </w:rPr>
+        <w:t>must authenticate before testing anything else</w:t>
+      </w:r>
+      <w:r>
+        <w:t>.</w:t>
+      </w:r>
+    </w:p>
+    <w:p>
+      <w:pPr>
+        <w:ind w:left="360"/>
+      </w:pPr>
+      <w:r>
+        <w:pict w14:anchorId="5A431EB9">
+          <v:rect id="_x0000_i1255" style="width:0;height:1.5pt" o:hralign="center" o:hrstd="t" o:hr="t" fillcolor="#a0a0a0" stroked="f"/>
+        </w:pict>
+      </w:r>
+    </w:p>
+    <w:p>
+      <w:pPr>
+        <w:ind w:left="360"/>
+        <w:rPr>
+          <w:b/>
+          <w:bCs/>
+        </w:rPr>
+      </w:pPr>
+      <w:r>
+        <w:rPr>
+          <w:rFonts w:ascii="Segoe UI Emoji" w:hAnsi="Segoe UI Emoji" w:cs="Segoe UI Emoji"/>
+          <w:b/>
+          <w:bCs/>
+        </w:rPr>
+        <w:t>✅</w:t>
+      </w:r>
+      <w:r>
+        <w:rPr>
+          <w:b/>
+          <w:bCs/>
+        </w:rPr>
+        <w:t xml:space="preserve"> STEP 2.1: LOGIN</w:t>
+      </w:r>
+    </w:p>
+    <w:p>
+      <w:pPr>
+        <w:ind w:left="360"/>
+        <w:rPr>
+          <w:b/>
+          <w:bCs/>
+        </w:rPr>
+      </w:pPr>
+      <w:r>
+        <w:rPr>
+          <w:b/>
+          <w:bCs/>
+        </w:rPr>
+        <w:t>Endpoint</w:t>
+      </w:r>
+    </w:p>
+    <w:p>
+      <w:pPr>
+        <w:ind w:left="360"/>
+      </w:pPr>
+      <w:r>
+        <w:t>POST /login</w:t>
+      </w:r>
+    </w:p>
+    <w:p>
+      <w:pPr>
+        <w:ind w:left="360"/>
+        <w:rPr>
+          <w:b/>
+          <w:bCs/>
+        </w:rPr>
+      </w:pPr>
+      <w:r>
+        <w:rPr>
+          <w:b/>
+          <w:bCs/>
+        </w:rPr>
+        <w:t>Swagger fields (form)</w:t>
+      </w:r>
+    </w:p>
+    <w:p>
+      <w:pPr>
+        <w:ind w:left="360"/>
+      </w:pPr>
+      <w:r>
+        <w:t xml:space="preserve">Fill </w:t>
+      </w:r>
+      <w:r>
+        <w:rPr>
+          <w:b/>
+          <w:bCs/>
+        </w:rPr>
+        <w:t>ONLY</w:t>
+      </w:r>
+      <w:r>
+        <w:t>:</w:t>
+      </w:r>
+    </w:p>
+    <w:p>
+      <w:pPr>
+        <w:ind w:left="360"/>
+      </w:pPr>
+      <w:r>
+        <w:lastRenderedPageBreak/>
+        <w:t>username: priya@gmail.com</w:t>
+      </w:r>
+    </w:p>
+    <w:p>
+      <w:pPr>
+        <w:ind w:left="360"/>
+      </w:pPr>
+      <w:r>
+        <w:t>password: Priya@123</w:t>
+      </w:r>
+    </w:p>
+    <w:p>
+      <w:pPr>
+        <w:ind w:left="360"/>
+      </w:pPr>
+      <w:r>
+        <w:t>Leave everything else empty.</w:t>
+      </w:r>
+    </w:p>
+    <w:p>
+      <w:pPr>
+        <w:ind w:left="360"/>
+        <w:rPr>
+          <w:b/>
+          <w:bCs/>
+        </w:rPr>
+      </w:pPr>
+      <w:r>
+        <w:rPr>
+          <w:rFonts w:ascii="Segoe UI Emoji" w:hAnsi="Segoe UI Emoji" w:cs="Segoe UI Emoji"/>
+          <w:b/>
+          <w:bCs/>
+        </w:rPr>
+        <w:t>✅</w:t>
+      </w:r>
+      <w:r>
+        <w:rPr>
+          <w:b/>
+          <w:bCs/>
+        </w:rPr>
+        <w:t xml:space="preserve"> Expected response</w:t>
+      </w:r>
+    </w:p>
+    <w:p>
+      <w:pPr>
+        <w:ind w:left="360"/>
+      </w:pPr>
+      <w:r>
+        <w:t>{</w:t>
+      </w:r>
+    </w:p>
+    <w:p>
+      <w:pPr>
+        <w:ind w:left="360"/>
+      </w:pPr>
+      <w:r>
+        <w:t>  "access_token": "eyJhbGciOiJIUzI1NiIsInR5cCI6IkpXVCJ9...",</w:t>
+      </w:r>
+    </w:p>
+    <w:p>
+      <w:pPr>
+        <w:ind w:left="360"/>
+      </w:pPr>
+      <w:r>
+        <w:t>  "token_type": "bearer"</w:t>
+      </w:r>
+    </w:p>
+    <w:p>
+      <w:pPr>
+        <w:ind w:left="360"/>
+      </w:pPr>
+      <w:r>
+        <w:t>}</w:t>
+      </w:r>
+    </w:p>
+    <w:p>
+      <w:pPr>
+        <w:ind w:left="360"/>
+      </w:pPr>
+      <w:r>
+        <w:rPr>
+          <w:rFonts w:ascii="Segoe UI Emoji" w:hAnsi="Segoe UI Emoji" w:cs="Segoe UI Emoji"/>
+        </w:rPr>
+        <w:t>✅</w:t>
+      </w:r>
+      <w:r>
+        <w:t xml:space="preserve"> Copy the </w:t>
+      </w:r>
+      <w:r>
+        <w:rPr>
+          <w:b/>
+          <w:bCs/>
+        </w:rPr>
+        <w:t>access_token</w:t>
+      </w:r>
+    </w:p>
+    <w:p>
+      <w:pPr>
+        <w:ind w:left="360"/>
+      </w:pPr>
+      <w:r>
+        <w:pict w14:anchorId="5BFE863B">
+          <v:rect id="_x0000_i1256" style="width:0;height:1.5pt" o:hralign="center" o:hrstd="t" o:hr="t" fillcolor="#a0a0a0" stroked="f"/>
+        </w:pict>
+      </w:r>
+    </w:p>
+    <w:p>
+      <w:pPr>
+        <w:ind w:left="360"/>
+        <w:rPr>
+          <w:b/>
+          <w:bCs/>
+        </w:rPr>
+      </w:pPr>
+      <w:r>
+        <w:rPr>
+          <w:rFonts w:ascii="Segoe UI Emoji" w:hAnsi="Segoe UI Emoji" w:cs="Segoe UI Emoji"/>
+          <w:b/>
+          <w:bCs/>
+        </w:rPr>
+        <w:t>✅</w:t>
+      </w:r>
+      <w:r>
+        <w:rPr>
+          <w:b/>
+          <w:bCs/>
+        </w:rPr>
+        <w:t xml:space="preserve"> STEP 2.2: AUTHORIZE (CRUCIAL STEP)</w:t>
+      </w:r>
+    </w:p>
+    <w:p>
+      <w:pPr>
+        <w:ind w:left="360"/>
+      </w:pPr>
+      <w:r>
+        <w:t>Top</w:t>
+      </w:r>
+      <w:r>
+        <w:noBreakHyphen/>
+        <w:t xml:space="preserve">right corner → </w:t>
+      </w:r>
+      <w:r>
+        <w:rPr>
+          <w:b/>
+          <w:bCs/>
+        </w:rPr>
+        <w:t>Authorize</w:t>
+      </w:r>
+      <w:r>
+        <w:t xml:space="preserve"> </w:t>
+      </w:r>
+      <w:r>
+        <w:rPr>
+          <w:rFonts w:ascii="Segoe UI Emoji" w:hAnsi="Segoe UI Emoji" w:cs="Segoe UI Emoji"/>
+        </w:rPr>
+        <w:t>🔐</w:t>
+      </w:r>
+    </w:p>
+    <w:p>
+      <w:pPr>
+        <w:ind w:left="360"/>
+      </w:pPr>
+      <w:r>
+        <w:t xml:space="preserve">Paste </w:t>
+      </w:r>
+      <w:r>
+        <w:rPr>
+          <w:b/>
+          <w:bCs/>
+        </w:rPr>
+        <w:t>exactly</w:t>
+      </w:r>
+      <w:r>
+        <w:t>:</w:t>
+      </w:r>
+    </w:p>
+    <w:p>
+      <w:pPr>
+        <w:ind w:left="360"/>
+      </w:pPr>
+      <w:r>
+        <w:t>Bearer &lt;access_token&gt;</w:t>
+      </w:r>
+    </w:p>
+    <w:p>
+      <w:pPr>
+        <w:ind w:left="360"/>
+      </w:pPr>
+      <w:r>
+        <w:t>Example:</w:t>
+      </w:r>
+    </w:p>
+    <w:p>
+      <w:pPr>
+        <w:ind w:left="360"/>
+      </w:pPr>
+      <w:r>
+        <w:t>Bearer eyJhbGciOiJIUzI1NiIsInR5cCI6IkpXVCJ9...</w:t>
+      </w:r>
+    </w:p>
+    <w:p>
+      <w:pPr>
+        <w:ind w:left="360"/>
+      </w:pPr>
+      <w:r>
+        <w:t xml:space="preserve">Click </w:t>
+      </w:r>
+      <w:r>
+        <w:rPr>
+          <w:b/>
+          <w:bCs/>
+        </w:rPr>
+        <w:t>Authorize → Close</w:t>
+      </w:r>
+    </w:p>
+    <w:p>
+      <w:pPr>
+        <w:ind w:left="360"/>
+      </w:pPr>
+      <w:r>
+        <w:rPr>
+          <w:rFonts w:ascii="Segoe UI Emoji" w:hAnsi="Segoe UI Emoji" w:cs="Segoe UI Emoji"/>
+        </w:rPr>
+        <w:t>✅</w:t>
+      </w:r>
+      <w:r>
+        <w:t xml:space="preserve"> Lock icons should turn </w:t>
+      </w:r>
+      <w:r>
+        <w:rPr>
+          <w:b/>
+          <w:bCs/>
+        </w:rPr>
+        <w:t xml:space="preserve">closed </w:t>
+      </w:r>
+      <w:r>
+        <w:rPr>
+          <w:rFonts w:ascii="Segoe UI Emoji" w:hAnsi="Segoe UI Emoji" w:cs="Segoe UI Emoji"/>
+          <w:b/>
+          <w:bCs/>
+        </w:rPr>
+        <w:t>🔒</w:t>
+      </w:r>
+    </w:p>
+    <w:p>
+      <w:pPr>
+        <w:ind w:left="360"/>
+      </w:pPr>
+      <w:r>
+        <w:pict w14:anchorId="4E707C45">
+          <v:rect id="_x0000_i1257" style="width:0;height:1.5pt" o:hralign="center" o:hrstd="t" o:hr="t" fillcolor="#a0a0a0" stroked="f"/>
+        </w:pict>
+      </w:r>
+    </w:p>
+    <w:p>
+      <w:pPr>
+        <w:ind w:left="360"/>
+        <w:rPr>
+          <w:b/>
+          <w:bCs/>
+        </w:rPr>
+      </w:pPr>
+      <w:r>
+        <w:rPr>
+          <w:rFonts w:ascii="Segoe UI Emoji" w:hAnsi="Segoe UI Emoji" w:cs="Segoe UI Emoji"/>
+          <w:b/>
+          <w:bCs/>
+        </w:rPr>
+        <w:t>✅</w:t>
+      </w:r>
+      <w:r>
+        <w:rPr>
+          <w:b/>
+          <w:bCs/>
+        </w:rPr>
+        <w:t xml:space="preserve"> PART 3: BOARD FLOW (CORE FEATURES)</w:t>
+      </w:r>
+    </w:p>
+    <w:p>
+      <w:pPr>
+        <w:ind w:left="360"/>
+      </w:pPr>
+      <w:r>
+        <w:pict w14:anchorId="4C5C400D">
+          <v:rect id="_x0000_i1258" style="width:0;height:1.5pt" o:hralign="center" o:hrstd="t" o:hr="t" fillcolor="#a0a0a0" stroked="f"/>
+        </w:pict>
+      </w:r>
+    </w:p>
+    <w:p>
+      <w:pPr>
+        <w:ind w:left="360"/>
+        <w:rPr>
+          <w:b/>
+          <w:bCs/>
+        </w:rPr>
+      </w:pPr>
+      <w:r>
+        <w:rPr>
+          <w:rFonts w:ascii="Segoe UI Emoji" w:hAnsi="Segoe UI Emoji" w:cs="Segoe UI Emoji"/>
+          <w:b/>
+          <w:bCs/>
+        </w:rPr>
+        <w:t>✅</w:t>
+      </w:r>
+      <w:r>
+        <w:rPr>
+          <w:b/>
+          <w:bCs/>
+        </w:rPr>
+        <w:t xml:space="preserve"> STEP 3.1: CREATE BOARD</w:t>
+      </w:r>
+    </w:p>
+    <w:p>
+      <w:pPr>
+        <w:ind w:left="360"/>
+        <w:rPr>
+          <w:b/>
+          <w:bCs/>
+        </w:rPr>
+      </w:pPr>
+      <w:r>
+        <w:rPr>
+          <w:b/>
+          <w:bCs/>
+        </w:rPr>
+        <w:t>Endpoint</w:t>
+      </w:r>
+    </w:p>
+    <w:p>
+      <w:pPr>
+        <w:ind w:left="360"/>
+      </w:pPr>
+      <w:r>
+        <w:t>POST /boards</w:t>
+      </w:r>
+    </w:p>
+    <w:p>
+      <w:pPr>
+        <w:ind w:left="360"/>
+        <w:rPr>
+          <w:b/>
+          <w:bCs/>
+        </w:rPr>
+      </w:pPr>
+      <w:r>
+        <w:rPr>
+          <w:b/>
+          <w:bCs/>
+        </w:rPr>
+        <w:t>Body</w:t>
+      </w:r>
+    </w:p>
+    <w:p>
+      <w:pPr>
+        <w:ind w:left="360"/>
+      </w:pPr>
+      <w:r>
+        <w:t>{</w:t>
+      </w:r>
+    </w:p>
+    <w:p>
+      <w:pPr>
+        <w:ind w:left="360"/>
+      </w:pPr>
+      <w:r>
+        <w:t>  "title": "Priya Dashboard",</w:t>
+      </w:r>
+    </w:p>
+    <w:p>
+      <w:pPr>
+        <w:ind w:left="360"/>
+      </w:pPr>
+      <w:r>
+        <w:lastRenderedPageBreak/>
+        <w:t>  "description": "My first task board"</w:t>
+      </w:r>
+    </w:p>
+    <w:p>
+      <w:pPr>
+        <w:ind w:left="360"/>
+      </w:pPr>
+      <w:r>
+        <w:t>}</w:t>
+      </w:r>
+    </w:p>
+    <w:p>
+      <w:pPr>
+        <w:ind w:left="360"/>
+        <w:rPr>
+          <w:b/>
+          <w:bCs/>
+        </w:rPr>
+      </w:pPr>
+      <w:r>
+        <w:rPr>
+          <w:rFonts w:ascii="Segoe UI Emoji" w:hAnsi="Segoe UI Emoji" w:cs="Segoe UI Emoji"/>
+          <w:b/>
+          <w:bCs/>
+        </w:rPr>
+        <w:t>✅</w:t>
+      </w:r>
+      <w:r>
+        <w:rPr>
+          <w:b/>
+          <w:bCs/>
+        </w:rPr>
+        <w:t xml:space="preserve"> Expected response</w:t>
+      </w:r>
+    </w:p>
+    <w:p>
+      <w:pPr>
+        <w:ind w:left="360"/>
+      </w:pPr>
+      <w:r>
+        <w:t>{</w:t>
+      </w:r>
+    </w:p>
+    <w:p>
+      <w:pPr>
+        <w:ind w:left="360"/>
+      </w:pPr>
+      <w:r>
+        <w:t>  "id": 1,</w:t>
+      </w:r>
+    </w:p>
+    <w:p>
+      <w:pPr>
+        <w:ind w:left="360"/>
+      </w:pPr>
+      <w:r>
+        <w:t>  "title": "Priya Dashboard",</w:t>
+      </w:r>
+    </w:p>
+    <w:p>
+      <w:pPr>
+        <w:ind w:left="360"/>
+      </w:pPr>
+      <w:r>
+        <w:t>  "description": "My first task board",</w:t>
+      </w:r>
+    </w:p>
+    <w:p>
+      <w:pPr>
+        <w:ind w:left="360"/>
+      </w:pPr>
+      <w:r>
+        <w:t>  "owner_id": 1,</w:t>
+      </w:r>
+    </w:p>
+    <w:p>
+      <w:pPr>
+        <w:ind w:left="360"/>
+      </w:pPr>
+      <w:r>
+        <w:t>  "is_archived": false</w:t>
+      </w:r>
+    </w:p>
+    <w:p>
+      <w:pPr>
+        <w:ind w:left="360"/>
+      </w:pPr>
+      <w:r>
+        <w:t>}</w:t>
+      </w:r>
+    </w:p>
+    <w:p>
+      <w:pPr>
+        <w:ind w:left="360"/>
+      </w:pPr>
+      <w:r>
+        <w:rPr>
+          <w:rFonts w:ascii="Segoe UI Emoji" w:hAnsi="Segoe UI Emoji" w:cs="Segoe UI Emoji"/>
+        </w:rPr>
+        <w:t>📌</w:t>
+      </w:r>
+      <w:r>
+        <w:t xml:space="preserve"> Board ID = </w:t>
+      </w:r>
+      <w:r>
+        <w:rPr>
+          <w:b/>
+          <w:bCs/>
+        </w:rPr>
+        <w:t>1</w:t>
+      </w:r>
+    </w:p>
+    <w:p>
+      <w:pPr>
+        <w:ind w:left="360"/>
+      </w:pPr>
+      <w:r>
+        <w:rPr>
+          <w:rFonts w:ascii="Segoe UI Emoji" w:hAnsi="Segoe UI Emoji" w:cs="Segoe UI Emoji"/>
+        </w:rPr>
+        <w:t>✅</w:t>
+      </w:r>
+      <w:r>
+        <w:t xml:space="preserve"> Activity log created automatically</w:t>
+      </w:r>
+    </w:p>
+    <w:p>
+      <w:pPr>
+        <w:ind w:left="360"/>
+      </w:pPr>
+      <w:r>
+        <w:pict w14:anchorId="0A121C86">
+          <v:rect id="_x0000_i1259" style="width:0;height:1.5pt" o:hralign="center" o:hrstd="t" o:hr="t" fillcolor="#a0a0a0" stroked="f"/>
+        </w:pict>
+      </w:r>
+    </w:p>
+    <w:p>
+      <w:pPr>
+        <w:ind w:left="360"/>
+        <w:rPr>
+          <w:b/>
+          <w:bCs/>
+        </w:rPr>
+      </w:pPr>
+      <w:r>
+        <w:rPr>
+          <w:rFonts w:ascii="Segoe UI Emoji" w:hAnsi="Segoe UI Emoji" w:cs="Segoe UI Emoji"/>
+          <w:b/>
+          <w:bCs/>
+        </w:rPr>
+        <w:t>✅</w:t>
+      </w:r>
+      <w:r>
+        <w:rPr>
+          <w:b/>
+          <w:bCs/>
+        </w:rPr>
+        <w:t xml:space="preserve"> STEP 3.2: GET MY BOARDS</w:t>
+      </w:r>
+    </w:p>
+    <w:p>
+      <w:pPr>
+        <w:ind w:left="360"/>
+      </w:pPr>
+      <w:r>
+        <w:t>GET /boards</w:t>
+      </w:r>
+    </w:p>
+    <w:p>
+      <w:pPr>
+        <w:ind w:left="360"/>
+      </w:pPr>
+      <w:r>
+        <w:rPr>
+          <w:rFonts w:ascii="Segoe UI Emoji" w:hAnsi="Segoe UI Emoji" w:cs="Segoe UI Emoji"/>
+        </w:rPr>
+        <w:t>✅</w:t>
+      </w:r>
+      <w:r>
+        <w:t xml:space="preserve"> Expected response → list containing the board you just created</w:t>
+      </w:r>
+    </w:p>
+    <w:p>
+      <w:pPr>
+        <w:ind w:left="360"/>
+      </w:pPr>
+      <w:r>
+        <w:pict w14:anchorId="73DD066F">
+          <v:rect id="_x0000_i1260" style="width:0;height:1.5pt" o:hralign="center" o:hrstd="t" o:hr="t" fillcolor="#a0a0a0" stroked="f"/>
+        </w:pict>
+      </w:r>
+    </w:p>
+    <w:p>
+      <w:pPr>
+        <w:ind w:left="360"/>
+        <w:rPr>
+          <w:b/>
+          <w:bCs/>
+        </w:rPr>
+      </w:pPr>
+      <w:r>
+        <w:rPr>
+          <w:rFonts w:ascii="Segoe UI Emoji" w:hAnsi="Segoe UI Emoji" w:cs="Segoe UI Emoji"/>
+          <w:b/>
+          <w:bCs/>
+        </w:rPr>
+        <w:t>✅</w:t>
+      </w:r>
+      <w:r>
+        <w:rPr>
+          <w:b/>
+          <w:bCs/>
+        </w:rPr>
+        <w:t xml:space="preserve"> PART 4: LISTS FLOW</w:t>
+      </w:r>
+    </w:p>
+    <w:p>
+      <w:pPr>
+        <w:ind w:left="360"/>
+      </w:pPr>
+      <w:r>
+        <w:pict w14:anchorId="014CD4A7">
+          <v:rect id="_x0000_i1261" style="width:0;height:1.5pt" o:hralign="center" o:hrstd="t" o:hr="t" fillcolor="#a0a0a0" stroked="f"/>
+        </w:pict>
+      </w:r>
+    </w:p>
+    <w:p>
+      <w:pPr>
+        <w:ind w:left="360"/>
+        <w:rPr>
+          <w:b/>
+          <w:bCs/>
+        </w:rPr>
+      </w:pPr>
+      <w:r>
+        <w:rPr>
+          <w:rFonts w:ascii="Segoe UI Emoji" w:hAnsi="Segoe UI Emoji" w:cs="Segoe UI Emoji"/>
+          <w:b/>
+          <w:bCs/>
+        </w:rPr>
+        <w:t>✅</w:t>
+      </w:r>
+      <w:r>
+        <w:rPr>
+          <w:b/>
+          <w:bCs/>
+        </w:rPr>
+        <w:t xml:space="preserve"> STEP 4.1: CREATE LIST</w:t>
+      </w:r>
+    </w:p>
+    <w:p>
+      <w:pPr>
+        <w:ind w:left="360"/>
+      </w:pPr>
+      <w:r>
+        <w:t>POST /lists</w:t>
+      </w:r>
+    </w:p>
+    <w:p>
+      <w:pPr>
+        <w:ind w:left="360"/>
+        <w:rPr>
+          <w:b/>
+          <w:bCs/>
+        </w:rPr>
+      </w:pPr>
+      <w:r>
+        <w:rPr>
+          <w:b/>
+          <w:bCs/>
+        </w:rPr>
+        <w:t>Body</w:t>
+      </w:r>
+    </w:p>
+    <w:p>
+      <w:pPr>
+        <w:ind w:left="360"/>
+      </w:pPr>
+      <w:r>
+        <w:t>{</w:t>
+      </w:r>
+    </w:p>
+    <w:p>
+      <w:pPr>
+        <w:ind w:left="360"/>
+      </w:pPr>
+      <w:r>
+        <w:t>  "title": "To Do",</w:t>
+      </w:r>
+    </w:p>
+    <w:p>
+      <w:pPr>
+        <w:ind w:left="360"/>
+      </w:pPr>
+      <w:r>
+        <w:t>  "position": 1,</w:t>
+      </w:r>
+    </w:p>
+    <w:p>
+      <w:pPr>
+        <w:ind w:left="360"/>
+      </w:pPr>
+      <w:r>
+        <w:t>  "board_id": 1</w:t>
+      </w:r>
+    </w:p>
+    <w:p>
+      <w:pPr>
+        <w:ind w:left="360"/>
+      </w:pPr>
+      <w:r>
+        <w:t>}</w:t>
+      </w:r>
+    </w:p>
+    <w:p>
+      <w:pPr>
+        <w:ind w:left="360"/>
+      </w:pPr>
+      <w:r>
+        <w:rPr>
+          <w:rFonts w:ascii="Segoe UI Emoji" w:hAnsi="Segoe UI Emoji" w:cs="Segoe UI Emoji"/>
+        </w:rPr>
+        <w:lastRenderedPageBreak/>
+        <w:t>✅</w:t>
+      </w:r>
+      <w:r>
+        <w:t xml:space="preserve"> Expected: list created</w:t>
+      </w:r>
+      <w:r>
+        <w:br/>
+      </w:r>
+      <w:r>
+        <w:rPr>
+          <w:rFonts w:ascii="Segoe UI Emoji" w:hAnsi="Segoe UI Emoji" w:cs="Segoe UI Emoji"/>
+        </w:rPr>
+        <w:t>📌</w:t>
+      </w:r>
+      <w:r>
+        <w:t xml:space="preserve"> List ID = </w:t>
+      </w:r>
+      <w:r>
+        <w:rPr>
+          <w:b/>
+          <w:bCs/>
+        </w:rPr>
+        <w:t>1</w:t>
+      </w:r>
+    </w:p>
+    <w:p>
+      <w:pPr>
+        <w:ind w:left="360"/>
+      </w:pPr>
+      <w:r>
+        <w:pict w14:anchorId="7B86B5C0">
+          <v:rect id="_x0000_i1262" style="width:0;height:1.5pt" o:hralign="center" o:hrstd="t" o:hr="t" fillcolor="#a0a0a0" stroked="f"/>
+        </w:pict>
+      </w:r>
+    </w:p>
+    <w:p>
+      <w:pPr>
+        <w:ind w:left="360"/>
+        <w:rPr>
+          <w:b/>
+          <w:bCs/>
+        </w:rPr>
+      </w:pPr>
+      <w:r>
+        <w:rPr>
+          <w:rFonts w:ascii="Segoe UI Emoji" w:hAnsi="Segoe UI Emoji" w:cs="Segoe UI Emoji"/>
+          <w:b/>
+          <w:bCs/>
+        </w:rPr>
+        <w:t>✅</w:t>
+      </w:r>
+      <w:r>
+        <w:rPr>
+          <w:b/>
+          <w:bCs/>
+        </w:rPr>
+        <w:t xml:space="preserve"> STEP 4.2: SECOND LIST</w:t>
+      </w:r>
+    </w:p>
+    <w:p>
+      <w:pPr>
+        <w:ind w:left="360"/>
+      </w:pPr>
+      <w:r>
+        <w:t>{</w:t>
+      </w:r>
+    </w:p>
+    <w:p>
+      <w:pPr>
+        <w:ind w:left="360"/>
+      </w:pPr>
+      <w:r>
+        <w:t>  "title": "In Progress",</w:t>
+      </w:r>
+    </w:p>
+    <w:p>
+      <w:pPr>
+        <w:ind w:left="360"/>
+      </w:pPr>
+      <w:r>
+        <w:t>  "position": 2,</w:t>
+      </w:r>
+    </w:p>
+    <w:p>
+      <w:pPr>
+        <w:ind w:left="360"/>
+      </w:pPr>
+      <w:r>
+        <w:t>  "board_id": 1</w:t>
+      </w:r>
+    </w:p>
+    <w:p>
+      <w:pPr>
+        <w:ind w:left="360"/>
+      </w:pPr>
+      <w:r>
+        <w:t>}</w:t>
+      </w:r>
+    </w:p>
+    <w:p>
+      <w:pPr>
+        <w:ind w:left="360"/>
+      </w:pPr>
+      <w:r>
+        <w:rPr>
+          <w:rFonts w:ascii="Segoe UI Emoji" w:hAnsi="Segoe UI Emoji" w:cs="Segoe UI Emoji"/>
+        </w:rPr>
+        <w:t>📌</w:t>
+      </w:r>
+      <w:r>
+        <w:t xml:space="preserve"> List ID = </w:t>
+      </w:r>
+      <w:r>
+        <w:rPr>
+          <w:b/>
+          <w:bCs/>
+        </w:rPr>
+        <w:t>2</w:t>
+      </w:r>
+    </w:p>
+    <w:p>
+      <w:pPr>
+        <w:ind w:left="360"/>
+      </w:pPr>
+      <w:r>
+        <w:pict w14:anchorId="79F77199">
+          <v:rect id="_x0000_i1263" style="width:0;height:1.5pt" o:hralign="center" o:hrstd="t" o:hr="t" fillcolor="#a0a0a0" stroked="f"/>
+        </w:pict>
+      </w:r>
+    </w:p>
+    <w:p>
+      <w:pPr>
+        <w:ind w:left="360"/>
+        <w:rPr>
+          <w:b/>
+          <w:bCs/>
+        </w:rPr>
+      </w:pPr>
+      <w:r>
+        <w:rPr>
+          <w:rFonts w:ascii="Segoe UI Emoji" w:hAnsi="Segoe UI Emoji" w:cs="Segoe UI Emoji"/>
+          <w:b/>
+          <w:bCs/>
+        </w:rPr>
+        <w:t>✅</w:t>
+      </w:r>
+      <w:r>
+        <w:rPr>
+          <w:b/>
+          <w:bCs/>
+        </w:rPr>
+        <w:t xml:space="preserve"> STEP 4.3: VIEW LISTS</w:t>
+      </w:r>
+    </w:p>
+    <w:p>
+      <w:pPr>
+        <w:ind w:left="360"/>
+      </w:pPr>
+      <w:r>
+        <w:t>GET /lists/board/1</w:t>
+      </w:r>
+    </w:p>
+    <w:p>
+      <w:pPr>
+        <w:ind w:left="360"/>
+      </w:pPr>
+      <w:r>
+        <w:rPr>
+          <w:rFonts w:ascii="Segoe UI Emoji" w:hAnsi="Segoe UI Emoji" w:cs="Segoe UI Emoji"/>
+        </w:rPr>
+        <w:t>✅</w:t>
+      </w:r>
+      <w:r>
+        <w:t xml:space="preserve"> Returns both lists</w:t>
+      </w:r>
+    </w:p>
+    <w:p>
+      <w:pPr>
+        <w:ind w:left="360"/>
+      </w:pPr>
+      <w:r>
+        <w:pict w14:anchorId="24CDE0B6">
+          <v:rect id="_x0000_i1264" style="width:0;height:1.5pt" o:hralign="center" o:hrstd="t" o:hr="t" fillcolor="#a0a0a0" stroked="f"/>
+        </w:pict>
+      </w:r>
+    </w:p>
+    <w:p>
+      <w:pPr>
+        <w:ind w:left="360"/>
+        <w:rPr>
+          <w:b/>
+          <w:bCs/>
+        </w:rPr>
+      </w:pPr>
+      <w:r>
+        <w:rPr>
+          <w:rFonts w:ascii="Segoe UI Emoji" w:hAnsi="Segoe UI Emoji" w:cs="Segoe UI Emoji"/>
+          <w:b/>
+          <w:bCs/>
+        </w:rPr>
+        <w:t>✅</w:t>
+      </w:r>
+      <w:r>
+        <w:rPr>
+          <w:b/>
+          <w:bCs/>
+        </w:rPr>
+        <w:t xml:space="preserve"> PART 5: CARDS FLOW</w:t>
+      </w:r>
+    </w:p>
+    <w:p>
+      <w:pPr>
+        <w:ind w:left="360"/>
+      </w:pPr>
+      <w:r>
+        <w:pict w14:anchorId="09326FC6">
+          <v:rect id="_x0000_i1265" style="width:0;height:1.5pt" o:hralign="center" o:hrstd="t" o:hr="t" fillcolor="#a0a0a0" stroked="f"/>
+        </w:pict>
+      </w:r>
+    </w:p>
+    <w:p>
+      <w:pPr>
+        <w:ind w:left="360"/>
+        <w:rPr>
+          <w:b/>
+          <w:bCs/>
+        </w:rPr>
+      </w:pPr>
+      <w:r>
+        <w:rPr>
+          <w:rFonts w:ascii="Segoe UI Emoji" w:hAnsi="Segoe UI Emoji" w:cs="Segoe UI Emoji"/>
+          <w:b/>
+          <w:bCs/>
+        </w:rPr>
+        <w:t>✅</w:t>
+      </w:r>
+      <w:r>
+        <w:rPr>
+          <w:b/>
+          <w:bCs/>
+        </w:rPr>
+        <w:t xml:space="preserve"> STEP 5.1: CREATE CARD</w:t>
+      </w:r>
+    </w:p>
+    <w:p>
+      <w:pPr>
+        <w:ind w:left="360"/>
+      </w:pPr>
+      <w:r>
+        <w:t>POST /cards</w:t>
+      </w:r>
+    </w:p>
+    <w:p>
+      <w:pPr>
+        <w:ind w:left="360"/>
+        <w:rPr>
+          <w:b/>
+          <w:bCs/>
+        </w:rPr>
+      </w:pPr>
+      <w:r>
+        <w:rPr>
+          <w:b/>
+          <w:bCs/>
+        </w:rPr>
+        <w:t>Body</w:t>
+      </w:r>
+    </w:p>
+    <w:p>
+      <w:pPr>
+        <w:ind w:left="360"/>
+      </w:pPr>
+      <w:r>
+        <w:t>{</w:t>
+      </w:r>
+    </w:p>
+    <w:p>
+      <w:pPr>
+        <w:ind w:left="360"/>
+      </w:pPr>
+      <w:r>
+        <w:t>  "title": "Design database",</w:t>
+      </w:r>
+    </w:p>
+    <w:p>
+      <w:pPr>
+        <w:ind w:left="360"/>
+      </w:pPr>
+      <w:r>
+        <w:t>  "description": "Create schema models",</w:t>
+      </w:r>
+    </w:p>
+    <w:p>
+      <w:pPr>
+        <w:ind w:left="360"/>
+      </w:pPr>
+      <w:r>
+        <w:t>  "position": 1,</w:t>
+      </w:r>
+    </w:p>
+    <w:p>
+      <w:pPr>
+        <w:ind w:left="360"/>
+      </w:pPr>
+      <w:r>
+        <w:t>  "list_id": 1</w:t>
+      </w:r>
+    </w:p>
+    <w:p>
+      <w:pPr>
+        <w:ind w:left="360"/>
+      </w:pPr>
+      <w:r>
+        <w:t>}</w:t>
+      </w:r>
+    </w:p>
+    <w:p>
+      <w:pPr>
+        <w:ind w:left="360"/>
+      </w:pPr>
+      <w:r>
+        <w:rPr>
+          <w:rFonts w:ascii="Segoe UI Emoji" w:hAnsi="Segoe UI Emoji" w:cs="Segoe UI Emoji"/>
+        </w:rPr>
+        <w:t>📌</w:t>
+      </w:r>
+      <w:r>
+        <w:t xml:space="preserve"> Card ID = </w:t>
+      </w:r>
+      <w:r>
+        <w:rPr>
+          <w:b/>
+          <w:bCs/>
+        </w:rPr>
+        <w:t>1</w:t>
+      </w:r>
+    </w:p>
+    <w:p>
+      <w:pPr>
+        <w:ind w:left="360"/>
+      </w:pPr>
+      <w:r>
+        <w:rPr>
+          <w:rFonts w:ascii="Segoe UI Emoji" w:hAnsi="Segoe UI Emoji" w:cs="Segoe UI Emoji"/>
+        </w:rPr>
+        <w:lastRenderedPageBreak/>
+        <w:t>✅</w:t>
+      </w:r>
+      <w:r>
+        <w:t xml:space="preserve"> Activity logged</w:t>
+      </w:r>
+    </w:p>
+    <w:p>
+      <w:pPr>
+        <w:ind w:left="360"/>
+      </w:pPr>
+      <w:r>
+        <w:pict w14:anchorId="6EF6C79C">
+          <v:rect id="_x0000_i1266" style="width:0;height:1.5pt" o:hralign="center" o:hrstd="t" o:hr="t" fillcolor="#a0a0a0" stroked="f"/>
+        </w:pict>
+      </w:r>
+    </w:p>
+    <w:p>
+      <w:pPr>
+        <w:ind w:left="360"/>
+        <w:rPr>
+          <w:b/>
+          <w:bCs/>
+        </w:rPr>
+      </w:pPr>
+      <w:r>
+        <w:rPr>
+          <w:rFonts w:ascii="Segoe UI Emoji" w:hAnsi="Segoe UI Emoji" w:cs="Segoe UI Emoji"/>
+          <w:b/>
+          <w:bCs/>
+        </w:rPr>
+        <w:t>✅</w:t>
+      </w:r>
+      <w:r>
+        <w:rPr>
+          <w:b/>
+          <w:bCs/>
+        </w:rPr>
+        <w:t xml:space="preserve"> STEP 5.2: MOVE CARD</w:t>
+      </w:r>
+    </w:p>
+    <w:p>
+      <w:pPr>
+        <w:ind w:left="360"/>
+      </w:pPr>
+      <w:r>
+        <w:t>PATCH /cards/1/move</w:t>
+      </w:r>
+    </w:p>
+    <w:p>
+      <w:pPr>
+        <w:ind w:left="360"/>
+        <w:rPr>
+          <w:b/>
+          <w:bCs/>
+        </w:rPr>
+      </w:pPr>
+      <w:r>
+        <w:rPr>
+          <w:b/>
+          <w:bCs/>
+        </w:rPr>
+        <w:t>Body</w:t>
+      </w:r>
+    </w:p>
+    <w:p>
+      <w:pPr>
+        <w:ind w:left="360"/>
+      </w:pPr>
+      <w:r>
+        <w:t>{</w:t>
+      </w:r>
+    </w:p>
+    <w:p>
+      <w:pPr>
+        <w:ind w:left="360"/>
+      </w:pPr>
+      <w:r>
+        <w:t>  "list_id": 2,</w:t>
+      </w:r>
+    </w:p>
+    <w:p>
+      <w:pPr>
+        <w:ind w:left="360"/>
+      </w:pPr>
+      <w:r>
+        <w:t>  "position": 1</w:t>
+      </w:r>
+    </w:p>
+    <w:p>
+      <w:pPr>
+        <w:ind w:left="360"/>
+      </w:pPr>
+      <w:r>
+        <w:t>}</w:t>
+      </w:r>
+    </w:p>
+    <w:p>
+      <w:pPr>
+        <w:ind w:left="360"/>
+      </w:pPr>
+      <w:r>
+        <w:rPr>
+          <w:rFonts w:ascii="Segoe UI Emoji" w:hAnsi="Segoe UI Emoji" w:cs="Segoe UI Emoji"/>
+        </w:rPr>
+        <w:t>✅</w:t>
+      </w:r>
+      <w:r>
+        <w:t xml:space="preserve"> Card moved</w:t>
+      </w:r>
+      <w:r>
+        <w:br/>
+      </w:r>
+      <w:r>
+        <w:rPr>
+          <w:rFonts w:ascii="Segoe UI Emoji" w:hAnsi="Segoe UI Emoji" w:cs="Segoe UI Emoji"/>
+        </w:rPr>
+        <w:t>✅</w:t>
+      </w:r>
+      <w:r>
+        <w:t xml:space="preserve"> Activity logged</w:t>
+      </w:r>
+    </w:p>
+    <w:p>
+      <w:pPr>
+        <w:ind w:left="360"/>
+      </w:pPr>
+      <w:r>
+        <w:pict w14:anchorId="0C548CDB">
+          <v:rect id="_x0000_i1267" style="width:0;height:1.5pt" o:hralign="center" o:hrstd="t" o:hr="t" fillcolor="#a0a0a0" stroked="f"/>
+        </w:pict>
+      </w:r>
+    </w:p>
+    <w:p>
+      <w:pPr>
+        <w:ind w:left="360"/>
+        <w:rPr>
+          <w:b/>
+          <w:bCs/>
+        </w:rPr>
+      </w:pPr>
+      <w:r>
+        <w:rPr>
+          <w:rFonts w:ascii="Segoe UI Emoji" w:hAnsi="Segoe UI Emoji" w:cs="Segoe UI Emoji"/>
+          <w:b/>
+          <w:bCs/>
+        </w:rPr>
+        <w:t>✅</w:t>
+      </w:r>
+      <w:r>
+        <w:rPr>
+          <w:b/>
+          <w:bCs/>
+        </w:rPr>
+        <w:t xml:space="preserve"> PART 6: COMMENTS FLOW</w:t>
+      </w:r>
+    </w:p>
+    <w:p>
+      <w:pPr>
+        <w:ind w:left="360"/>
+      </w:pPr>
+      <w:r>
+        <w:pict w14:anchorId="22AC77AA">
+          <v:rect id="_x0000_i1268" style="width:0;height:1.5pt" o:hralign="center" o:hrstd="t" o:hr="t" fillcolor="#a0a0a0" stroked="f"/>
+        </w:pict>
+      </w:r>
+    </w:p>
+    <w:p>
+      <w:pPr>
+        <w:ind w:left="360"/>
+        <w:rPr>
+          <w:b/>
+          <w:bCs/>
+        </w:rPr>
+      </w:pPr>
+      <w:r>
+        <w:rPr>
+          <w:rFonts w:ascii="Segoe UI Emoji" w:hAnsi="Segoe UI Emoji" w:cs="Segoe UI Emoji"/>
+          <w:b/>
+          <w:bCs/>
+        </w:rPr>
+        <w:t>✅</w:t>
+      </w:r>
+      <w:r>
+        <w:rPr>
+          <w:b/>
+          <w:bCs/>
+        </w:rPr>
+        <w:t xml:space="preserve"> STEP 6.1: ADD COMMENT</w:t>
+      </w:r>
+    </w:p>
+    <w:p>
+      <w:pPr>
+        <w:ind w:left="360"/>
+      </w:pPr>
+      <w:r>
+        <w:t>POST /comments</w:t>
+      </w:r>
+    </w:p>
+    <w:p>
+      <w:pPr>
+        <w:ind w:left="360"/>
+        <w:rPr>
+          <w:b/>
+          <w:bCs/>
+        </w:rPr>
+      </w:pPr>
+      <w:r>
+        <w:rPr>
+          <w:b/>
+          <w:bCs/>
+        </w:rPr>
+        <w:t>Body</w:t>
+      </w:r>
+    </w:p>
+    <w:p>
+      <w:pPr>
+        <w:ind w:left="360"/>
+      </w:pPr>
+      <w:r>
+        <w:t>{</w:t>
+      </w:r>
+    </w:p>
+    <w:p>
+      <w:pPr>
+        <w:ind w:left="360"/>
+      </w:pPr>
+      <w:r>
+        <w:t>  "content": "Started working on DB schema",</w:t>
+      </w:r>
+    </w:p>
+    <w:p>
+      <w:pPr>
+        <w:ind w:left="360"/>
+      </w:pPr>
+      <w:r>
+        <w:t>  "card_id": 1</w:t>
+      </w:r>
+    </w:p>
+    <w:p>
+      <w:pPr>
+        <w:ind w:left="360"/>
+      </w:pPr>
+      <w:r>
+        <w:t>}</w:t>
+      </w:r>
+    </w:p>
+    <w:p>
+      <w:pPr>
+        <w:ind w:left="360"/>
+      </w:pPr>
+      <w:r>
+        <w:rPr>
+          <w:rFonts w:ascii="Segoe UI Emoji" w:hAnsi="Segoe UI Emoji" w:cs="Segoe UI Emoji"/>
+        </w:rPr>
+        <w:t>✅</w:t>
+      </w:r>
+      <w:r>
+        <w:t xml:space="preserve"> Comment added</w:t>
+      </w:r>
+      <w:r>
+        <w:br/>
+      </w:r>
+      <w:r>
+        <w:rPr>
+          <w:rFonts w:ascii="Segoe UI Emoji" w:hAnsi="Segoe UI Emoji" w:cs="Segoe UI Emoji"/>
+        </w:rPr>
+        <w:t>✅</w:t>
+      </w:r>
+      <w:r>
+        <w:t xml:space="preserve"> Activity logged</w:t>
+      </w:r>
+    </w:p>
+    <w:p>
+      <w:pPr>
+        <w:ind w:left="360"/>
+      </w:pPr>
+      <w:r>
+        <w:pict w14:anchorId="4D7780E2">
+          <v:rect id="_x0000_i1269" style="width:0;height:1.5pt" o:hralign="center" o:hrstd="t" o:hr="t" fillcolor="#a0a0a0" stroked="f"/>
+        </w:pict>
+      </w:r>
+    </w:p>
+    <w:p>
+      <w:pPr>
+        <w:ind w:left="360"/>
+        <w:rPr>
+          <w:b/>
+          <w:bCs/>
+        </w:rPr>
+      </w:pPr>
+      <w:r>
+        <w:rPr>
+          <w:rFonts w:ascii="Segoe UI Emoji" w:hAnsi="Segoe UI Emoji" w:cs="Segoe UI Emoji"/>
+          <w:b/>
+          <w:bCs/>
+        </w:rPr>
+        <w:t>✅</w:t>
+      </w:r>
+      <w:r>
+        <w:rPr>
+          <w:b/>
+          <w:bCs/>
+        </w:rPr>
+        <w:t xml:space="preserve"> STEP 6.2: VIEW COMMENTS</w:t>
+      </w:r>
+    </w:p>
+    <w:p>
+      <w:pPr>
+        <w:ind w:left="360"/>
+      </w:pPr>
+      <w:r>
+        <w:t>GET /comments/card/1</w:t>
+      </w:r>
+    </w:p>
+    <w:p>
+      <w:pPr>
+        <w:ind w:left="360"/>
+      </w:pPr>
+      <w:r>
+        <w:pict w14:anchorId="7C984CEB">
+          <v:rect id="_x0000_i1270" style="width:0;height:1.5pt" o:hralign="center" o:hrstd="t" o:hr="t" fillcolor="#a0a0a0" stroked="f"/>
+        </w:pict>
+      </w:r>
+    </w:p>
+    <w:p>
+      <w:pPr>
+        <w:ind w:left="360"/>
+        <w:rPr>
+          <w:b/>
+          <w:bCs/>
+        </w:rPr>
+      </w:pPr>
+      <w:r>
+        <w:rPr>
+          <w:rFonts w:ascii="Segoe UI Emoji" w:hAnsi="Segoe UI Emoji" w:cs="Segoe UI Emoji"/>
+          <w:b/>
+          <w:bCs/>
+        </w:rPr>
+        <w:t>✅</w:t>
+      </w:r>
+      <w:r>
+        <w:rPr>
+          <w:b/>
+          <w:bCs/>
+        </w:rPr>
+        <w:t xml:space="preserve"> PART 7: LABELS FLOW</w:t>
+      </w:r>
+    </w:p>
+    <w:p>
+      <w:pPr>
+        <w:ind w:left="360"/>
+      </w:pPr>
+      <w:r>
+        <w:lastRenderedPageBreak/>
+        <w:pict w14:anchorId="79CBC602">
+          <v:rect id="_x0000_i1271" style="width:0;height:1.5pt" o:hralign="center" o:hrstd="t" o:hr="t" fillcolor="#a0a0a0" stroked="f"/>
+        </w:pict>
+      </w:r>
+    </w:p>
+    <w:p>
+      <w:pPr>
+        <w:ind w:left="360"/>
+        <w:rPr>
+          <w:b/>
+          <w:bCs/>
+        </w:rPr>
+      </w:pPr>
+      <w:r>
+        <w:rPr>
+          <w:rFonts w:ascii="Segoe UI Emoji" w:hAnsi="Segoe UI Emoji" w:cs="Segoe UI Emoji"/>
+          <w:b/>
+          <w:bCs/>
+        </w:rPr>
+        <w:t>✅</w:t>
+      </w:r>
+      <w:r>
+        <w:rPr>
+          <w:b/>
+          <w:bCs/>
+        </w:rPr>
+        <w:t xml:space="preserve"> STEP 7.1: CREATE LABEL</w:t>
+      </w:r>
+    </w:p>
+    <w:p>
+      <w:pPr>
+        <w:ind w:left="360"/>
+      </w:pPr>
+      <w:r>
+        <w:t>POST /labels</w:t>
+      </w:r>
+    </w:p>
+    <w:p>
+      <w:pPr>
+        <w:ind w:left="360"/>
+        <w:rPr>
+          <w:b/>
+          <w:bCs/>
+        </w:rPr>
+      </w:pPr>
+      <w:r>
+        <w:rPr>
+          <w:b/>
+          <w:bCs/>
+        </w:rPr>
+        <w:t>Body</w:t>
+      </w:r>
+    </w:p>
+    <w:p>
+      <w:pPr>
+        <w:ind w:left="360"/>
+      </w:pPr>
+      <w:r>
+        <w:t>{</w:t>
+      </w:r>
+    </w:p>
+    <w:p>
+      <w:pPr>
+        <w:ind w:left="360"/>
+      </w:pPr>
+      <w:r>
+        <w:t>  "name": "Backend",</w:t>
+      </w:r>
+    </w:p>
+    <w:p>
+      <w:pPr>
+        <w:ind w:left="360"/>
+      </w:pPr>
+      <w:r>
+        <w:t>  "color": "blue",</w:t>
+      </w:r>
+    </w:p>
+    <w:p>
+      <w:pPr>
+        <w:ind w:left="360"/>
+      </w:pPr>
+      <w:r>
+        <w:t>  "board_id": 1</w:t>
+      </w:r>
+    </w:p>
+    <w:p>
+      <w:pPr>
+        <w:ind w:left="360"/>
+      </w:pPr>
+      <w:r>
+        <w:t>}</w:t>
+      </w:r>
+    </w:p>
+    <w:p>
+      <w:pPr>
+        <w:ind w:left="360"/>
+      </w:pPr>
+      <w:r>
+        <w:rPr>
+          <w:rFonts w:ascii="Segoe UI Emoji" w:hAnsi="Segoe UI Emoji" w:cs="Segoe UI Emoji"/>
+        </w:rPr>
+        <w:t>📌</w:t>
+      </w:r>
+      <w:r>
+        <w:t xml:space="preserve"> Label ID = </w:t>
+      </w:r>
+      <w:r>
+        <w:rPr>
+          <w:b/>
+          <w:bCs/>
+        </w:rPr>
+        <w:t>1</w:t>
+      </w:r>
+    </w:p>
+    <w:p>
+      <w:pPr>
+        <w:ind w:left="360"/>
+      </w:pPr>
+      <w:r>
+        <w:pict w14:anchorId="197837A2">
+          <v:rect id="_x0000_i1272" style="width:0;height:1.5pt" o:hralign="center" o:hrstd="t" o:hr="t" fillcolor="#a0a0a0" stroked="f"/>
+        </w:pict>
+      </w:r>
+    </w:p>
+    <w:p>
+      <w:pPr>
+        <w:ind w:left="360"/>
+        <w:rPr>
+          <w:b/>
+          <w:bCs/>
+        </w:rPr>
+      </w:pPr>
+      <w:r>
+        <w:rPr>
+          <w:rFonts w:ascii="Segoe UI Emoji" w:hAnsi="Segoe UI Emoji" w:cs="Segoe UI Emoji"/>
+          <w:b/>
+          <w:bCs/>
+        </w:rPr>
+        <w:t>✅</w:t>
+      </w:r>
+      <w:r>
+        <w:rPr>
+          <w:b/>
+          <w:bCs/>
+        </w:rPr>
+        <w:t xml:space="preserve"> STEP 7.2: ASSIGN LABEL</w:t>
+      </w:r>
+    </w:p>
+    <w:p>
+      <w:pPr>
+        <w:ind w:left="360"/>
+      </w:pPr>
+      <w:r>
+        <w:t>POST /labels/assign</w:t>
+      </w:r>
+    </w:p>
+    <w:p>
+      <w:pPr>
+        <w:ind w:left="360"/>
+        <w:rPr>
+          <w:b/>
+          <w:bCs/>
+        </w:rPr>
+      </w:pPr>
+      <w:r>
+        <w:rPr>
+          <w:b/>
+          <w:bCs/>
+        </w:rPr>
+        <w:t>Body</w:t>
+      </w:r>
+    </w:p>
+    <w:p>
+      <w:pPr>
+        <w:ind w:left="360"/>
+      </w:pPr>
+      <w:r>
+        <w:t>{</w:t>
+      </w:r>
+    </w:p>
+    <w:p>
+      <w:pPr>
+        <w:ind w:left="360"/>
+      </w:pPr>
+      <w:r>
+        <w:t>  "card_id": 1,</w:t>
+      </w:r>
+    </w:p>
+    <w:p>
+      <w:pPr>
+        <w:ind w:left="360"/>
+      </w:pPr>
+      <w:r>
+        <w:t>  "label_id": 1</w:t>
+      </w:r>
+    </w:p>
+    <w:p>
+      <w:pPr>
+        <w:ind w:left="360"/>
+      </w:pPr>
+      <w:r>
+        <w:t>}</w:t>
+      </w:r>
+    </w:p>
+    <w:p>
+      <w:pPr>
+        <w:ind w:left="360"/>
+      </w:pPr>
+      <w:r>
+        <w:rPr>
+          <w:rFonts w:ascii="Segoe UI Emoji" w:hAnsi="Segoe UI Emoji" w:cs="Segoe UI Emoji"/>
+        </w:rPr>
+        <w:t>✅</w:t>
+      </w:r>
+      <w:r>
+        <w:t xml:space="preserve"> Label assigned</w:t>
+      </w:r>
+      <w:r>
+        <w:br/>
+      </w:r>
+      <w:r>
+        <w:rPr>
+          <w:rFonts w:ascii="Segoe UI Emoji" w:hAnsi="Segoe UI Emoji" w:cs="Segoe UI Emoji"/>
+        </w:rPr>
+        <w:t>✅</w:t>
+      </w:r>
+      <w:r>
+        <w:t xml:space="preserve"> Activity logged</w:t>
+      </w:r>
+    </w:p>
+    <w:p>
+      <w:pPr>
+        <w:ind w:left="360"/>
+      </w:pPr>
+      <w:r>
+        <w:pict w14:anchorId="33FB13E6">
+          <v:rect id="_x0000_i1273" style="width:0;height:1.5pt" o:hralign="center" o:hrstd="t" o:hr="t" fillcolor="#a0a0a0" stroked="f"/>
+        </w:pict>
+      </w:r>
+    </w:p>
+    <w:p>
+      <w:pPr>
+        <w:ind w:left="360"/>
+        <w:rPr>
+          <w:b/>
+          <w:bCs/>
+        </w:rPr>
+      </w:pPr>
+      <w:r>
+        <w:rPr>
+          <w:rFonts w:ascii="Segoe UI Emoji" w:hAnsi="Segoe UI Emoji" w:cs="Segoe UI Emoji"/>
+          <w:b/>
+          <w:bCs/>
+        </w:rPr>
+        <w:t>✅</w:t>
+      </w:r>
+      <w:r>
+        <w:rPr>
+          <w:b/>
+          <w:bCs/>
+        </w:rPr>
+        <w:t xml:space="preserve"> PART 8: ACTIVITY LOG (VERIFY EVERYTHING WORKED)</w:t>
+      </w:r>
+    </w:p>
+    <w:p>
+      <w:pPr>
+        <w:ind w:left="360"/>
+      </w:pPr>
+      <w:r>
+        <w:pict w14:anchorId="4237346C">
+          <v:rect id="_x0000_i1274" style="width:0;height:1.5pt" o:hralign="center" o:hrstd="t" o:hr="t" fillcolor="#a0a0a0" stroked="f"/>
+        </w:pict>
+      </w:r>
+    </w:p>
+    <w:p>
+      <w:pPr>
+        <w:ind w:left="360"/>
+        <w:rPr>
+          <w:b/>
+          <w:bCs/>
+        </w:rPr>
+      </w:pPr>
+      <w:r>
+        <w:rPr>
+          <w:rFonts w:ascii="Segoe UI Emoji" w:hAnsi="Segoe UI Emoji" w:cs="Segoe UI Emoji"/>
+          <w:b/>
+          <w:bCs/>
+        </w:rPr>
+        <w:t>✅</w:t>
+      </w:r>
+      <w:r>
+        <w:rPr>
+          <w:b/>
+          <w:bCs/>
+        </w:rPr>
+        <w:t xml:space="preserve"> STEP 8.1: CARD ACTIVITY</w:t>
+      </w:r>
+    </w:p>
+    <w:p>
+      <w:pPr>
+        <w:ind w:left="360"/>
+      </w:pPr>
+      <w:r>
+        <w:t>GET /activity/card/1</w:t>
+      </w:r>
+    </w:p>
+    <w:p>
+      <w:pPr>
+        <w:ind w:left="360"/>
+      </w:pPr>
+      <w:r>
+        <w:t>You should see:</w:t>
+      </w:r>
+    </w:p>
+    <w:p>
+      <w:pPr>
+        <w:numPr>
+          <w:ilvl w:val="0"/>
+          <w:numId w:val="6"/>
+        </w:numPr>
+      </w:pPr>
+      <w:r>
+        <w:t>Created card</w:t>
+      </w:r>
+    </w:p>
+    <w:p>
+      <w:pPr>
+        <w:numPr>
+          <w:ilvl w:val="0"/>
+          <w:numId w:val="6"/>
+        </w:numPr>
+      </w:pPr>
+      <w:r>
+        <w:t>Moved card</w:t>
+      </w:r>
+    </w:p>
+    <w:p>
+      <w:pPr>
+        <w:numPr>
+          <w:ilvl w:val="0"/>
+          <w:numId w:val="6"/>
+        </w:numPr>
+      </w:pPr>
+      <w:r>
+        <w:lastRenderedPageBreak/>
+        <w:t>Added comment</w:t>
+      </w:r>
+    </w:p>
+    <w:p>
+      <w:pPr>
+        <w:numPr>
+          <w:ilvl w:val="0"/>
+          <w:numId w:val="6"/>
+        </w:numPr>
+      </w:pPr>
+      <w:r>
+        <w:t>Assigned label</w:t>
+      </w:r>
+    </w:p>
+    <w:p>
+      <w:pPr>
+        <w:ind w:left="360"/>
+      </w:pPr>
+      <w:r>
+        <w:pict w14:anchorId="5AE2F337">
+          <v:rect id="_x0000_i1275" style="width:0;height:1.5pt" o:hralign="center" o:hrstd="t" o:hr="t" fillcolor="#a0a0a0" stroked="f"/>
+        </w:pict>
+      </w:r>
+    </w:p>
+    <w:p>
+      <w:pPr>
+        <w:ind w:left="360"/>
+        <w:rPr>
+          <w:b/>
+          <w:bCs/>
+        </w:rPr>
+      </w:pPr>
+      <w:r>
+        <w:rPr>
+          <w:rFonts w:ascii="Segoe UI Emoji" w:hAnsi="Segoe UI Emoji" w:cs="Segoe UI Emoji"/>
+          <w:b/>
+          <w:bCs/>
+        </w:rPr>
+        <w:t>✅</w:t>
+      </w:r>
+      <w:r>
+        <w:rPr>
+          <w:b/>
+          <w:bCs/>
+        </w:rPr>
+        <w:t xml:space="preserve"> STEP 8.2: BOARD ACTIVITY</w:t>
+      </w:r>
+    </w:p>
+    <w:p>
+      <w:pPr>
+        <w:ind w:left="360"/>
+      </w:pPr>
+      <w:r>
+        <w:t>GET /activity/board/1</w:t>
+      </w:r>
+    </w:p>
+    <w:p>
+      <w:pPr>
+        <w:ind w:left="360"/>
+      </w:pPr>
+      <w:r>
+        <w:t xml:space="preserve">You should see a </w:t>
+      </w:r>
+      <w:r>
+        <w:rPr>
+          <w:b/>
+          <w:bCs/>
+        </w:rPr>
+        <w:t>full board timeline</w:t>
+      </w:r>
+    </w:p>
+    <w:p>
+      <w:pPr>
+        <w:ind w:left="360"/>
+      </w:pPr>
+      <w:r>
+        <w:pict w14:anchorId="4F9978F8">
+          <v:rect id="_x0000_i1276" style="width:0;height:1.5pt" o:hralign="center" o:hrstd="t" o:hr="t" fillcolor="#a0a0a0" stroked="f"/>
+        </w:pict>
+      </w:r>
+    </w:p>
+    <w:p>
+      <w:pPr>
+        <w:ind w:left="360"/>
+        <w:rPr>
+          <w:b/>
+          <w:bCs/>
+        </w:rPr>
+      </w:pPr>
+      <w:r>
+        <w:rPr>
+          <w:rFonts w:ascii="Segoe UI Emoji" w:hAnsi="Segoe UI Emoji" w:cs="Segoe UI Emoji"/>
+          <w:b/>
+          <w:bCs/>
+        </w:rPr>
+        <w:t>✅</w:t>
+      </w:r>
+      <w:r>
+        <w:rPr>
+          <w:b/>
+          <w:bCs/>
+        </w:rPr>
+        <w:t xml:space="preserve"> FINAL CHECKLIST </w:t>
+      </w:r>
+      <w:r>
+        <w:rPr>
+          <w:rFonts w:ascii="Segoe UI Emoji" w:hAnsi="Segoe UI Emoji" w:cs="Segoe UI Emoji"/>
+          <w:b/>
+          <w:bCs/>
+        </w:rPr>
+        <w:t>✅</w:t>
+      </w:r>
+    </w:p>
+    <w:p>
+      <w:pPr>
+        <w:ind w:left="360"/>
+      </w:pPr>
+      <w:r>
+        <w:rPr>
+          <w:rFonts w:ascii="Segoe UI Symbol" w:hAnsi="Segoe UI Symbol" w:cs="Segoe UI Symbol"/>
+        </w:rPr>
+        <w:t>✔</w:t>
+      </w:r>
+      <w:r>
+        <w:t xml:space="preserve"> Login works</w:t>
+      </w:r>
+      <w:r>
+        <w:br/>
+      </w:r>
+      <w:r>
+        <w:rPr>
+          <w:rFonts w:ascii="Segoe UI Symbol" w:hAnsi="Segoe UI Symbol" w:cs="Segoe UI Symbol"/>
+        </w:rPr>
+        <w:t>✔</w:t>
+      </w:r>
+      <w:r>
+        <w:t xml:space="preserve"> Authorization works</w:t>
+      </w:r>
+      <w:r>
+        <w:br/>
+      </w:r>
+      <w:r>
+        <w:rPr>
+          <w:rFonts w:ascii="Segoe UI Symbol" w:hAnsi="Segoe UI Symbol" w:cs="Segoe UI Symbol"/>
+        </w:rPr>
+        <w:t>✔</w:t>
+      </w:r>
+      <w:r>
+        <w:t xml:space="preserve"> Board </w:t>
+      </w:r>
+      <w:r>
+        <w:rPr>
+          <w:rFonts w:ascii="Aptos" w:hAnsi="Aptos" w:cs="Aptos"/>
+        </w:rPr>
+        <w:t>→</w:t>
+      </w:r>
+      <w:r>
+        <w:t xml:space="preserve"> List </w:t>
+      </w:r>
+      <w:r>
+        <w:rPr>
+          <w:rFonts w:ascii="Aptos" w:hAnsi="Aptos" w:cs="Aptos"/>
+        </w:rPr>
+        <w:t>→</w:t>
+      </w:r>
+      <w:r>
+        <w:t xml:space="preserve"> Card </w:t>
+      </w:r>
+      <w:r>
+        <w:rPr>
+          <w:rFonts w:ascii="Aptos" w:hAnsi="Aptos" w:cs="Aptos"/>
+        </w:rPr>
+        <w:t>→</w:t>
+      </w:r>
+      <w:r>
+        <w:t xml:space="preserve"> Comment </w:t>
+      </w:r>
+      <w:r>
+        <w:rPr>
+          <w:rFonts w:ascii="Aptos" w:hAnsi="Aptos" w:cs="Aptos"/>
+        </w:rPr>
+        <w:t>→</w:t>
+      </w:r>
+      <w:r>
+        <w:t xml:space="preserve"> Label</w:t>
+      </w:r>
+      <w:r>
+        <w:br/>
+      </w:r>
+      <w:r>
+        <w:rPr>
+          <w:rFonts w:ascii="Segoe UI Symbol" w:hAnsi="Segoe UI Symbol" w:cs="Segoe UI Symbol"/>
+        </w:rPr>
+        <w:t>✔</w:t>
+      </w:r>
+      <w:r>
+        <w:t xml:space="preserve"> Activity logs auto</w:t>
+      </w:r>
+      <w:r>
+        <w:noBreakHyphen/>
+        <w:t>generated</w:t>
+      </w:r>
+      <w:r>
+        <w:br/>
+      </w:r>
+      <w:r>
+        <w:rPr>
+          <w:rFonts w:ascii="Segoe UI Symbol" w:hAnsi="Segoe UI Symbol" w:cs="Segoe UI Symbol"/>
+        </w:rPr>
+        <w:t>✔</w:t>
+      </w:r>
+      <w:r>
+        <w:t xml:space="preserve"> Permissions enforced</w:t>
+      </w:r>
+    </w:p>
+    <w:p>
+      <w:pPr>
+        <w:ind w:left="360"/>
+      </w:pPr>
+      <w:r>
+        <w:pict w14:anchorId="4DC2A2D3">
+          <v:rect id="_x0000_i1277" style="width:0;height:1.5pt" o:hralign="center" o:hrstd="t" o:hr="t" fillcolor="#a0a0a0" stroked="f"/>
+        </w:pict>
+      </w:r>
+    </w:p>
+    <w:p>
+      <w:pPr>
+        <w:ind w:left="360"/>
+        <w:rPr>
+          <w:b/>
+          <w:bCs/>
+        </w:rPr>
+      </w:pPr>
+      <w:r>
+        <w:rPr>
+          <w:rFonts w:ascii="Segoe UI Emoji" w:hAnsi="Segoe UI Emoji" w:cs="Segoe UI Emoji"/>
+          <w:b/>
+          <w:bCs/>
+        </w:rPr>
+        <w:t>✅</w:t>
+      </w:r>
+      <w:r>
+        <w:rPr>
+          <w:b/>
+          <w:bCs/>
+        </w:rPr>
+        <w:t xml:space="preserve"> COMMON FAILURES (AND FIX)</w:t>
+      </w:r>
+    </w:p>
+    <w:tbl>
+      <w:tblPr>
+        <w:tblW w:w="0" w:type="auto"/>
+        <w:tblCellSpacing w:w="15" w:type="dxa"/>
+        <w:tblCellMar>
+          <w:top w:w="15" w:type="dxa"/>
+          <w:left w:w="15" w:type="dxa"/>
+          <w:bottom w:w="15" w:type="dxa"/>
+          <w:right w:w="15" w:type="dxa"/>
+        </w:tblCellMar>
+        <w:tblLook w:val="04A0" w:firstRow="1" w:lastRow="0" w:firstColumn="1" w:lastColumn="0" w:noHBand="0" w:noVBand="1"/>
+      </w:tblPr>
+      <w:tblGrid>
+        <w:gridCol w:w="3129"/>
+        <w:gridCol w:w="2369"/>
+      </w:tblGrid>
+      <w:tr>
+        <w:trPr>
+          <w:tblHeader/>
+          <w:tblCellSpacing w:w="15" w:type="dxa"/>
+        </w:trPr>
+        <w:tc>
+          <w:tcPr>
+            <w:tcW w:w="0" w:type="auto"/>
+            <w:tcBorders>
+              <w:top w:val="single" w:sz="6" w:space="0" w:color="E6E6E6"/>
+              <w:left w:val="single" w:sz="6" w:space="0" w:color="E6E6E6"/>
+              <w:bottom w:val="single" w:sz="6" w:space="0" w:color="E6E6E6"/>
+              <w:right w:val="single" w:sz="6" w:space="0" w:color="E6E6E6"/>
+            </w:tcBorders>
+            <w:shd w:val="clear" w:color="auto" w:fill="F5F5F5"/>
+            <w:vAlign w:val="center"/>
+            <w:hideMark/>
+          </w:tcPr>
+          <w:p>
+            <w:pPr>
+              <w:ind w:left="360"/>
+              <w:rPr>
+                <w:b/>
+                <w:bCs/>
+              </w:rPr>
+            </w:pPr>
+            <w:r>
+              <w:rPr>
+                <w:b/>
+                <w:bCs/>
+              </w:rPr>
+              <w:t>Problem</w:t>
+            </w:r>
+          </w:p>
+        </w:tc>
+        <w:tc>
+          <w:tcPr>
+            <w:tcW w:w="0" w:type="auto"/>
+            <w:tcBorders>
+              <w:top w:val="single" w:sz="6" w:space="0" w:color="E6E6E6"/>
+              <w:left w:val="single" w:sz="6" w:space="0" w:color="E6E6E6"/>
+              <w:bottom w:val="single" w:sz="6" w:space="0" w:color="E6E6E6"/>
+              <w:right w:val="single" w:sz="6" w:space="0" w:color="E6E6E6"/>
+            </w:tcBorders>
+            <w:shd w:val="clear" w:color="auto" w:fill="F5F5F5"/>
+            <w:vAlign w:val="center"/>
+            <w:hideMark/>
+          </w:tcPr>
+          <w:p>
+            <w:pPr>
+              <w:ind w:left="360"/>
+              <w:rPr>
+                <w:b/>
+                <w:bCs/>
+              </w:rPr>
+            </w:pPr>
+            <w:r>
+              <w:rPr>
+                <w:b/>
+                <w:bCs/>
+              </w:rPr>
+              <w:t>Fix</w:t>
+            </w:r>
+          </w:p>
+        </w:tc>
+      </w:tr>
+      <w:tr>
+        <w:trPr>
+          <w:tblCellSpacing w:w="15" w:type="dxa"/>
+        </w:trPr>
+        <w:tc>
+          <w:tcPr>
+            <w:tcW w:w="0" w:type="auto"/>
+            <w:tcBorders>
+              <w:top w:val="single" w:sz="6" w:space="0" w:color="E6E6E6"/>
+              <w:left w:val="single" w:sz="6" w:space="0" w:color="E6E6E6"/>
+              <w:bottom w:val="single" w:sz="6" w:space="0" w:color="E6E6E6"/>
+              <w:right w:val="single" w:sz="6" w:space="0" w:color="E6E6E6"/>
+            </w:tcBorders>
+            <w:vAlign w:val="center"/>
+            <w:hideMark/>
+          </w:tcPr>
+          <w:p>
+            <w:pPr>
+              <w:ind w:left="360"/>
+            </w:pPr>
+            <w:r>
+              <w:t>401 Unauthorized</w:t>
+            </w:r>
+          </w:p>
+        </w:tc>
+        <w:tc>
+          <w:tcPr>
+            <w:tcW w:w="0" w:type="auto"/>
+            <w:tcBorders>
+              <w:top w:val="single" w:sz="6" w:space="0" w:color="E6E6E6"/>
+              <w:left w:val="single" w:sz="6" w:space="0" w:color="E6E6E6"/>
+              <w:bottom w:val="single" w:sz="6" w:space="0" w:color="E6E6E6"/>
+              <w:right w:val="single" w:sz="6" w:space="0" w:color="E6E6E6"/>
+            </w:tcBorders>
+            <w:vAlign w:val="center"/>
+            <w:hideMark/>
+          </w:tcPr>
+          <w:p>
+            <w:pPr>
+              <w:ind w:left="360"/>
+            </w:pPr>
+            <w:r>
+              <w:t>Forgot Authorize</w:t>
+            </w:r>
+          </w:p>
+        </w:tc>
+      </w:tr>
+      <w:tr>
+        <w:trPr>
+          <w:tblCellSpacing w:w="15" w:type="dxa"/>
+        </w:trPr>
+        <w:tc>
+          <w:tcPr>
+            <w:tcW w:w="0" w:type="auto"/>
+            <w:tcBorders>
+              <w:top w:val="single" w:sz="6" w:space="0" w:color="E6E6E6"/>
+              <w:left w:val="single" w:sz="6" w:space="0" w:color="E6E6E6"/>
+              <w:bottom w:val="single" w:sz="6" w:space="0" w:color="E6E6E6"/>
+              <w:right w:val="single" w:sz="6" w:space="0" w:color="E6E6E6"/>
+            </w:tcBorders>
+            <w:vAlign w:val="center"/>
+            <w:hideMark/>
+          </w:tcPr>
+          <w:p>
+            <w:pPr>
+              <w:ind w:left="360"/>
+            </w:pPr>
+            <w:r>
+              <w:t>Empty lists</w:t>
+            </w:r>
+          </w:p>
+        </w:tc>
+        <w:tc>
+          <w:tcPr>
+            <w:tcW w:w="0" w:type="auto"/>
+            <w:tcBorders>
+              <w:top w:val="single" w:sz="6" w:space="0" w:color="E6E6E6"/>
+              <w:left w:val="single" w:sz="6" w:space="0" w:color="E6E6E6"/>
+              <w:bottom w:val="single" w:sz="6" w:space="0" w:color="E6E6E6"/>
+              <w:right w:val="single" w:sz="6" w:space="0" w:color="E6E6E6"/>
+            </w:tcBorders>
+            <w:vAlign w:val="center"/>
+            <w:hideMark/>
+          </w:tcPr>
+          <w:p>
+            <w:pPr>
+              <w:ind w:left="360"/>
+            </w:pPr>
+            <w:r>
+              <w:t>Wrong board_id</w:t>
+            </w:r>
+          </w:p>
+        </w:tc>
+      </w:tr>
+      <w:tr>
+        <w:trPr>
+          <w:tblCellSpacing w:w="15" w:type="dxa"/>
+        </w:trPr>
+        <w:tc>
+          <w:tcPr>
+            <w:tcW w:w="0" w:type="auto"/>
+            <w:tcBorders>
+              <w:top w:val="single" w:sz="6" w:space="0" w:color="E6E6E6"/>
+              <w:left w:val="single" w:sz="6" w:space="0" w:color="E6E6E6"/>
+              <w:bottom w:val="single" w:sz="6" w:space="0" w:color="E6E6E6"/>
+              <w:right w:val="single" w:sz="6" w:space="0" w:color="E6E6E6"/>
+            </w:tcBorders>
+            <w:vAlign w:val="center"/>
+            <w:hideMark/>
+          </w:tcPr>
+          <w:p>
+            <w:pPr>
+              <w:ind w:left="360"/>
+            </w:pPr>
+            <w:r>
+              <w:t>Cannot create child entity</w:t>
+            </w:r>
+          </w:p>
+        </w:tc>
+        <w:tc>
+          <w:tcPr>
+            <w:tcW w:w="0" w:type="auto"/>
+            <w:tcBorders>
+              <w:top w:val="single" w:sz="6" w:space="0" w:color="E6E6E6"/>
+              <w:left w:val="single" w:sz="6" w:space="0" w:color="E6E6E6"/>
+              <w:bottom w:val="single" w:sz="6" w:space="0" w:color="E6E6E6"/>
+              <w:right w:val="single" w:sz="6" w:space="0" w:color="E6E6E6"/>
+            </w:tcBorders>
+            <w:vAlign w:val="center"/>
+            <w:hideMark/>
+          </w:tcPr>
+          <w:p>
+            <w:pPr>
+              <w:ind w:left="360"/>
+            </w:pPr>
+            <w:r>
+              <w:t>Parent not created</w:t>
+            </w:r>
+          </w:p>
+        </w:tc>
+      </w:tr>
+      <w:tr>
+        <w:trPr>
+          <w:tblCellSpacing w:w="15" w:type="dxa"/>
+        </w:trPr>
+        <w:tc>
+          <w:tcPr>
+            <w:tcW w:w="0" w:type="auto"/>
+            <w:tcBorders>
+              <w:top w:val="single" w:sz="6" w:space="0" w:color="E6E6E6"/>
+              <w:left w:val="single" w:sz="6" w:space="0" w:color="E6E6E6"/>
+              <w:bottom w:val="single" w:sz="6" w:space="0" w:color="E6E6E6"/>
+              <w:right w:val="single" w:sz="6" w:space="0" w:color="E6E6E6"/>
+            </w:tcBorders>
+            <w:vAlign w:val="center"/>
+            <w:hideMark/>
+          </w:tcPr>
+          <w:p>
+            <w:pPr>
+              <w:ind w:left="360"/>
+            </w:pPr>
+            <w:r>
+              <w:t>Activity empty</w:t>
+            </w:r>
+          </w:p>
+        </w:tc>
+        <w:tc>
+          <w:tcPr>
+            <w:tcW w:w="0" w:type="auto"/>
+            <w:tcBorders>
+              <w:top w:val="single" w:sz="6" w:space="0" w:color="E6E6E6"/>
+              <w:left w:val="single" w:sz="6" w:space="0" w:color="E6E6E6"/>
+              <w:bottom w:val="single" w:sz="6" w:space="0" w:color="E6E6E6"/>
+              <w:right w:val="single" w:sz="6" w:space="0" w:color="E6E6E6"/>
+            </w:tcBorders>
+            <w:vAlign w:val="center"/>
+            <w:hideMark/>
+          </w:tcPr>
+          <w:p>
+            <w:pPr>
+              <w:ind w:left="360"/>
+            </w:pPr>
+            <w:r>
+              <w:t>Wrong card_id</w:t>
+            </w:r>
+          </w:p>
+        </w:tc>
+      </w:tr>
+    </w:tbl>
+    <w:p>
+      <w:pPr>
+        <w:ind w:left="360"/>
+      </w:pPr>
+      <w:r>
+        <w:pict w14:anchorId="3EED6599">
+          <v:rect id="_x0000_i1278" style="width:0;height:1.5pt" o:hralign="center" o:hrstd="t" o:hr="t" fillcolor="#a0a0a0" stroked="f"/>
+        </w:pict>
+      </w:r>
+    </w:p>
+    <w:p>
+      <w:pPr>
+        <w:ind w:left="360"/>
+        <w:rPr>
+          <w:b/>
+          <w:bCs/>
+        </w:rPr>
+      </w:pPr>
+      <w:r>
+        <w:rPr>
+          <w:rFonts w:ascii="Segoe UI Emoji" w:hAnsi="Segoe UI Emoji" w:cs="Segoe UI Emoji"/>
+          <w:b/>
+          <w:bCs/>
+        </w:rPr>
+        <w:t>🎯</w:t>
+      </w:r>
+      <w:r>
+        <w:rPr>
+          <w:b/>
+          <w:bCs/>
+        </w:rPr>
+        <w:t xml:space="preserve"> You are now FULLY testing backend like a developer</w:t>
+      </w:r>
+    </w:p>
+    <w:p>
+      <w:pPr>
+        <w:ind w:left="360"/>
+      </w:pPr>
+      <w:r>
+        <w:t>If you want next, I can:</w:t>
+      </w:r>
+    </w:p>
+    <w:p>
+      <w:pPr>
+        <w:numPr>
+          <w:ilvl w:val="0"/>
+          <w:numId w:val="7"/>
+        </w:numPr>
+      </w:pPr>
+      <w:r>
+        <w:rPr>
+          <w:rFonts w:ascii="Segoe UI Emoji" w:hAnsi="Segoe UI Emoji" w:cs="Segoe UI Emoji"/>
+        </w:rPr>
+        <w:t>✅</w:t>
+      </w:r>
+      <w:r>
+        <w:t xml:space="preserve"> Create a </w:t>
+      </w:r>
+      <w:r>
+        <w:rPr>
+          <w:b/>
+          <w:bCs/>
+        </w:rPr>
+        <w:t>Postman collection</w:t>
+      </w:r>
+    </w:p>
+    <w:p>
+      <w:pPr>
+        <w:numPr>
+          <w:ilvl w:val="0"/>
+          <w:numId w:val="7"/>
+        </w:numPr>
+      </w:pPr>
+      <w:r>
+        <w:rPr>
+          <w:rFonts w:ascii="Segoe UI Emoji" w:hAnsi="Segoe UI Emoji" w:cs="Segoe UI Emoji"/>
+        </w:rPr>
+        <w:t>✅</w:t>
+      </w:r>
+      <w:r>
+        <w:t xml:space="preserve"> Draw a </w:t>
+      </w:r>
+      <w:r>
+        <w:rPr>
+          <w:b/>
+          <w:bCs/>
+        </w:rPr>
+        <w:t>full API flow diagram</w:t>
+      </w:r>
+    </w:p>
+    <w:p>
+      <w:pPr>
+        <w:numPr>
+          <w:ilvl w:val="0"/>
+          <w:numId w:val="7"/>
+        </w:numPr>
+      </w:pPr>
+      <w:r>
+        <w:rPr>
+          <w:rFonts w:ascii="Segoe UI Emoji" w:hAnsi="Segoe UI Emoji" w:cs="Segoe UI Emoji"/>
+        </w:rPr>
+        <w:t>✅</w:t>
+      </w:r>
+      <w:r>
+        <w:t xml:space="preserve"> Help you prepare </w:t>
+      </w:r>
+      <w:r>
+        <w:rPr>
+          <w:b/>
+          <w:bCs/>
+        </w:rPr>
+        <w:t>project explanation for interviews</w:t>
+      </w:r>
+    </w:p>
+    <w:p>
+      <w:pPr>
+        <w:numPr>
+          <w:ilvl w:val="0"/>
+          <w:numId w:val="7"/>
+        </w:numPr>
+      </w:pPr>
+      <w:r>
+        <w:rPr>
+          <w:rFonts w:ascii="Segoe UI Emoji" w:hAnsi="Segoe UI Emoji" w:cs="Segoe UI Emoji"/>
+        </w:rPr>
+        <w:t>✅</w:t>
+      </w:r>
+      <w:r>
+        <w:t xml:space="preserve"> Help connect frontend later</w:t>
+      </w:r>
+    </w:p>
+    <w:p>
+      <w:pPr>
+        <w:ind w:left="360"/>
+      </w:pPr>
+      <w:r>
+        <w:lastRenderedPageBreak/>
+        <w:t xml:space="preserve">Just tell me </w:t>
+      </w:r>
+      <w:r>
+        <w:rPr>
+          <w:rFonts w:ascii="Segoe UI Emoji" w:hAnsi="Segoe UI Emoji" w:cs="Segoe UI Emoji"/>
+        </w:rPr>
+        <w:t>💡</w:t>
+      </w:r>
+    </w:p>
+    <w:p>
+      <w:pPr>
+        <w:ind w:left="360"/>
+      </w:pPr>
+    </w:p>
+    <w:p>
+      <w:pPr>
+        <w:ind w:left="360"/>
+      </w:pPr>
+      <w:r>
+        <w:t xml:space="preserve">Absolutely </w:t>
+      </w:r>
+      <w:r>
+        <w:rPr>
+          <w:rFonts w:ascii="Segoe UI Emoji" w:hAnsi="Segoe UI Emoji" w:cs="Segoe UI Emoji"/>
+        </w:rPr>
+        <w:t>👍</w:t>
+      </w:r>
+      <w:r>
+        <w:br/>
+        <w:t xml:space="preserve">Here is a </w:t>
+      </w:r>
+      <w:r>
+        <w:rPr>
+          <w:b/>
+          <w:bCs/>
+        </w:rPr>
+        <w:t>clean, precise, copy</w:t>
+      </w:r>
+      <w:r>
+        <w:rPr>
+          <w:b/>
+          <w:bCs/>
+        </w:rPr>
+        <w:noBreakHyphen/>
+        <w:t>paste friendly guide</w:t>
+      </w:r>
+      <w:r>
+        <w:t xml:space="preserve"> to test the backend </w:t>
+      </w:r>
+      <w:r>
+        <w:rPr>
+          <w:b/>
+          <w:bCs/>
+        </w:rPr>
+        <w:t>from scratch</w:t>
+      </w:r>
+      <w:r>
+        <w:t>, assuming:</w:t>
+      </w:r>
+    </w:p>
+    <w:p>
+      <w:pPr>
+        <w:ind w:left="360"/>
+      </w:pPr>
+      <w:r>
+        <w:rPr>
+          <w:rFonts w:ascii="Segoe UI Emoji" w:hAnsi="Segoe UI Emoji" w:cs="Segoe UI Emoji"/>
+        </w:rPr>
+        <w:t>✅</w:t>
+      </w:r>
+      <w:r>
+        <w:t xml:space="preserve"> You are </w:t>
+      </w:r>
+      <w:r>
+        <w:rPr>
+          <w:b/>
+          <w:bCs/>
+        </w:rPr>
+        <w:t>already authorized (OAuth done)</w:t>
+      </w:r>
+      <w:r>
+        <w:br/>
+      </w:r>
+      <w:r>
+        <w:rPr>
+          <w:rFonts w:ascii="Segoe UI Emoji" w:hAnsi="Segoe UI Emoji" w:cs="Segoe UI Emoji"/>
+        </w:rPr>
+        <w:t>✅</w:t>
+      </w:r>
+      <w:r>
+        <w:t xml:space="preserve"> Logged</w:t>
+      </w:r>
+      <w:r>
+        <w:noBreakHyphen/>
+        <w:t xml:space="preserve">in user = </w:t>
+      </w:r>
+      <w:r>
+        <w:rPr>
+          <w:b/>
+          <w:bCs/>
+        </w:rPr>
+        <w:t>Priya (user_id = 1)</w:t>
+      </w:r>
+      <w:r>
+        <w:br/>
+      </w:r>
+      <w:r>
+        <w:rPr>
+          <w:rFonts w:ascii="Segoe UI Emoji" w:hAnsi="Segoe UI Emoji" w:cs="Segoe UI Emoji"/>
+        </w:rPr>
+        <w:t>✅</w:t>
+      </w:r>
+      <w:r>
+        <w:t xml:space="preserve"> DB is mostly empty</w:t>
+      </w:r>
+    </w:p>
+    <w:p>
+      <w:pPr>
+        <w:ind w:left="360"/>
+      </w:pPr>
+      <w:r>
+        <w:t xml:space="preserve">We’ll go </w:t>
+      </w:r>
+      <w:r>
+        <w:rPr>
+          <w:b/>
+          <w:bCs/>
+        </w:rPr>
+        <w:t>one endpoint at a time</w:t>
+      </w:r>
+      <w:r>
+        <w:t xml:space="preserve">, in the </w:t>
+      </w:r>
+      <w:r>
+        <w:rPr>
+          <w:b/>
+          <w:bCs/>
+        </w:rPr>
+        <w:t>correct order</w:t>
+      </w:r>
+      <w:r>
+        <w:t xml:space="preserve">, with </w:t>
+      </w:r>
+      <w:r>
+        <w:rPr>
+          <w:b/>
+          <w:bCs/>
+        </w:rPr>
+        <w:t>exact values</w:t>
+      </w:r>
+      <w:r>
+        <w:t>.</w:t>
+      </w:r>
+    </w:p>
+    <w:p>
+      <w:pPr>
+        <w:ind w:left="360"/>
+      </w:pPr>
+      <w:r>
+        <w:pict w14:anchorId="23141AD3">
+          <v:rect id="_x0000_i1079" style="width:0;height:1.5pt" o:hralign="center" o:hrstd="t" o:hr="t" fillcolor="#a0a0a0" stroked="f"/>
+        </w:pict>
+      </w:r>
+    </w:p>
+    <w:p>
+      <w:pPr>
+        <w:ind w:left="360"/>
+        <w:rPr>
+          <w:b/>
+          <w:bCs/>
+        </w:rPr>
+      </w:pPr>
+      <w:r>
+        <w:rPr>
+          <w:rFonts w:ascii="Segoe UI Emoji" w:hAnsi="Segoe UI Emoji" w:cs="Segoe UI Emoji"/>
+          <w:b/>
+          <w:bCs/>
+        </w:rPr>
+        <w:t>✅</w:t>
+      </w:r>
+      <w:r>
+        <w:rPr>
+          <w:b/>
+          <w:bCs/>
+        </w:rPr>
+        <w:t xml:space="preserve"> 1️</w:t>
+      </w:r>
+      <w:r>
+        <w:rPr>
+          <w:rFonts w:ascii="Segoe UI Symbol" w:hAnsi="Segoe UI Symbol" w:cs="Segoe UI Symbol"/>
+          <w:b/>
+          <w:bCs/>
+        </w:rPr>
+        <w:t>⃣</w:t>
+      </w:r>
+      <w:r>
+        <w:rPr>
+          <w:b/>
+          <w:bCs/>
+        </w:rPr>
+        <w:t xml:space="preserve"> POST /boards — Create a Board</w:t>
+      </w:r>
+    </w:p>
+    <w:p>
+      <w:pPr>
+        <w:ind w:left="360"/>
+        <w:rPr>
+          <w:b/>
+          <w:bCs/>
+        </w:rPr>
+      </w:pPr>
+      <w:r>
+        <w:rPr>
+          <w:b/>
+          <w:bCs/>
+        </w:rPr>
+        <w:t>Request body</w:t>
+      </w:r>
+    </w:p>
+    <w:p>
+      <w:pPr>
+        <w:ind w:left="360"/>
+      </w:pPr>
+      <w:r>
+        <w:t>{</w:t>
+      </w:r>
+    </w:p>
+    <w:p>
+      <w:pPr>
+        <w:ind w:left="360"/>
+      </w:pPr>
+      <w:r>
+        <w:t>  "title": "Priya Dashboard",</w:t>
+      </w:r>
+    </w:p>
+    <w:p>
+      <w:pPr>
+        <w:ind w:left="360"/>
+      </w:pPr>
+      <w:r>
+        <w:t>  "description": "My first task management board"</w:t>
+      </w:r>
+    </w:p>
+    <w:p>
+      <w:pPr>
+        <w:ind w:left="360"/>
+      </w:pPr>
+      <w:r>
+        <w:t>}</w:t>
+      </w:r>
+    </w:p>
+    <w:p>
+      <w:pPr>
+        <w:ind w:left="360"/>
+        <w:rPr>
+          <w:b/>
+          <w:bCs/>
+        </w:rPr>
+      </w:pPr>
+      <w:r>
+        <w:rPr>
+          <w:rFonts w:ascii="Segoe UI Emoji" w:hAnsi="Segoe UI Emoji" w:cs="Segoe UI Emoji"/>
+          <w:b/>
+          <w:bCs/>
+        </w:rPr>
+        <w:t>✅</w:t>
+      </w:r>
+      <w:r>
+        <w:rPr>
+          <w:b/>
+          <w:bCs/>
+        </w:rPr>
+        <w:t xml:space="preserve"> Expected result</w:t>
+      </w:r>
+    </w:p>
+    <w:p>
+      <w:pPr>
+        <w:numPr>
+          <w:ilvl w:val="0"/>
+          <w:numId w:val="2"/>
+        </w:numPr>
+      </w:pPr>
+      <w:r>
+        <w:t>Board gets created</w:t>
+      </w:r>
+    </w:p>
+    <w:p>
+      <w:pPr>
+        <w:numPr>
+          <w:ilvl w:val="0"/>
+          <w:numId w:val="2"/>
+        </w:numPr>
+      </w:pPr>
+      <w:r>
+        <w:t xml:space="preserve">You become the </w:t>
+      </w:r>
+      <w:r>
+        <w:rPr>
+          <w:b/>
+          <w:bCs/>
+        </w:rPr>
+        <w:t>owner</w:t>
+      </w:r>
+    </w:p>
+    <w:p>
+      <w:pPr>
+        <w:numPr>
+          <w:ilvl w:val="0"/>
+          <w:numId w:val="2"/>
+        </w:numPr>
+      </w:pPr>
+      <w:r>
+        <w:t xml:space="preserve">Board ID will be </w:t>
+      </w:r>
+      <w:r>
+        <w:rPr>
+          <w:b/>
+          <w:bCs/>
+        </w:rPr>
+        <w:t>1</w:t>
+      </w:r>
+      <w:r>
+        <w:t xml:space="preserve"> (most likely)</w:t>
+      </w:r>
+    </w:p>
+    <w:p>
+      <w:pPr>
+        <w:ind w:left="360"/>
+      </w:pPr>
+      <w:r>
+        <w:t>Keep note of:</w:t>
+      </w:r>
+    </w:p>
+    <w:p>
+      <w:pPr>
+        <w:ind w:left="360"/>
+      </w:pPr>
+      <w:r>
+        <w:t>board_id = 1</w:t>
+      </w:r>
+    </w:p>
+    <w:p>
+      <w:pPr>
+        <w:ind w:left="360"/>
+      </w:pPr>
+      <w:r>
+        <w:pict w14:anchorId="5555DEBA">
+          <v:rect id="_x0000_i1080" style="width:0;height:1.5pt" o:hralign="center" o:hrstd="t" o:hr="t" fillcolor="#a0a0a0" stroked="f"/>
+        </w:pict>
+      </w:r>
+    </w:p>
+    <w:p>
+      <w:pPr>
+        <w:ind w:left="360"/>
+        <w:rPr>
+          <w:b/>
+          <w:bCs/>
+        </w:rPr>
+      </w:pPr>
+      <w:r>
+        <w:rPr>
+          <w:rFonts w:ascii="Segoe UI Emoji" w:hAnsi="Segoe UI Emoji" w:cs="Segoe UI Emoji"/>
+          <w:b/>
+          <w:bCs/>
+        </w:rPr>
+        <w:t>✅</w:t>
+      </w:r>
+      <w:r>
+        <w:rPr>
+          <w:b/>
+          <w:bCs/>
+        </w:rPr>
+        <w:t xml:space="preserve"> 2️</w:t>
+      </w:r>
+      <w:r>
+        <w:rPr>
+          <w:rFonts w:ascii="Segoe UI Symbol" w:hAnsi="Segoe UI Symbol" w:cs="Segoe UI Symbol"/>
+          <w:b/>
+          <w:bCs/>
+        </w:rPr>
+        <w:t>⃣</w:t>
+      </w:r>
+      <w:r>
+        <w:rPr>
+          <w:b/>
+          <w:bCs/>
+        </w:rPr>
+        <w:t xml:space="preserve"> POST /lists — Create a List inside the Board</w:t>
+      </w:r>
+    </w:p>
+    <w:p>
+      <w:pPr>
+        <w:ind w:left="360"/>
+      </w:pPr>
+      <w:r>
+        <w:t xml:space="preserve">You need </w:t>
+      </w:r>
+      <w:r>
+        <w:rPr>
+          <w:b/>
+          <w:bCs/>
+        </w:rPr>
+        <w:t>board_id from previous step</w:t>
+      </w:r>
+      <w:r>
+        <w:t>.</w:t>
+      </w:r>
+    </w:p>
+    <w:p>
+      <w:pPr>
+        <w:ind w:left="360"/>
+        <w:rPr>
+          <w:b/>
+          <w:bCs/>
+        </w:rPr>
+      </w:pPr>
+      <w:r>
+        <w:rPr>
+          <w:b/>
+          <w:bCs/>
+        </w:rPr>
+        <w:t>Request body</w:t>
+      </w:r>
+    </w:p>
+    <w:p>
+      <w:pPr>
+        <w:ind w:left="360"/>
+      </w:pPr>
+      <w:r>
+        <w:t>{</w:t>
+      </w:r>
+    </w:p>
+    <w:p>
+      <w:pPr>
+        <w:ind w:left="360"/>
+      </w:pPr>
+      <w:r>
+        <w:t>  "title": "To Do",</w:t>
+      </w:r>
+    </w:p>
+    <w:p>
+      <w:pPr>
+        <w:ind w:left="360"/>
+      </w:pPr>
+      <w:r>
+        <w:t>  "position": 1,</w:t>
+      </w:r>
+    </w:p>
+    <w:p>
+      <w:pPr>
+        <w:ind w:left="360"/>
+      </w:pPr>
+      <w:r>
+        <w:lastRenderedPageBreak/>
+        <w:t>  "board_id": 1</w:t>
+      </w:r>
+    </w:p>
+    <w:p>
+      <w:pPr>
+        <w:ind w:left="360"/>
+      </w:pPr>
+      <w:r>
+        <w:t>}</w:t>
+      </w:r>
+    </w:p>
+    <w:p>
+      <w:pPr>
+        <w:ind w:left="360"/>
+      </w:pPr>
+      <w:r>
+        <w:rPr>
+          <w:rFonts w:ascii="Segoe UI Emoji" w:hAnsi="Segoe UI Emoji" w:cs="Segoe UI Emoji"/>
+        </w:rPr>
+        <w:t>✅</w:t>
+      </w:r>
+      <w:r>
+        <w:t xml:space="preserve"> List created</w:t>
+      </w:r>
+      <w:r>
+        <w:br/>
+        <w:t>Keep note:</w:t>
+      </w:r>
+    </w:p>
+    <w:p>
+      <w:pPr>
+        <w:ind w:left="360"/>
+      </w:pPr>
+      <w:r>
+        <w:t>list_id = 1</w:t>
+      </w:r>
+    </w:p>
+    <w:p>
+      <w:pPr>
+        <w:ind w:left="360"/>
+      </w:pPr>
+      <w:r>
+        <w:t>(Optional second list)</w:t>
+      </w:r>
+    </w:p>
+    <w:p>
+      <w:pPr>
+        <w:ind w:left="360"/>
+      </w:pPr>
+      <w:r>
+        <w:t>{</w:t>
+      </w:r>
+    </w:p>
+    <w:p>
+      <w:pPr>
+        <w:ind w:left="360"/>
+      </w:pPr>
+      <w:r>
+        <w:t>  "title": "In Progress",</w:t>
+      </w:r>
+    </w:p>
+    <w:p>
+      <w:pPr>
+        <w:ind w:left="360"/>
+      </w:pPr>
+      <w:r>
+        <w:t>  "position": 2,</w:t>
+      </w:r>
+    </w:p>
+    <w:p>
+      <w:pPr>
+        <w:ind w:left="360"/>
+      </w:pPr>
+      <w:r>
+        <w:t>  "board_id": 1</w:t>
+      </w:r>
+    </w:p>
+    <w:p>
+      <w:pPr>
+        <w:ind w:left="360"/>
+      </w:pPr>
+      <w:r>
+        <w:t>}</w:t>
+      </w:r>
+    </w:p>
+    <w:p>
+      <w:pPr>
+        <w:ind w:left="360"/>
+      </w:pPr>
+      <w:r>
+        <w:t xml:space="preserve">List ID will be </w:t>
+      </w:r>
+      <w:r>
+        <w:rPr>
+          <w:b/>
+          <w:bCs/>
+        </w:rPr>
+        <w:t>2</w:t>
+      </w:r>
+    </w:p>
+    <w:p>
+      <w:pPr>
+        <w:ind w:left="360"/>
+      </w:pPr>
+      <w:r>
+        <w:pict w14:anchorId="5A4E69C0">
+          <v:rect id="_x0000_i1081" style="width:0;height:1.5pt" o:hralign="center" o:hrstd="t" o:hr="t" fillcolor="#a0a0a0" stroked="f"/>
+        </w:pict>
+      </w:r>
+    </w:p>
+    <w:p>
+      <w:pPr>
+        <w:ind w:left="360"/>
+        <w:rPr>
+          <w:b/>
+          <w:bCs/>
+        </w:rPr>
+      </w:pPr>
+      <w:r>
+        <w:rPr>
+          <w:rFonts w:ascii="Segoe UI Emoji" w:hAnsi="Segoe UI Emoji" w:cs="Segoe UI Emoji"/>
+          <w:b/>
+          <w:bCs/>
+        </w:rPr>
+        <w:t>✅</w:t>
+      </w:r>
+      <w:r>
+        <w:rPr>
+          <w:b/>
+          <w:bCs/>
+        </w:rPr>
+        <w:t xml:space="preserve"> 3️</w:t>
+      </w:r>
+      <w:r>
+        <w:rPr>
+          <w:rFonts w:ascii="Segoe UI Symbol" w:hAnsi="Segoe UI Symbol" w:cs="Segoe UI Symbol"/>
+          <w:b/>
+          <w:bCs/>
+        </w:rPr>
+        <w:t>⃣</w:t>
+      </w:r>
+      <w:r>
+        <w:rPr>
+          <w:b/>
+          <w:bCs/>
+        </w:rPr>
+        <w:t xml:space="preserve"> POST /cards — Create a Card inside a List</w:t>
+      </w:r>
+    </w:p>
+    <w:p>
+      <w:pPr>
+        <w:ind w:left="360"/>
+      </w:pPr>
+      <w:r>
+        <w:t xml:space="preserve">You need </w:t>
+      </w:r>
+      <w:r>
+        <w:rPr>
+          <w:b/>
+          <w:bCs/>
+        </w:rPr>
+        <w:t>list_id</w:t>
+      </w:r>
+      <w:r>
+        <w:t>.</w:t>
+      </w:r>
+    </w:p>
+    <w:p>
+      <w:pPr>
+        <w:ind w:left="360"/>
+        <w:rPr>
+          <w:b/>
+          <w:bCs/>
+        </w:rPr>
+      </w:pPr>
+      <w:r>
+        <w:rPr>
+          <w:b/>
+          <w:bCs/>
+        </w:rPr>
+        <w:t>Request body</w:t>
+      </w:r>
+    </w:p>
+    <w:p>
+      <w:pPr>
+        <w:ind w:left="360"/>
+      </w:pPr>
+      <w:r>
+        <w:t>{</w:t>
+      </w:r>
+    </w:p>
+    <w:p>
+      <w:pPr>
+        <w:ind w:left="360"/>
+      </w:pPr>
+      <w:r>
+        <w:t>  "title": "Setup backend project",</w:t>
+      </w:r>
+    </w:p>
+    <w:p>
+      <w:pPr>
+        <w:ind w:left="360"/>
+      </w:pPr>
+      <w:r>
+        <w:t>  "description": "Initialize FastAPI project structure",</w:t>
+      </w:r>
+    </w:p>
+    <w:p>
+      <w:pPr>
+        <w:ind w:left="360"/>
+      </w:pPr>
+      <w:r>
+        <w:t>  "position": 1,</w:t>
+      </w:r>
+    </w:p>
+    <w:p>
+      <w:pPr>
+        <w:ind w:left="360"/>
+      </w:pPr>
+      <w:r>
+        <w:t>  "list_id": 1</w:t>
+      </w:r>
+    </w:p>
+    <w:p>
+      <w:pPr>
+        <w:ind w:left="360"/>
+      </w:pPr>
+      <w:r>
+        <w:t>}</w:t>
+      </w:r>
+    </w:p>
+    <w:p>
+      <w:pPr>
+        <w:ind w:left="360"/>
+      </w:pPr>
+      <w:r>
+        <w:rPr>
+          <w:rFonts w:ascii="Segoe UI Emoji" w:hAnsi="Segoe UI Emoji" w:cs="Segoe UI Emoji"/>
+        </w:rPr>
+        <w:t>✅</w:t>
+      </w:r>
+      <w:r>
+        <w:t xml:space="preserve"> Card created</w:t>
+      </w:r>
+      <w:r>
+        <w:br/>
+        <w:t>Keep note:</w:t>
+      </w:r>
+    </w:p>
+    <w:p>
+      <w:pPr>
+        <w:ind w:left="360"/>
+      </w:pPr>
+      <w:r>
+        <w:t>card_id = 1</w:t>
+      </w:r>
+    </w:p>
+    <w:p>
+      <w:pPr>
+        <w:ind w:left="360"/>
+      </w:pPr>
+      <w:r>
+        <w:pict w14:anchorId="0D3BBEF9">
+          <v:rect id="_x0000_i1082" style="width:0;height:1.5pt" o:hralign="center" o:hrstd="t" o:hr="t" fillcolor="#a0a0a0" stroked="f"/>
+        </w:pict>
+      </w:r>
+    </w:p>
+    <w:p>
+      <w:pPr>
+        <w:ind w:left="360"/>
+        <w:rPr>
+          <w:b/>
+          <w:bCs/>
+        </w:rPr>
+      </w:pPr>
+      <w:r>
+        <w:rPr>
+          <w:rFonts w:ascii="Segoe UI Emoji" w:hAnsi="Segoe UI Emoji" w:cs="Segoe UI Emoji"/>
+          <w:b/>
+          <w:bCs/>
+        </w:rPr>
+        <w:t>✅</w:t>
+      </w:r>
+      <w:r>
+        <w:rPr>
+          <w:b/>
+          <w:bCs/>
+        </w:rPr>
+        <w:t xml:space="preserve"> 4️</w:t>
+      </w:r>
+      <w:r>
+        <w:rPr>
+          <w:rFonts w:ascii="Segoe UI Symbol" w:hAnsi="Segoe UI Symbol" w:cs="Segoe UI Symbol"/>
+          <w:b/>
+          <w:bCs/>
+        </w:rPr>
+        <w:t>⃣</w:t>
+      </w:r>
+      <w:r>
+        <w:rPr>
+          <w:b/>
+          <w:bCs/>
+        </w:rPr>
+        <w:t xml:space="preserve"> POST /comments — Add a Comment to the Card</w:t>
+      </w:r>
+    </w:p>
+    <w:p>
+      <w:pPr>
+        <w:ind w:left="360"/>
+      </w:pPr>
+      <w:r>
+        <w:t xml:space="preserve">You need </w:t>
+      </w:r>
+      <w:r>
+        <w:rPr>
+          <w:b/>
+          <w:bCs/>
+        </w:rPr>
+        <w:t>card_id</w:t>
+      </w:r>
+      <w:r>
+        <w:t>.</w:t>
+      </w:r>
+    </w:p>
+    <w:p>
+      <w:pPr>
+        <w:ind w:left="360"/>
+        <w:rPr>
+          <w:b/>
+          <w:bCs/>
+        </w:rPr>
+      </w:pPr>
+      <w:r>
+        <w:rPr>
+          <w:b/>
+          <w:bCs/>
+        </w:rPr>
+        <w:lastRenderedPageBreak/>
+        <w:t>Request body</w:t>
+      </w:r>
+    </w:p>
+    <w:p>
+      <w:pPr>
+        <w:ind w:left="360"/>
+      </w:pPr>
+      <w:r>
+        <w:t>{</w:t>
+      </w:r>
+    </w:p>
+    <w:p>
+      <w:pPr>
+        <w:ind w:left="360"/>
+      </w:pPr>
+      <w:r>
+        <w:t>  "content": "Backend setup started",</w:t>
+      </w:r>
+    </w:p>
+    <w:p>
+      <w:pPr>
+        <w:ind w:left="360"/>
+      </w:pPr>
+      <w:r>
+        <w:t>  "card_id": 1</w:t>
+      </w:r>
+    </w:p>
+    <w:p>
+      <w:pPr>
+        <w:ind w:left="360"/>
+      </w:pPr>
+      <w:r>
+        <w:t>}</w:t>
+      </w:r>
+    </w:p>
+    <w:p>
+      <w:pPr>
+        <w:ind w:left="360"/>
+      </w:pPr>
+      <w:r>
+        <w:rPr>
+          <w:rFonts w:ascii="Segoe UI Emoji" w:hAnsi="Segoe UI Emoji" w:cs="Segoe UI Emoji"/>
+        </w:rPr>
+        <w:t>✅</w:t>
+      </w:r>
+      <w:r>
+        <w:t xml:space="preserve"> Comment added</w:t>
+      </w:r>
+      <w:r>
+        <w:br/>
+      </w:r>
+      <w:r>
+        <w:rPr>
+          <w:rFonts w:ascii="Segoe UI Emoji" w:hAnsi="Segoe UI Emoji" w:cs="Segoe UI Emoji"/>
+        </w:rPr>
+        <w:t>✅</w:t>
+      </w:r>
+      <w:r>
+        <w:t xml:space="preserve"> Activity log automatically created</w:t>
+      </w:r>
+    </w:p>
+    <w:p>
+      <w:pPr>
+        <w:ind w:left="360"/>
+      </w:pPr>
+      <w:r>
+        <w:pict w14:anchorId="481A103A">
+          <v:rect id="_x0000_i1083" style="width:0;height:1.5pt" o:hralign="center" o:hrstd="t" o:hr="t" fillcolor="#a0a0a0" stroked="f"/>
+        </w:pict>
+      </w:r>
+    </w:p>
+    <w:p>
+      <w:pPr>
+        <w:ind w:left="360"/>
+        <w:rPr>
+          <w:b/>
+          <w:bCs/>
+        </w:rPr>
+      </w:pPr>
+      <w:r>
+        <w:rPr>
+          <w:rFonts w:ascii="Segoe UI Emoji" w:hAnsi="Segoe UI Emoji" w:cs="Segoe UI Emoji"/>
+          <w:b/>
+          <w:bCs/>
+        </w:rPr>
+        <w:t>✅</w:t>
+      </w:r>
+      <w:r>
+        <w:rPr>
+          <w:b/>
+          <w:bCs/>
+        </w:rPr>
+        <w:t xml:space="preserve"> 5️</w:t>
+      </w:r>
+      <w:r>
+        <w:rPr>
+          <w:rFonts w:ascii="Segoe UI Symbol" w:hAnsi="Segoe UI Symbol" w:cs="Segoe UI Symbol"/>
+          <w:b/>
+          <w:bCs/>
+        </w:rPr>
+        <w:t>⃣</w:t>
+      </w:r>
+      <w:r>
+        <w:rPr>
+          <w:b/>
+          <w:bCs/>
+        </w:rPr>
+        <w:t xml:space="preserve"> GET /activity/board/{id} — View Board Activity Log</w:t>
+      </w:r>
+    </w:p>
+    <w:p>
+      <w:pPr>
+        <w:ind w:left="360"/>
+      </w:pPr>
+      <w:r>
+        <w:t xml:space="preserve">You need </w:t>
+      </w:r>
+      <w:r>
+        <w:rPr>
+          <w:b/>
+          <w:bCs/>
+        </w:rPr>
+        <w:t>board_id</w:t>
+      </w:r>
+      <w:r>
+        <w:t>.</w:t>
+      </w:r>
+    </w:p>
+    <w:p>
+      <w:pPr>
+        <w:ind w:left="360"/>
+        <w:rPr>
+          <w:b/>
+          <w:bCs/>
+        </w:rPr>
+      </w:pPr>
+      <w:r>
+        <w:rPr>
+          <w:b/>
+          <w:bCs/>
+        </w:rPr>
+        <w:t>URL</w:t>
+      </w:r>
+    </w:p>
+    <w:p>
+      <w:pPr>
+        <w:ind w:left="360"/>
+      </w:pPr>
+      <w:r>
+        <w:t>GET /activity/board/1</w:t>
+      </w:r>
+    </w:p>
+    <w:p>
+      <w:pPr>
+        <w:ind w:left="360"/>
+        <w:rPr>
+          <w:b/>
+          <w:bCs/>
+        </w:rPr>
+      </w:pPr>
+      <w:r>
+        <w:rPr>
+          <w:rFonts w:ascii="Segoe UI Emoji" w:hAnsi="Segoe UI Emoji" w:cs="Segoe UI Emoji"/>
+          <w:b/>
+          <w:bCs/>
+        </w:rPr>
+        <w:t>✅</w:t>
+      </w:r>
+      <w:r>
+        <w:rPr>
+          <w:b/>
+          <w:bCs/>
+        </w:rPr>
+        <w:t xml:space="preserve"> Expected response (example)</w:t>
+      </w:r>
+    </w:p>
+    <w:p>
+      <w:pPr>
+        <w:ind w:left="360"/>
+      </w:pPr>
+      <w:r>
+        <w:t>You should see entries like:</w:t>
+      </w:r>
+    </w:p>
+    <w:p>
+      <w:pPr>
+        <w:numPr>
+          <w:ilvl w:val="0"/>
+          <w:numId w:val="3"/>
+        </w:numPr>
+      </w:pPr>
+      <w:r>
+        <w:t>Created board</w:t>
+      </w:r>
+    </w:p>
+    <w:p>
+      <w:pPr>
+        <w:numPr>
+          <w:ilvl w:val="0"/>
+          <w:numId w:val="3"/>
+        </w:numPr>
+      </w:pPr>
+      <w:r>
+        <w:t>Created list</w:t>
+      </w:r>
+    </w:p>
+    <w:p>
+      <w:pPr>
+        <w:numPr>
+          <w:ilvl w:val="0"/>
+          <w:numId w:val="3"/>
+        </w:numPr>
+      </w:pPr>
+      <w:r>
+        <w:t>Created card</w:t>
+      </w:r>
+    </w:p>
+    <w:p>
+      <w:pPr>
+        <w:numPr>
+          <w:ilvl w:val="0"/>
+          <w:numId w:val="3"/>
+        </w:numPr>
+      </w:pPr>
+      <w:r>
+        <w:t>Added comment</w:t>
+      </w:r>
+    </w:p>
+    <w:p>
+      <w:pPr>
+        <w:ind w:left="360"/>
+      </w:pPr>
+      <w:r>
+        <w:t xml:space="preserve">This confirms: </w:t>
+      </w:r>
+      <w:r>
+        <w:rPr>
+          <w:rFonts w:ascii="Segoe UI Emoji" w:hAnsi="Segoe UI Emoji" w:cs="Segoe UI Emoji"/>
+        </w:rPr>
+        <w:t>✅</w:t>
+      </w:r>
+      <w:r>
+        <w:t xml:space="preserve"> JWT works</w:t>
+      </w:r>
+      <w:r>
+        <w:br/>
+      </w:r>
+      <w:r>
+        <w:rPr>
+          <w:rFonts w:ascii="Segoe UI Emoji" w:hAnsi="Segoe UI Emoji" w:cs="Segoe UI Emoji"/>
+        </w:rPr>
+        <w:t>✅</w:t>
+      </w:r>
+      <w:r>
+        <w:t xml:space="preserve"> Permissions work</w:t>
+      </w:r>
+      <w:r>
+        <w:br/>
+      </w:r>
+      <w:r>
+        <w:rPr>
+          <w:rFonts w:ascii="Segoe UI Emoji" w:hAnsi="Segoe UI Emoji" w:cs="Segoe UI Emoji"/>
+        </w:rPr>
+        <w:t>✅</w:t>
+      </w:r>
+      <w:r>
+        <w:t xml:space="preserve"> Auto activity logging works</w:t>
+      </w:r>
+    </w:p>
+    <w:p>
+      <w:pPr>
+        <w:ind w:left="360"/>
+      </w:pPr>
+      <w:r>
+        <w:pict w14:anchorId="2AED5CA2">
+          <v:rect id="_x0000_i1084" style="width:0;height:1.5pt" o:hralign="center" o:hrstd="t" o:hr="t" fillcolor="#a0a0a0" stroked="f"/>
+        </w:pict>
+      </w:r>
+    </w:p>
+    <w:p>
+      <w:pPr>
+        <w:ind w:left="360"/>
+        <w:rPr>
+          <w:b/>
+          <w:bCs/>
+        </w:rPr>
+      </w:pPr>
+      <w:r>
+        <w:rPr>
+          <w:rFonts w:ascii="Segoe UI Emoji" w:hAnsi="Segoe UI Emoji" w:cs="Segoe UI Emoji"/>
+          <w:b/>
+          <w:bCs/>
+        </w:rPr>
+        <w:t>✅</w:t>
+      </w:r>
+      <w:r>
+        <w:rPr>
+          <w:b/>
+          <w:bCs/>
+        </w:rPr>
+        <w:t xml:space="preserve"> Quick success checklist </w:t>
+      </w:r>
+      <w:r>
+        <w:rPr>
+          <w:rFonts w:ascii="Segoe UI Emoji" w:hAnsi="Segoe UI Emoji" w:cs="Segoe UI Emoji"/>
+          <w:b/>
+          <w:bCs/>
+        </w:rPr>
+        <w:t>✅</w:t>
+      </w:r>
+    </w:p>
+    <w:tbl>
+      <w:tblPr>
+        <w:tblW w:w="0" w:type="auto"/>
+        <w:tblCellSpacing w:w="15" w:type="dxa"/>
+        <w:tblCellMar>
+          <w:top w:w="15" w:type="dxa"/>
+          <w:left w:w="15" w:type="dxa"/>
+          <w:bottom w:w="15" w:type="dxa"/>
+          <w:right w:w="15" w:type="dxa"/>
+        </w:tblCellMar>
+        <w:tblLook w:val="04A0" w:firstRow="1" w:lastRow="0" w:firstColumn="1" w:lastColumn="0" w:noHBand="0" w:noVBand="1"/>
+      </w:tblPr>
+      <w:tblGrid>
+        <w:gridCol w:w="2633"/>
+        <w:gridCol w:w="2854"/>
+      </w:tblGrid>
+      <w:tr>
+        <w:trPr>
+          <w:tblHeader/>
+          <w:tblCellSpacing w:w="15" w:type="dxa"/>
+        </w:trPr>
+        <w:tc>
+          <w:tcPr>
+            <w:tcW w:w="0" w:type="auto"/>
+            <w:tcBorders>
+              <w:top w:val="single" w:sz="6" w:space="0" w:color="E6E6E6"/>
+              <w:left w:val="single" w:sz="6" w:space="0" w:color="E6E6E6"/>
+              <w:bottom w:val="single" w:sz="6" w:space="0" w:color="E6E6E6"/>
+              <w:right w:val="single" w:sz="6" w:space="0" w:color="E6E6E6"/>
+            </w:tcBorders>
+            <w:shd w:val="clear" w:color="auto" w:fill="F5F5F5"/>
+            <w:vAlign w:val="center"/>
+            <w:hideMark/>
+          </w:tcPr>
+          <w:p>
+            <w:pPr>
+              <w:ind w:left="360"/>
+              <w:rPr>
+                <w:b/>
+                <w:bCs/>
+              </w:rPr>
+            </w:pPr>
+            <w:r>
+              <w:rPr>
+                <w:b/>
+                <w:bCs/>
+              </w:rPr>
+              <w:t>Step</w:t>
+            </w:r>
+          </w:p>
+        </w:tc>
+        <w:tc>
+          <w:tcPr>
+            <w:tcW w:w="0" w:type="auto"/>
+            <w:tcBorders>
+              <w:top w:val="single" w:sz="6" w:space="0" w:color="E6E6E6"/>
+              <w:left w:val="single" w:sz="6" w:space="0" w:color="E6E6E6"/>
+              <w:bottom w:val="single" w:sz="6" w:space="0" w:color="E6E6E6"/>
+              <w:right w:val="single" w:sz="6" w:space="0" w:color="E6E6E6"/>
+            </w:tcBorders>
+            <w:shd w:val="clear" w:color="auto" w:fill="F5F5F5"/>
+            <w:vAlign w:val="center"/>
+            <w:hideMark/>
+          </w:tcPr>
+          <w:p>
+            <w:pPr>
+              <w:ind w:left="360"/>
+              <w:rPr>
+                <w:b/>
+                <w:bCs/>
+              </w:rPr>
+            </w:pPr>
+            <w:r>
+              <w:rPr>
+                <w:b/>
+                <w:bCs/>
+              </w:rPr>
+              <w:t>Result</w:t>
+            </w:r>
+          </w:p>
+        </w:tc>
+      </w:tr>
+      <w:tr>
+        <w:trPr>
+          <w:tblCellSpacing w:w="15" w:type="dxa"/>
+        </w:trPr>
+        <w:tc>
+          <w:tcPr>
+            <w:tcW w:w="0" w:type="auto"/>
+            <w:tcBorders>
+              <w:top w:val="single" w:sz="6" w:space="0" w:color="E6E6E6"/>
+              <w:left w:val="single" w:sz="6" w:space="0" w:color="E6E6E6"/>
+              <w:bottom w:val="single" w:sz="6" w:space="0" w:color="E6E6E6"/>
+              <w:right w:val="single" w:sz="6" w:space="0" w:color="E6E6E6"/>
+            </w:tcBorders>
+            <w:vAlign w:val="center"/>
+            <w:hideMark/>
+          </w:tcPr>
+          <w:p>
+            <w:pPr>
+              <w:ind w:left="360"/>
+            </w:pPr>
+            <w:r>
+              <w:t>POST /boards</w:t>
+            </w:r>
+          </w:p>
+        </w:tc>
+        <w:tc>
+          <w:tcPr>
+            <w:tcW w:w="0" w:type="auto"/>
+            <w:tcBorders>
+              <w:top w:val="single" w:sz="6" w:space="0" w:color="E6E6E6"/>
+              <w:left w:val="single" w:sz="6" w:space="0" w:color="E6E6E6"/>
+              <w:bottom w:val="single" w:sz="6" w:space="0" w:color="E6E6E6"/>
+              <w:right w:val="single" w:sz="6" w:space="0" w:color="E6E6E6"/>
+            </w:tcBorders>
+            <w:vAlign w:val="center"/>
+            <w:hideMark/>
+          </w:tcPr>
+          <w:p>
+            <w:pPr>
+              <w:ind w:left="360"/>
+            </w:pPr>
+            <w:r>
+              <w:rPr>
+                <w:rFonts w:ascii="Segoe UI Emoji" w:hAnsi="Segoe UI Emoji" w:cs="Segoe UI Emoji"/>
+              </w:rPr>
+              <w:t>✅</w:t>
+            </w:r>
+            <w:r>
+              <w:t xml:space="preserve"> Board created</w:t>
+            </w:r>
+          </w:p>
+        </w:tc>
+      </w:tr>
+      <w:tr>
+        <w:trPr>
+          <w:tblCellSpacing w:w="15" w:type="dxa"/>
+        </w:trPr>
+        <w:tc>
+          <w:tcPr>
+            <w:tcW w:w="0" w:type="auto"/>
+            <w:tcBorders>
+              <w:top w:val="single" w:sz="6" w:space="0" w:color="E6E6E6"/>
+              <w:left w:val="single" w:sz="6" w:space="0" w:color="E6E6E6"/>
+              <w:bottom w:val="single" w:sz="6" w:space="0" w:color="E6E6E6"/>
+              <w:right w:val="single" w:sz="6" w:space="0" w:color="E6E6E6"/>
+            </w:tcBorders>
+            <w:vAlign w:val="center"/>
+            <w:hideMark/>
+          </w:tcPr>
+          <w:p>
+            <w:pPr>
+              <w:ind w:left="360"/>
+            </w:pPr>
+            <w:r>
+              <w:t>POST /lists</w:t>
+            </w:r>
+          </w:p>
+        </w:tc>
+        <w:tc>
+          <w:tcPr>
+            <w:tcW w:w="0" w:type="auto"/>
+            <w:tcBorders>
+              <w:top w:val="single" w:sz="6" w:space="0" w:color="E6E6E6"/>
+              <w:left w:val="single" w:sz="6" w:space="0" w:color="E6E6E6"/>
+              <w:bottom w:val="single" w:sz="6" w:space="0" w:color="E6E6E6"/>
+              <w:right w:val="single" w:sz="6" w:space="0" w:color="E6E6E6"/>
+            </w:tcBorders>
+            <w:vAlign w:val="center"/>
+            <w:hideMark/>
+          </w:tcPr>
+          <w:p>
+            <w:pPr>
+              <w:ind w:left="360"/>
+            </w:pPr>
+            <w:r>
+              <w:rPr>
+                <w:rFonts w:ascii="Segoe UI Emoji" w:hAnsi="Segoe UI Emoji" w:cs="Segoe UI Emoji"/>
+              </w:rPr>
+              <w:t>✅</w:t>
+            </w:r>
+            <w:r>
+              <w:t xml:space="preserve"> List added</w:t>
+            </w:r>
+          </w:p>
+        </w:tc>
+      </w:tr>
+      <w:tr>
+        <w:trPr>
+          <w:tblCellSpacing w:w="15" w:type="dxa"/>
+        </w:trPr>
+        <w:tc>
+          <w:tcPr>
+            <w:tcW w:w="0" w:type="auto"/>
+            <w:tcBorders>
+              <w:top w:val="single" w:sz="6" w:space="0" w:color="E6E6E6"/>
+              <w:left w:val="single" w:sz="6" w:space="0" w:color="E6E6E6"/>
+              <w:bottom w:val="single" w:sz="6" w:space="0" w:color="E6E6E6"/>
+              <w:right w:val="single" w:sz="6" w:space="0" w:color="E6E6E6"/>
+            </w:tcBorders>
+            <w:vAlign w:val="center"/>
+            <w:hideMark/>
+          </w:tcPr>
+          <w:p>
+            <w:pPr>
+              <w:ind w:left="360"/>
+            </w:pPr>
+            <w:r>
+              <w:t>POST /cards</w:t>
+            </w:r>
+          </w:p>
+        </w:tc>
+        <w:tc>
+          <w:tcPr>
+            <w:tcW w:w="0" w:type="auto"/>
+            <w:tcBorders>
+              <w:top w:val="single" w:sz="6" w:space="0" w:color="E6E6E6"/>
+              <w:left w:val="single" w:sz="6" w:space="0" w:color="E6E6E6"/>
+              <w:bottom w:val="single" w:sz="6" w:space="0" w:color="E6E6E6"/>
+              <w:right w:val="single" w:sz="6" w:space="0" w:color="E6E6E6"/>
+            </w:tcBorders>
+            <w:vAlign w:val="center"/>
+            <w:hideMark/>
+          </w:tcPr>
+          <w:p>
+            <w:pPr>
+              <w:ind w:left="360"/>
+            </w:pPr>
+            <w:r>
+              <w:rPr>
+                <w:rFonts w:ascii="Segoe UI Emoji" w:hAnsi="Segoe UI Emoji" w:cs="Segoe UI Emoji"/>
+              </w:rPr>
+              <w:t>✅</w:t>
+            </w:r>
+            <w:r>
+              <w:t xml:space="preserve"> Card added</w:t>
+            </w:r>
+          </w:p>
+        </w:tc>
+      </w:tr>
+      <w:tr>
+        <w:trPr>
+          <w:tblCellSpacing w:w="15" w:type="dxa"/>
+        </w:trPr>
+        <w:tc>
+          <w:tcPr>
+            <w:tcW w:w="0" w:type="auto"/>
+            <w:tcBorders>
+              <w:top w:val="single" w:sz="6" w:space="0" w:color="E6E6E6"/>
+              <w:left w:val="single" w:sz="6" w:space="0" w:color="E6E6E6"/>
+              <w:bottom w:val="single" w:sz="6" w:space="0" w:color="E6E6E6"/>
+              <w:right w:val="single" w:sz="6" w:space="0" w:color="E6E6E6"/>
+            </w:tcBorders>
+            <w:vAlign w:val="center"/>
+            <w:hideMark/>
+          </w:tcPr>
+          <w:p>
+            <w:pPr>
+              <w:ind w:left="360"/>
+            </w:pPr>
+            <w:r>
+              <w:lastRenderedPageBreak/>
+              <w:t>POST /comments</w:t>
+            </w:r>
+          </w:p>
+        </w:tc>
+        <w:tc>
+          <w:tcPr>
+            <w:tcW w:w="0" w:type="auto"/>
+            <w:tcBorders>
+              <w:top w:val="single" w:sz="6" w:space="0" w:color="E6E6E6"/>
+              <w:left w:val="single" w:sz="6" w:space="0" w:color="E6E6E6"/>
+              <w:bottom w:val="single" w:sz="6" w:space="0" w:color="E6E6E6"/>
+              <w:right w:val="single" w:sz="6" w:space="0" w:color="E6E6E6"/>
+            </w:tcBorders>
+            <w:vAlign w:val="center"/>
+            <w:hideMark/>
+          </w:tcPr>
+          <w:p>
+            <w:pPr>
+              <w:ind w:left="360"/>
+            </w:pPr>
+            <w:r>
+              <w:rPr>
+                <w:rFonts w:ascii="Segoe UI Emoji" w:hAnsi="Segoe UI Emoji" w:cs="Segoe UI Emoji"/>
+              </w:rPr>
+              <w:t>✅</w:t>
+            </w:r>
+            <w:r>
+              <w:t xml:space="preserve"> Comment + activity</w:t>
+            </w:r>
+          </w:p>
+        </w:tc>
+      </w:tr>
+      <w:tr>
+        <w:trPr>
+          <w:tblCellSpacing w:w="15" w:type="dxa"/>
+        </w:trPr>
+        <w:tc>
+          <w:tcPr>
+            <w:tcW w:w="0" w:type="auto"/>
+            <w:tcBorders>
+              <w:top w:val="single" w:sz="6" w:space="0" w:color="E6E6E6"/>
+              <w:left w:val="single" w:sz="6" w:space="0" w:color="E6E6E6"/>
+              <w:bottom w:val="single" w:sz="6" w:space="0" w:color="E6E6E6"/>
+              <w:right w:val="single" w:sz="6" w:space="0" w:color="E6E6E6"/>
+            </w:tcBorders>
+            <w:vAlign w:val="center"/>
+            <w:hideMark/>
+          </w:tcPr>
+          <w:p>
+            <w:pPr>
+              <w:ind w:left="360"/>
+            </w:pPr>
+            <w:r>
+              <w:t>GET /activity/board/1</w:t>
+            </w:r>
+          </w:p>
+        </w:tc>
+        <w:tc>
+          <w:tcPr>
+            <w:tcW w:w="0" w:type="auto"/>
+            <w:tcBorders>
+              <w:top w:val="single" w:sz="6" w:space="0" w:color="E6E6E6"/>
+              <w:left w:val="single" w:sz="6" w:space="0" w:color="E6E6E6"/>
+              <w:bottom w:val="single" w:sz="6" w:space="0" w:color="E6E6E6"/>
+              <w:right w:val="single" w:sz="6" w:space="0" w:color="E6E6E6"/>
+            </w:tcBorders>
+            <w:vAlign w:val="center"/>
+            <w:hideMark/>
+          </w:tcPr>
+          <w:p>
+            <w:pPr>
+              <w:ind w:left="360"/>
+            </w:pPr>
+            <w:r>
+              <w:rPr>
+                <w:rFonts w:ascii="Segoe UI Emoji" w:hAnsi="Segoe UI Emoji" w:cs="Segoe UI Emoji"/>
+              </w:rPr>
+              <w:t>✅</w:t>
+            </w:r>
+            <w:r>
+              <w:t xml:space="preserve"> Full timeline</w:t>
+            </w:r>
+          </w:p>
+        </w:tc>
+      </w:tr>
+    </w:tbl>
+    <w:p>
+      <w:pPr>
+        <w:ind w:left="360"/>
+      </w:pPr>
+      <w:r>
+        <w:pict w14:anchorId="6F078B57">
+          <v:rect id="_x0000_i1085" style="width:0;height:1.5pt" o:hralign="center" o:hrstd="t" o:hr="t" fillcolor="#a0a0a0" stroked="f"/>
+        </w:pict>
+      </w:r>
+    </w:p>
+    <w:p>
+      <w:pPr>
+        <w:ind w:left="360"/>
+        <w:rPr>
+          <w:b/>
+          <w:bCs/>
+        </w:rPr>
+      </w:pPr>
+      <w:r>
+        <w:rPr>
+          <w:rFonts w:ascii="Segoe UI Emoji" w:hAnsi="Segoe UI Emoji" w:cs="Segoe UI Emoji"/>
+          <w:b/>
+          <w:bCs/>
+        </w:rPr>
+        <w:t>✅</w:t>
+      </w:r>
+      <w:r>
+        <w:rPr>
+          <w:b/>
+          <w:bCs/>
+        </w:rPr>
+        <w:t xml:space="preserve"> If any step fails, here’s what to check</w:t>
+      </w:r>
+    </w:p>
+    <w:tbl>
+      <w:tblPr>
+        <w:tblW w:w="0" w:type="auto"/>
+        <w:tblCellSpacing w:w="15" w:type="dxa"/>
+        <w:tblCellMar>
+          <w:top w:w="15" w:type="dxa"/>
+          <w:left w:w="15" w:type="dxa"/>
+          <w:bottom w:w="15" w:type="dxa"/>
+          <w:right w:w="15" w:type="dxa"/>
+        </w:tblCellMar>
+        <w:tblLook w:val="04A0" w:firstRow="1" w:lastRow="0" w:firstColumn="1" w:lastColumn="0" w:noHBand="0" w:noVBand="1"/>
+      </w:tblPr>
+      <w:tblGrid>
+        <w:gridCol w:w="2598"/>
+        <w:gridCol w:w="3159"/>
+      </w:tblGrid>
+      <w:tr>
+        <w:trPr>
+          <w:tblHeader/>
+          <w:tblCellSpacing w:w="15" w:type="dxa"/>
+        </w:trPr>
+        <w:tc>
+          <w:tcPr>
+            <w:tcW w:w="0" w:type="auto"/>
+            <w:tcBorders>
+              <w:top w:val="single" w:sz="6" w:space="0" w:color="E6E6E6"/>
+              <w:left w:val="single" w:sz="6" w:space="0" w:color="E6E6E6"/>
+              <w:bottom w:val="single" w:sz="6" w:space="0" w:color="E6E6E6"/>
+              <w:right w:val="single" w:sz="6" w:space="0" w:color="E6E6E6"/>
+            </w:tcBorders>
+            <w:shd w:val="clear" w:color="auto" w:fill="F5F5F5"/>
+            <w:vAlign w:val="center"/>
+            <w:hideMark/>
+          </w:tcPr>
+          <w:p>
+            <w:pPr>
+              <w:ind w:left="360"/>
+              <w:rPr>
+                <w:b/>
+                <w:bCs/>
+              </w:rPr>
+            </w:pPr>
+            <w:r>
+              <w:rPr>
+                <w:b/>
+                <w:bCs/>
+              </w:rPr>
+              <w:t>Error</w:t>
+            </w:r>
+          </w:p>
+        </w:tc>
+        <w:tc>
+          <w:tcPr>
+            <w:tcW w:w="0" w:type="auto"/>
+            <w:tcBorders>
+              <w:top w:val="single" w:sz="6" w:space="0" w:color="E6E6E6"/>
+              <w:left w:val="single" w:sz="6" w:space="0" w:color="E6E6E6"/>
+              <w:bottom w:val="single" w:sz="6" w:space="0" w:color="E6E6E6"/>
+              <w:right w:val="single" w:sz="6" w:space="0" w:color="E6E6E6"/>
+            </w:tcBorders>
+            <w:shd w:val="clear" w:color="auto" w:fill="F5F5F5"/>
+            <w:vAlign w:val="center"/>
+            <w:hideMark/>
+          </w:tcPr>
+          <w:p>
+            <w:pPr>
+              <w:ind w:left="360"/>
+              <w:rPr>
+                <w:b/>
+                <w:bCs/>
+              </w:rPr>
+            </w:pPr>
+            <w:r>
+              <w:rPr>
+                <w:b/>
+                <w:bCs/>
+              </w:rPr>
+              <w:t>Cause</w:t>
+            </w:r>
+          </w:p>
+        </w:tc>
+      </w:tr>
+      <w:tr>
+        <w:trPr>
+          <w:tblCellSpacing w:w="15" w:type="dxa"/>
+        </w:trPr>
+        <w:tc>
+          <w:tcPr>
+            <w:tcW w:w="0" w:type="auto"/>
+            <w:tcBorders>
+              <w:top w:val="single" w:sz="6" w:space="0" w:color="E6E6E6"/>
+              <w:left w:val="single" w:sz="6" w:space="0" w:color="E6E6E6"/>
+              <w:bottom w:val="single" w:sz="6" w:space="0" w:color="E6E6E6"/>
+              <w:right w:val="single" w:sz="6" w:space="0" w:color="E6E6E6"/>
+            </w:tcBorders>
+            <w:vAlign w:val="center"/>
+            <w:hideMark/>
+          </w:tcPr>
+          <w:p>
+            <w:pPr>
+              <w:ind w:left="360"/>
+            </w:pPr>
+            <w:r>
+              <w:t>401 Unauthorized</w:t>
+            </w:r>
+          </w:p>
+        </w:tc>
+        <w:tc>
+          <w:tcPr>
+            <w:tcW w:w="0" w:type="auto"/>
+            <w:tcBorders>
+              <w:top w:val="single" w:sz="6" w:space="0" w:color="E6E6E6"/>
+              <w:left w:val="single" w:sz="6" w:space="0" w:color="E6E6E6"/>
+              <w:bottom w:val="single" w:sz="6" w:space="0" w:color="E6E6E6"/>
+              <w:right w:val="single" w:sz="6" w:space="0" w:color="E6E6E6"/>
+            </w:tcBorders>
+            <w:vAlign w:val="center"/>
+            <w:hideMark/>
+          </w:tcPr>
+          <w:p>
+            <w:pPr>
+              <w:ind w:left="360"/>
+            </w:pPr>
+            <w:r>
+              <w:t>Not authorized in Swagger</w:t>
+            </w:r>
+          </w:p>
+        </w:tc>
+      </w:tr>
+      <w:tr>
+        <w:trPr>
+          <w:tblCellSpacing w:w="15" w:type="dxa"/>
+        </w:trPr>
+        <w:tc>
+          <w:tcPr>
+            <w:tcW w:w="0" w:type="auto"/>
+            <w:tcBorders>
+              <w:top w:val="single" w:sz="6" w:space="0" w:color="E6E6E6"/>
+              <w:left w:val="single" w:sz="6" w:space="0" w:color="E6E6E6"/>
+              <w:bottom w:val="single" w:sz="6" w:space="0" w:color="E6E6E6"/>
+              <w:right w:val="single" w:sz="6" w:space="0" w:color="E6E6E6"/>
+            </w:tcBorders>
+            <w:vAlign w:val="center"/>
+            <w:hideMark/>
+          </w:tcPr>
+          <w:p>
+            <w:pPr>
+              <w:ind w:left="360"/>
+            </w:pPr>
+            <w:r>
+              <w:t>403 Not authorized</w:t>
+            </w:r>
+          </w:p>
+        </w:tc>
+        <w:tc>
+          <w:tcPr>
+            <w:tcW w:w="0" w:type="auto"/>
+            <w:tcBorders>
+              <w:top w:val="single" w:sz="6" w:space="0" w:color="E6E6E6"/>
+              <w:left w:val="single" w:sz="6" w:space="0" w:color="E6E6E6"/>
+              <w:bottom w:val="single" w:sz="6" w:space="0" w:color="E6E6E6"/>
+              <w:right w:val="single" w:sz="6" w:space="0" w:color="E6E6E6"/>
+            </w:tcBorders>
+            <w:vAlign w:val="center"/>
+            <w:hideMark/>
+          </w:tcPr>
+          <w:p>
+            <w:pPr>
+              <w:ind w:left="360"/>
+            </w:pPr>
+            <w:r>
+              <w:t>Wrong IDs</w:t>
+            </w:r>
+          </w:p>
+        </w:tc>
+      </w:tr>
+      <w:tr>
+        <w:trPr>
+          <w:tblCellSpacing w:w="15" w:type="dxa"/>
+        </w:trPr>
+        <w:tc>
+          <w:tcPr>
+            <w:tcW w:w="0" w:type="auto"/>
+            <w:tcBorders>
+              <w:top w:val="single" w:sz="6" w:space="0" w:color="E6E6E6"/>
+              <w:left w:val="single" w:sz="6" w:space="0" w:color="E6E6E6"/>
+              <w:bottom w:val="single" w:sz="6" w:space="0" w:color="E6E6E6"/>
+              <w:right w:val="single" w:sz="6" w:space="0" w:color="E6E6E6"/>
+            </w:tcBorders>
+            <w:vAlign w:val="center"/>
+            <w:hideMark/>
+          </w:tcPr>
+          <w:p>
+            <w:pPr>
+              <w:ind w:left="360"/>
+            </w:pPr>
+            <w:r>
+              <w:t>Empty activity</w:t>
+            </w:r>
+          </w:p>
+        </w:tc>
+        <w:tc>
+          <w:tcPr>
+            <w:tcW w:w="0" w:type="auto"/>
+            <w:tcBorders>
+              <w:top w:val="single" w:sz="6" w:space="0" w:color="E6E6E6"/>
+              <w:left w:val="single" w:sz="6" w:space="0" w:color="E6E6E6"/>
+              <w:bottom w:val="single" w:sz="6" w:space="0" w:color="E6E6E6"/>
+              <w:right w:val="single" w:sz="6" w:space="0" w:color="E6E6E6"/>
+            </w:tcBorders>
+            <w:vAlign w:val="center"/>
+            <w:hideMark/>
+          </w:tcPr>
+          <w:p>
+            <w:pPr>
+              <w:ind w:left="360"/>
+            </w:pPr>
+            <w:r>
+              <w:t>Wrong board_id</w:t>
+            </w:r>
+          </w:p>
+        </w:tc>
+      </w:tr>
+      <w:tr>
+        <w:trPr>
+          <w:tblCellSpacing w:w="15" w:type="dxa"/>
+        </w:trPr>
+        <w:tc>
+          <w:tcPr>
+            <w:tcW w:w="0" w:type="auto"/>
+            <w:tcBorders>
+              <w:top w:val="single" w:sz="6" w:space="0" w:color="E6E6E6"/>
+              <w:left w:val="single" w:sz="6" w:space="0" w:color="E6E6E6"/>
+              <w:bottom w:val="single" w:sz="6" w:space="0" w:color="E6E6E6"/>
+              <w:right w:val="single" w:sz="6" w:space="0" w:color="E6E6E6"/>
+            </w:tcBorders>
+            <w:vAlign w:val="center"/>
+            <w:hideMark/>
+          </w:tcPr>
+          <w:p>
+            <w:pPr>
+              <w:ind w:left="360"/>
+            </w:pPr>
+            <w:r>
+              <w:t>List/card not created</w:t>
+            </w:r>
+          </w:p>
+        </w:tc>
+        <w:tc>
+          <w:tcPr>
+            <w:tcW w:w="0" w:type="auto"/>
+            <w:tcBorders>
+              <w:top w:val="single" w:sz="6" w:space="0" w:color="E6E6E6"/>
+              <w:left w:val="single" w:sz="6" w:space="0" w:color="E6E6E6"/>
+              <w:bottom w:val="single" w:sz="6" w:space="0" w:color="E6E6E6"/>
+              <w:right w:val="single" w:sz="6" w:space="0" w:color="E6E6E6"/>
+            </w:tcBorders>
+            <w:vAlign w:val="center"/>
+            <w:hideMark/>
+          </w:tcPr>
+          <w:p>
+            <w:pPr>
+              <w:ind w:left="360"/>
+            </w:pPr>
+            <w:r>
+              <w:t>Parent entity missing</w:t>
+            </w:r>
+          </w:p>
+        </w:tc>
+      </w:tr>
+    </w:tbl>
+    <w:p>
+      <w:pPr>
+        <w:ind w:left="360"/>
+      </w:pPr>
+      <w:r>
+        <w:pict w14:anchorId="0F79764E">
+          <v:rect id="_x0000_i1086" style="width:0;height:1.5pt" o:hralign="center" o:hrstd="t" o:hr="t" fillcolor="#a0a0a0" stroked="f"/>
+        </w:pict>
+      </w:r>
+    </w:p>
+    <w:p>
+      <w:pPr>
+        <w:ind w:left="360"/>
+        <w:rPr>
+          <w:b/>
+          <w:bCs/>
+        </w:rPr>
+      </w:pPr>
+      <w:r>
+        <w:rPr>
+          <w:rFonts w:ascii="Segoe UI Emoji" w:hAnsi="Segoe UI Emoji" w:cs="Segoe UI Emoji"/>
+          <w:b/>
+          <w:bCs/>
+        </w:rPr>
+        <w:t>✅</w:t>
+      </w:r>
+      <w:r>
+        <w:rPr>
+          <w:b/>
+          <w:bCs/>
+        </w:rPr>
+        <w:t xml:space="preserve"> Important reminder (very common)</w:t>
+      </w:r>
+    </w:p>
+    <w:p>
+      <w:pPr>
+        <w:ind w:left="360"/>
+      </w:pPr>
+      <w:r>
+        <w:t>If you:</w:t>
+      </w:r>
+    </w:p>
+    <w:p>
+      <w:pPr>
+        <w:numPr>
+          <w:ilvl w:val="0"/>
+          <w:numId w:val="4"/>
+        </w:numPr>
+      </w:pPr>
+      <w:r>
+        <w:t>Refresh Swagger</w:t>
+      </w:r>
+    </w:p>
+    <w:p>
+      <w:pPr>
+        <w:numPr>
+          <w:ilvl w:val="0"/>
+          <w:numId w:val="4"/>
+        </w:numPr>
+      </w:pPr>
+      <w:r>
+        <w:t>Restart server</w:t>
+      </w:r>
+    </w:p>
+    <w:p>
+      <w:pPr>
+        <w:ind w:left="360"/>
+      </w:pPr>
+      <w:r>
+        <w:rPr>
+          <w:rFonts w:ascii="Segoe UI Emoji" w:hAnsi="Segoe UI Emoji" w:cs="Segoe UI Emoji"/>
+        </w:rPr>
+        <w:t>👉</w:t>
+      </w:r>
+      <w:r>
+        <w:t xml:space="preserve"> You </w:t>
+      </w:r>
+      <w:r>
+        <w:rPr>
+          <w:b/>
+          <w:bCs/>
+        </w:rPr>
+        <w:t>must re</w:t>
+      </w:r>
+      <w:r>
+        <w:rPr>
+          <w:b/>
+          <w:bCs/>
+        </w:rPr>
+        <w:noBreakHyphen/>
+        <w:t>Authorize again</w:t>
+      </w:r>
+      <w:r>
+        <w:t xml:space="preserve"> before posting.</w:t>
+      </w:r>
+    </w:p>
+    <w:p>
+      <w:pPr>
+        <w:ind w:left="360"/>
+      </w:pPr>
+      <w:r>
+        <w:pict w14:anchorId="41BC3ED1">
+          <v:rect id="_x0000_i1087" style="width:0;height:1.5pt" o:hralign="center" o:hrstd="t" o:hr="t" fillcolor="#a0a0a0" stroked="f"/>
+        </w:pict>
+      </w:r>
+    </w:p>
+    <w:p>
+      <w:pPr>
+        <w:ind w:left="360"/>
+      </w:pPr>
+      <w:r>
+        <w:t>If you want next, I can:</w:t>
+      </w:r>
+    </w:p>
+    <w:p>
+      <w:pPr>
+        <w:numPr>
+          <w:ilvl w:val="0"/>
+          <w:numId w:val="5"/>
+        </w:numPr>
+      </w:pPr>
+      <w:r>
+        <w:t xml:space="preserve">Give the </w:t>
+      </w:r>
+      <w:r>
+        <w:rPr>
+          <w:b/>
+          <w:bCs/>
+        </w:rPr>
+        <w:t>exact values to test labels</w:t>
+      </w:r>
+    </w:p>
+    <w:p>
+      <w:pPr>
+        <w:numPr>
+          <w:ilvl w:val="0"/>
+          <w:numId w:val="5"/>
+        </w:numPr>
+      </w:pPr>
+      <w:r>
+        <w:t xml:space="preserve">Show a </w:t>
+      </w:r>
+      <w:r>
+        <w:rPr>
+          <w:b/>
+          <w:bCs/>
+        </w:rPr>
+        <w:t>full API flow diagram</w:t>
+      </w:r>
+    </w:p>
+    <w:p>
+      <w:pPr>
+        <w:numPr>
+          <w:ilvl w:val="0"/>
+          <w:numId w:val="5"/>
+        </w:numPr>
+      </w:pPr>
+      <w:r>
+        <w:t>Help you validate DB records</w:t>
+      </w:r>
+    </w:p>
+    <w:p>
+      <w:pPr>
+        <w:numPr>
+          <w:ilvl w:val="0"/>
+          <w:numId w:val="5"/>
+        </w:numPr>
+      </w:pPr>
+      <w:r>
+        <w:t>Help you explain this project in interviews</w:t>
+      </w:r>
+    </w:p>
+    <w:p>
+      <w:pPr>
+        <w:ind w:left="360"/>
+      </w:pPr>
+      <w:r>
+        <w:t xml:space="preserve">Just tell me </w:t>
+      </w:r>
+      <w:r>
+        <w:rPr>
+          <w:rFonts w:ascii="Segoe UI Emoji" w:hAnsi="Segoe UI Emoji" w:cs="Segoe UI Emoji"/>
+        </w:rPr>
+        <w:t>😊</w:t>
+      </w:r>
+    </w:p>
+    <w:p>
+      <w:pPr>
+        <w:ind w:left="360"/>
+        <w:rPr>
+          <w:lang w:val="en-US"/>
+        </w:rPr>
+      </w:pPr>
+    </w:p>
+    <w:p>
+      <w:pPr>
+        <w:ind w:left="360"/>
+        <w:rPr>
+          <w:lang w:val="en-US"/>
+        </w:rPr>
+      </w:pPr>
+      <w:r>
+        <w:rPr>
+          <w:lang w:val="en-US"/>
+        </w:rPr>
+        <w:t>Endpoints</w:t>
+      </w:r>
+    </w:p>
+    <w:p>
+      <w:pPr>
+        <w:ind w:left="360"/>
+        <w:rPr>
+          <w:lang w:val="en-US"/>
+        </w:rPr>
+      </w:pPr>
+    </w:p>
+    <w:p>
+      <w:pPr>
+        <w:ind w:left="360"/>
+        <w:rPr>
+          <w:lang w:val="en-US"/>
+        </w:rPr>
+      </w:pPr>
+      <w:r>
+        <w:rPr>
+          <w:lang w:val="en-US"/>
+        </w:rPr>
+        <w:lastRenderedPageBreak/>
+        <w:t>Users</w:t>
+      </w:r>
+      <w:r>
+        <w:rPr>
+          <w:lang w:val="en-US"/>
+        </w:rPr>
+        <w:drawing>
+          <wp:inline distT="0" distB="0" distL="0" distR="0" wp14:anchorId="7D353518" wp14:editId="0596B88D">
+            <wp:extent cx="5731510" cy="5276850"/>
+            <wp:effectExtent l="0" t="0" r="2540" b="0"/>
+            <wp:docPr id="62059340" name="Picture 1"/>
+            <wp:cNvGraphicFramePr>
+              <a:graphicFrameLocks xmlns:a="http://schemas.openxmlformats.org/drawingml/2006/main" noChangeAspect="1"/>
+            </wp:cNvGraphicFramePr>
+            <a:graphic xmlns:a="http://schemas.openxmlformats.org/drawingml/2006/main">
+              <a:graphicData uri="http://schemas.openxmlformats.org/drawingml/2006/picture">
+                <pic:pic xmlns:pic="http://schemas.openxmlformats.org/drawingml/2006/picture">
+                  <pic:nvPicPr>
+                    <pic:cNvPr id="62059340" name=""/>
+                    <pic:cNvPicPr/>
+                  </pic:nvPicPr>
+                  <pic:blipFill>
+                    <a:blip r:embed="rId14"/>
+                    <a:stretch>
+                      <a:fillRect/>
+                    </a:stretch>
+                  </pic:blipFill>
+                  <pic:spPr>
+                    <a:xfrm>
+                      <a:off x="0" y="0"/>
+                      <a:ext cx="5731510" cy="5276850"/>
+                    </a:xfrm>
+                    <a:prstGeom prst="rect">
+                      <a:avLst/>
+                    </a:prstGeom>
+                  </pic:spPr>
+                </pic:pic>
+              </a:graphicData>
+            </a:graphic>
+          </wp:inline>
+        </w:drawing>
+      </w:r>
+    </w:p>
+    <w:p>
+      <w:pPr>
+        <w:ind w:left="360"/>
+        <w:rPr>
+          <w:lang w:val="en-US"/>
+        </w:rPr>
+      </w:pPr>
+      <w:r>
+        <w:rPr>
+          <w:lang w:val="en-US"/>
+        </w:rPr>
+        <w:lastRenderedPageBreak/>
+        <w:t>Authentication</w:t>
+      </w:r>
+      <w:r>
+        <w:rPr>
+          <w:lang w:val="en-US"/>
+        </w:rPr>
+        <w:drawing>
+          <wp:inline distT="0" distB="0" distL="0" distR="0" wp14:anchorId="68B5D0D0" wp14:editId="5A0658F8">
+            <wp:extent cx="5731510" cy="5611495"/>
+            <wp:effectExtent l="0" t="0" r="2540" b="8255"/>
+            <wp:docPr id="1260408393" name="Picture 1"/>
+            <wp:cNvGraphicFramePr>
+              <a:graphicFrameLocks xmlns:a="http://schemas.openxmlformats.org/drawingml/2006/main" noChangeAspect="1"/>
+            </wp:cNvGraphicFramePr>
+            <a:graphic xmlns:a="http://schemas.openxmlformats.org/drawingml/2006/main">
+              <a:graphicData uri="http://schemas.openxmlformats.org/drawingml/2006/picture">
+                <pic:pic xmlns:pic="http://schemas.openxmlformats.org/drawingml/2006/picture">
+                  <pic:nvPicPr>
+                    <pic:cNvPr id="1260408393" name=""/>
+                    <pic:cNvPicPr/>
+                  </pic:nvPicPr>
+                  <pic:blipFill>
+                    <a:blip r:embed="rId15"/>
+                    <a:stretch>
+                      <a:fillRect/>
+                    </a:stretch>
+                  </pic:blipFill>
+                  <pic:spPr>
+                    <a:xfrm>
+                      <a:off x="0" y="0"/>
+                      <a:ext cx="5731510" cy="5611495"/>
+                    </a:xfrm>
+                    <a:prstGeom prst="rect">
+                      <a:avLst/>
+                    </a:prstGeom>
+                  </pic:spPr>
+                </pic:pic>
+              </a:graphicData>
+            </a:graphic>
+          </wp:inline>
+        </w:drawing>
+      </w:r>
+    </w:p>
+    <w:p>
+      <w:pPr>
+        <w:ind w:left="360"/>
+        <w:rPr>
+          <w:lang w:val="en-US"/>
+        </w:rPr>
+      </w:pPr>
+      <w:r>
+        <w:rPr>
+          <w:lang w:val="en-US"/>
+        </w:rPr>
+        <w:t>Authentication</w:t>
+      </w:r>
+    </w:p>
+    <w:p>
+      <w:pPr>
+        <w:ind w:left="360"/>
+        <w:rPr>
+          <w:lang w:val="en-US"/>
+        </w:rPr>
+      </w:pPr>
+      <w:r>
+        <w:rPr>
+          <w:lang w:val="en-US"/>
+        </w:rPr>
+        <w:drawing>
+          <wp:inline distT="0" distB="0" distL="0" distR="0" wp14:anchorId="3BD4FF88" wp14:editId="0F2D3ED2">
+            <wp:extent cx="4826442" cy="2393315"/>
+            <wp:effectExtent l="0" t="0" r="0" b="6985"/>
+            <wp:docPr id="1610542335" name="Picture 1"/>
+            <wp:cNvGraphicFramePr>
+              <a:graphicFrameLocks xmlns:a="http://schemas.openxmlformats.org/drawingml/2006/main" noChangeAspect="1"/>
+            </wp:cNvGraphicFramePr>
+            <a:graphic xmlns:a="http://schemas.openxmlformats.org/drawingml/2006/main">
+              <a:graphicData uri="http://schemas.openxmlformats.org/drawingml/2006/picture">
+                <pic:pic xmlns:pic="http://schemas.openxmlformats.org/drawingml/2006/picture">
+                  <pic:nvPicPr>
+                    <pic:cNvPr id="1610542335" name=""/>
+                    <pic:cNvPicPr/>
+                  </pic:nvPicPr>
+                  <pic:blipFill>
+                    <a:blip r:embed="rId16"/>
+                    <a:stretch>
+                      <a:fillRect/>
+                    </a:stretch>
+                  </pic:blipFill>
+                  <pic:spPr>
+                    <a:xfrm>
+                      <a:off x="0" y="0"/>
+                      <a:ext cx="4877224" cy="2418496"/>
+                    </a:xfrm>
+                    <a:prstGeom prst="rect">
+                      <a:avLst/>
+                    </a:prstGeom>
+                  </pic:spPr>
+                </pic:pic>
+              </a:graphicData>
+            </a:graphic>
+          </wp:inline>
+        </w:drawing>
+      </w:r>
+    </w:p>
+    <w:p>
+      <w:pPr>
+        <w:ind w:left="360"/>
+        <w:rPr>
+          <w:lang w:val="en-US"/>
+        </w:rPr>
+      </w:pPr>
+      <w:r>
+        <w:rPr>
+          <w:lang w:val="en-US"/>
+        </w:rPr>
+        <w:lastRenderedPageBreak/>
+        <w:drawing>
+          <wp:inline distT="0" distB="0" distL="0" distR="0" wp14:anchorId="6DBE3827" wp14:editId="4F01AD51">
+            <wp:extent cx="5731510" cy="5238115"/>
+            <wp:effectExtent l="0" t="0" r="2540" b="635"/>
+            <wp:docPr id="739726705" name="Picture 1"/>
+            <wp:cNvGraphicFramePr>
+              <a:graphicFrameLocks xmlns:a="http://schemas.openxmlformats.org/drawingml/2006/main" noChangeAspect="1"/>
+            </wp:cNvGraphicFramePr>
+            <a:graphic xmlns:a="http://schemas.openxmlformats.org/drawingml/2006/main">
+              <a:graphicData uri="http://schemas.openxmlformats.org/drawingml/2006/picture">
+                <pic:pic xmlns:pic="http://schemas.openxmlformats.org/drawingml/2006/picture">
+                  <pic:nvPicPr>
+                    <pic:cNvPr id="739726705" name=""/>
+                    <pic:cNvPicPr/>
+                  </pic:nvPicPr>
+                  <pic:blipFill>
+                    <a:blip r:embed="rId17"/>
+                    <a:stretch>
+                      <a:fillRect/>
+                    </a:stretch>
+                  </pic:blipFill>
+                  <pic:spPr>
+                    <a:xfrm>
+                      <a:off x="0" y="0"/>
+                      <a:ext cx="5731510" cy="5238115"/>
+                    </a:xfrm>
+                    <a:prstGeom prst="rect">
+                      <a:avLst/>
+                    </a:prstGeom>
+                  </pic:spPr>
+                </pic:pic>
+              </a:graphicData>
+            </a:graphic>
+          </wp:inline>
+        </w:drawing>
+      </w:r>
+    </w:p>
+    <w:p>
+      <w:pPr>
+        <w:ind w:left="360"/>
+        <w:rPr>
+          <w:lang w:val="en-US"/>
+        </w:rPr>
+      </w:pPr>
+      <w:r>
+        <w:rPr>
+          <w:lang w:val="en-US"/>
+        </w:rPr>
+        <w:drawing>
+          <wp:inline distT="0" distB="0" distL="0" distR="0" wp14:anchorId="6824205F" wp14:editId="5B52754B">
+            <wp:extent cx="5731510" cy="2087245"/>
+            <wp:effectExtent l="0" t="0" r="2540" b="8255"/>
+            <wp:docPr id="1452993020" name="Picture 1"/>
+            <wp:cNvGraphicFramePr>
+              <a:graphicFrameLocks xmlns:a="http://schemas.openxmlformats.org/drawingml/2006/main" noChangeAspect="1"/>
+            </wp:cNvGraphicFramePr>
+            <a:graphic xmlns:a="http://schemas.openxmlformats.org/drawingml/2006/main">
+              <a:graphicData uri="http://schemas.openxmlformats.org/drawingml/2006/picture">
+                <pic:pic xmlns:pic="http://schemas.openxmlformats.org/drawingml/2006/picture">
+                  <pic:nvPicPr>
+                    <pic:cNvPr id="1452993020" name=""/>
+                    <pic:cNvPicPr/>
+                  </pic:nvPicPr>
+                  <pic:blipFill>
+                    <a:blip r:embed="rId18"/>
+                    <a:stretch>
+                      <a:fillRect/>
+                    </a:stretch>
+                  </pic:blipFill>
+                  <pic:spPr>
+                    <a:xfrm>
+                      <a:off x="0" y="0"/>
+                      <a:ext cx="5731510" cy="2087245"/>
+                    </a:xfrm>
+                    <a:prstGeom prst="rect">
+                      <a:avLst/>
+                    </a:prstGeom>
+                  </pic:spPr>
+                </pic:pic>
+              </a:graphicData>
+            </a:graphic>
+          </wp:inline>
+        </w:drawing>
+      </w:r>
+    </w:p>
+    <w:p>
+      <w:pPr>
+        <w:ind w:left="360"/>
+        <w:rPr>
+          <w:lang w:val="en-US"/>
+        </w:rPr>
+      </w:pPr>
+      <w:r>
+        <w:rPr>
+          <w:lang w:val="en-US"/>
+        </w:rPr>
+        <w:lastRenderedPageBreak/>
+        <w:drawing>
+          <wp:inline distT="0" distB="0" distL="0" distR="0" wp14:anchorId="12AF3B6D" wp14:editId="1096BC2D">
+            <wp:extent cx="5731510" cy="1522730"/>
+            <wp:effectExtent l="0" t="0" r="2540" b="1270"/>
+            <wp:docPr id="465896335" name="Picture 1"/>
+            <wp:cNvGraphicFramePr>
+              <a:graphicFrameLocks xmlns:a="http://schemas.openxmlformats.org/drawingml/2006/main" noChangeAspect="1"/>
+            </wp:cNvGraphicFramePr>
+            <a:graphic xmlns:a="http://schemas.openxmlformats.org/drawingml/2006/main">
+              <a:graphicData uri="http://schemas.openxmlformats.org/drawingml/2006/picture">
+                <pic:pic xmlns:pic="http://schemas.openxmlformats.org/drawingml/2006/picture">
+                  <pic:nvPicPr>
+                    <pic:cNvPr id="465896335" name=""/>
+                    <pic:cNvPicPr/>
+                  </pic:nvPicPr>
+                  <pic:blipFill>
+                    <a:blip r:embed="rId19"/>
+                    <a:stretch>
+                      <a:fillRect/>
+                    </a:stretch>
+                  </pic:blipFill>
+                  <pic:spPr>
+                    <a:xfrm>
+                      <a:off x="0" y="0"/>
+                      <a:ext cx="5731510" cy="1522730"/>
+                    </a:xfrm>
+                    <a:prstGeom prst="rect">
+                      <a:avLst/>
+                    </a:prstGeom>
+                  </pic:spPr>
+                </pic:pic>
+              </a:graphicData>
+            </a:graphic>
+          </wp:inline>
+        </w:drawing>
+      </w:r>
+    </w:p>
+    <w:p>
+      <w:pPr>
+        <w:ind w:left="360"/>
+        <w:rPr>
+          <w:lang w:val="en-US"/>
+        </w:rPr>
+      </w:pPr>
+      <w:r>
+        <w:rPr>
+          <w:lang w:val="en-US"/>
+        </w:rPr>
+        <w:drawing>
+          <wp:inline distT="0" distB="0" distL="0" distR="0" wp14:anchorId="00B008F3" wp14:editId="1990122C">
+            <wp:extent cx="5731510" cy="4183380"/>
+            <wp:effectExtent l="0" t="0" r="2540" b="7620"/>
+            <wp:docPr id="165274224" name="Picture 1"/>
+            <wp:cNvGraphicFramePr>
+              <a:graphicFrameLocks xmlns:a="http://schemas.openxmlformats.org/drawingml/2006/main" noChangeAspect="1"/>
+            </wp:cNvGraphicFramePr>
+            <a:graphic xmlns:a="http://schemas.openxmlformats.org/drawingml/2006/main">
+              <a:graphicData uri="http://schemas.openxmlformats.org/drawingml/2006/picture">
+                <pic:pic xmlns:pic="http://schemas.openxmlformats.org/drawingml/2006/picture">
+                  <pic:nvPicPr>
+                    <pic:cNvPr id="165274224" name=""/>
+                    <pic:cNvPicPr/>
+                  </pic:nvPicPr>
+                  <pic:blipFill>
+                    <a:blip r:embed="rId20"/>
+                    <a:stretch>
+                      <a:fillRect/>
+                    </a:stretch>
+                  </pic:blipFill>
+                  <pic:spPr>
+                    <a:xfrm>
+                      <a:off x="0" y="0"/>
+                      <a:ext cx="5731510" cy="4183380"/>
+                    </a:xfrm>
+                    <a:prstGeom prst="rect">
+                      <a:avLst/>
+                    </a:prstGeom>
+                  </pic:spPr>
+                </pic:pic>
+              </a:graphicData>
+            </a:graphic>
+          </wp:inline>
+        </w:drawing>
+      </w:r>
+    </w:p>
+    <w:p>
+      <w:pPr>
+        <w:ind w:left="360"/>
+        <w:rPr>
+          <w:lang w:val="en-US"/>
+        </w:rPr>
+      </w:pPr>
+      <w:r>
+        <w:rPr>
+          <w:lang w:val="en-US"/>
+        </w:rPr>
+        <w:lastRenderedPageBreak/>
+        <w:drawing>
+          <wp:inline distT="0" distB="0" distL="0" distR="0" wp14:anchorId="5E1B99F1" wp14:editId="54319184">
+            <wp:extent cx="5731510" cy="3553460"/>
+            <wp:effectExtent l="0" t="0" r="2540" b="8890"/>
+            <wp:docPr id="803063264" name="Picture 1"/>
+            <wp:cNvGraphicFramePr>
+              <a:graphicFrameLocks xmlns:a="http://schemas.openxmlformats.org/drawingml/2006/main" noChangeAspect="1"/>
+            </wp:cNvGraphicFramePr>
+            <a:graphic xmlns:a="http://schemas.openxmlformats.org/drawingml/2006/main">
+              <a:graphicData uri="http://schemas.openxmlformats.org/drawingml/2006/picture">
+                <pic:pic xmlns:pic="http://schemas.openxmlformats.org/drawingml/2006/picture">
+                  <pic:nvPicPr>
+                    <pic:cNvPr id="803063264" name=""/>
+                    <pic:cNvPicPr/>
+                  </pic:nvPicPr>
+                  <pic:blipFill>
+                    <a:blip r:embed="rId21"/>
+                    <a:stretch>
+                      <a:fillRect/>
+                    </a:stretch>
+                  </pic:blipFill>
+                  <pic:spPr>
+                    <a:xfrm>
+                      <a:off x="0" y="0"/>
+                      <a:ext cx="5731510" cy="3553460"/>
+                    </a:xfrm>
+                    <a:prstGeom prst="rect">
+                      <a:avLst/>
+                    </a:prstGeom>
+                  </pic:spPr>
+                </pic:pic>
+              </a:graphicData>
+            </a:graphic>
+          </wp:inline>
+        </w:drawing>
+      </w:r>
+    </w:p>
+    <w:p>
+      <w:pPr>
+        <w:ind w:left="360"/>
+        <w:rPr>
+          <w:lang w:val="en-US"/>
+        </w:rPr>
+      </w:pPr>
+      <w:r>
+        <w:rPr>
+          <w:lang w:val="en-US"/>
+        </w:rPr>
+        <w:lastRenderedPageBreak/>
+        <w:drawing>
+          <wp:inline distT="0" distB="0" distL="0" distR="0" wp14:anchorId="19CFF046" wp14:editId="7AD4D005">
+            <wp:extent cx="5731510" cy="5198110"/>
+            <wp:effectExtent l="0" t="0" r="2540" b="2540"/>
+            <wp:docPr id="2060958561" name="Picture 1"/>
+            <wp:cNvGraphicFramePr>
+              <a:graphicFrameLocks xmlns:a="http://schemas.openxmlformats.org/drawingml/2006/main" noChangeAspect="1"/>
+            </wp:cNvGraphicFramePr>
+            <a:graphic xmlns:a="http://schemas.openxmlformats.org/drawingml/2006/main">
+              <a:graphicData uri="http://schemas.openxmlformats.org/drawingml/2006/picture">
+                <pic:pic xmlns:pic="http://schemas.openxmlformats.org/drawingml/2006/picture">
+                  <pic:nvPicPr>
+                    <pic:cNvPr id="2060958561" name=""/>
+                    <pic:cNvPicPr/>
+                  </pic:nvPicPr>
+                  <pic:blipFill>
+                    <a:blip r:embed="rId22"/>
+                    <a:stretch>
+                      <a:fillRect/>
+                    </a:stretch>
+                  </pic:blipFill>
+                  <pic:spPr>
+                    <a:xfrm>
+                      <a:off x="0" y="0"/>
+                      <a:ext cx="5731510" cy="5198110"/>
+                    </a:xfrm>
+                    <a:prstGeom prst="rect">
+                      <a:avLst/>
+                    </a:prstGeom>
+                  </pic:spPr>
+                </pic:pic>
+              </a:graphicData>
+            </a:graphic>
+          </wp:inline>
+        </w:drawing>
+      </w:r>
+    </w:p>
+    <w:p>
+      <w:pPr>
+        <w:ind w:left="360"/>
+        <w:rPr>
+          <w:lang w:val="en-US"/>
+        </w:rPr>
+      </w:pPr>
+      <w:r>
+        <w:rPr>
+          <w:lang w:val="en-US"/>
+        </w:rPr>
+        <w:lastRenderedPageBreak/>
+        <w:drawing>
+          <wp:inline distT="0" distB="0" distL="0" distR="0" wp14:anchorId="58CF4326" wp14:editId="1E6C33A5">
+            <wp:extent cx="5731510" cy="3645535"/>
+            <wp:effectExtent l="0" t="0" r="2540" b="0"/>
+            <wp:docPr id="617541149" name="Picture 1"/>
+            <wp:cNvGraphicFramePr>
+              <a:graphicFrameLocks xmlns:a="http://schemas.openxmlformats.org/drawingml/2006/main" noChangeAspect="1"/>
+            </wp:cNvGraphicFramePr>
+            <a:graphic xmlns:a="http://schemas.openxmlformats.org/drawingml/2006/main">
+              <a:graphicData uri="http://schemas.openxmlformats.org/drawingml/2006/picture">
+                <pic:pic xmlns:pic="http://schemas.openxmlformats.org/drawingml/2006/picture">
+                  <pic:nvPicPr>
+                    <pic:cNvPr id="617541149" name=""/>
+                    <pic:cNvPicPr/>
+                  </pic:nvPicPr>
+                  <pic:blipFill>
+                    <a:blip r:embed="rId23"/>
+                    <a:stretch>
+                      <a:fillRect/>
+                    </a:stretch>
+                  </pic:blipFill>
+                  <pic:spPr>
+                    <a:xfrm>
+                      <a:off x="0" y="0"/>
+                      <a:ext cx="5731510" cy="3645535"/>
+                    </a:xfrm>
+                    <a:prstGeom prst="rect">
+                      <a:avLst/>
+                    </a:prstGeom>
+                  </pic:spPr>
+                </pic:pic>
+              </a:graphicData>
+            </a:graphic>
+          </wp:inline>
+        </w:drawing>
+      </w:r>
+    </w:p>
+    <w:p>
+      <w:pPr>
+        <w:ind w:left="360"/>
+        <w:rPr>
+          <w:lang w:val="en-US"/>
+        </w:rPr>
+      </w:pPr>
+      <w:r>
+        <w:rPr>
+          <w:lang w:val="en-US"/>
+        </w:rPr>
+        <w:lastRenderedPageBreak/>
+        <w:drawing>
+          <wp:inline distT="0" distB="0" distL="0" distR="0" wp14:anchorId="686DE804" wp14:editId="5D026B16">
+            <wp:extent cx="5731510" cy="5313680"/>
+            <wp:effectExtent l="0" t="0" r="2540" b="1270"/>
+            <wp:docPr id="871425459" name="Picture 1"/>
+            <wp:cNvGraphicFramePr>
+              <a:graphicFrameLocks xmlns:a="http://schemas.openxmlformats.org/drawingml/2006/main" noChangeAspect="1"/>
+            </wp:cNvGraphicFramePr>
+            <a:graphic xmlns:a="http://schemas.openxmlformats.org/drawingml/2006/main">
+              <a:graphicData uri="http://schemas.openxmlformats.org/drawingml/2006/picture">
+                <pic:pic xmlns:pic="http://schemas.openxmlformats.org/drawingml/2006/picture">
+                  <pic:nvPicPr>
+                    <pic:cNvPr id="871425459" name=""/>
+                    <pic:cNvPicPr/>
+                  </pic:nvPicPr>
+                  <pic:blipFill>
+                    <a:blip r:embed="rId24"/>
+                    <a:stretch>
+                      <a:fillRect/>
+                    </a:stretch>
+                  </pic:blipFill>
+                  <pic:spPr>
+                    <a:xfrm>
+                      <a:off x="0" y="0"/>
+                      <a:ext cx="5731510" cy="5313680"/>
+                    </a:xfrm>
+                    <a:prstGeom prst="rect">
+                      <a:avLst/>
+                    </a:prstGeom>
+                  </pic:spPr>
+                </pic:pic>
+              </a:graphicData>
+            </a:graphic>
+          </wp:inline>
+        </w:drawing>
+      </w:r>
+    </w:p>
+    <w:p>
+      <w:pPr>
+        <w:ind w:left="360"/>
+        <w:rPr>
+          <w:lang w:val="en-US"/>
+        </w:rPr>
+      </w:pPr>
+      <w:r>
+        <w:rPr>
+          <w:lang w:val="en-US"/>
+        </w:rPr>
+        <w:lastRenderedPageBreak/>
+        <w:drawing>
+          <wp:inline distT="0" distB="0" distL="0" distR="0" wp14:anchorId="5DE6D687" wp14:editId="02C2AD01">
+            <wp:extent cx="5731510" cy="4520565"/>
+            <wp:effectExtent l="0" t="0" r="2540" b="0"/>
+            <wp:docPr id="842684849" name="Picture 1"/>
+            <wp:cNvGraphicFramePr>
+              <a:graphicFrameLocks xmlns:a="http://schemas.openxmlformats.org/drawingml/2006/main" noChangeAspect="1"/>
+            </wp:cNvGraphicFramePr>
+            <a:graphic xmlns:a="http://schemas.openxmlformats.org/drawingml/2006/main">
+              <a:graphicData uri="http://schemas.openxmlformats.org/drawingml/2006/picture">
+                <pic:pic xmlns:pic="http://schemas.openxmlformats.org/drawingml/2006/picture">
+                  <pic:nvPicPr>
+                    <pic:cNvPr id="842684849" name=""/>
+                    <pic:cNvPicPr/>
+                  </pic:nvPicPr>
+                  <pic:blipFill>
+                    <a:blip r:embed="rId25"/>
+                    <a:stretch>
+                      <a:fillRect/>
+                    </a:stretch>
+                  </pic:blipFill>
+                  <pic:spPr>
+                    <a:xfrm>
+                      <a:off x="0" y="0"/>
+                      <a:ext cx="5731510" cy="4520565"/>
+                    </a:xfrm>
+                    <a:prstGeom prst="rect">
+                      <a:avLst/>
+                    </a:prstGeom>
+                  </pic:spPr>
+                </pic:pic>
+              </a:graphicData>
+            </a:graphic>
+          </wp:inline>
+        </w:drawing>
+      </w:r>
+    </w:p>
+    <w:p>
+      <w:pPr>
+        <w:ind w:left="360"/>
+        <w:rPr>
+          <w:lang w:val="en-US"/>
+        </w:rPr>
+      </w:pPr>
+    </w:p>
+    <w:p>
+      <w:pPr>
+        <w:ind w:left="360"/>
+        <w:rPr>
+          <w:lang w:val="en-US"/>
+        </w:rPr>
+      </w:pPr>
+    </w:p>
+    <w:p>
+      <w:pPr>
+        <w:ind w:left="360"/>
+        <w:rPr>
+          <w:lang w:val="en-US"/>
+        </w:rPr>
+      </w:pPr>
+    </w:p>
+    <w:p>
+      <w:pPr>
+        <w:ind w:left="360"/>
+        <w:rPr>
+          <w:lang w:val="en-US"/>
+        </w:rPr>
+      </w:pPr>
+    </w:p>
+    <w:p>
+      <w:pPr>
+        <w:ind w:left="360"/>
+        <w:rPr>
+          <w:lang w:val="en-US"/>
+        </w:rPr>
+      </w:pPr>
+    </w:p>
+    <w:p>
+      <w:pPr>
+        <w:ind w:left="360"/>
+        <w:rPr>
+          <w:lang w:val="en-US"/>
+        </w:rPr>
+      </w:pPr>
+    </w:p>
+    <w:p>
+      <w:pPr>
+        <w:ind w:left="360"/>
+        <w:rPr>
+          <w:lang w:val="en-US"/>
+        </w:rPr>
+      </w:pPr>
+    </w:p>
+    <w:p>
+      <w:pPr>
+        <w:ind w:left="360"/>
+        <w:rPr>
+          <w:lang w:val="en-US"/>
+        </w:rPr>
+      </w:pPr>
+    </w:p>
+    <w:p>
+      <w:pPr>
+        <w:ind w:left="360"/>
+        <w:rPr>
+          <w:lang w:val="en-US"/>
+        </w:rPr>
+      </w:pPr>
+    </w:p>
+    <w:p>
+      <w:pPr>
+        <w:ind w:left="360"/>
+        <w:rPr>
+          <w:lang w:val="en-US"/>
+        </w:rPr>
+      </w:pPr>
+    </w:p>
+    <w:p>
+      <w:pPr>
+        <w:ind w:left="360"/>
+        <w:rPr>
+          <w:lang w:val="en-US"/>
+        </w:rPr>
+      </w:pPr>
+    </w:p>
+    <w:p>
+      <w:pPr>
+        <w:ind w:left="360"/>
+        <w:rPr>
+          <w:lang w:val="en-US"/>
+        </w:rPr>
+      </w:pPr>
+    </w:p>
+    <w:p>
+      <w:pPr>
+        <w:ind w:left="360"/>
+        <w:rPr>
+          <w:lang w:val="en-US"/>
+        </w:rPr>
+      </w:pPr>
+    </w:p>
+    <w:p>
+      <w:pPr>
+        <w:ind w:left="360"/>
+        <w:rPr>
+          <w:lang w:val="en-US"/>
+        </w:rPr>
+      </w:pPr>
+      <w:r>
+        <w:rPr>
+          <w:lang w:val="en-US"/>
+        </w:rPr>
+        <w:lastRenderedPageBreak/>
+        <w:t>Lists</w:t>
+      </w:r>
+    </w:p>
+    <w:p>
+      <w:pPr>
+        <w:ind w:left="360"/>
+        <w:rPr>
+          <w:lang w:val="en-US"/>
+        </w:rPr>
+      </w:pPr>
+      <w:r>
+        <w:rPr>
+          <w:lang w:val="en-US"/>
+        </w:rPr>
+        <w:drawing>
+          <wp:inline distT="0" distB="0" distL="0" distR="0" wp14:anchorId="0DF25D10" wp14:editId="0F5ED03B">
+            <wp:extent cx="5731510" cy="5273040"/>
+            <wp:effectExtent l="0" t="0" r="2540" b="3810"/>
+            <wp:docPr id="180374531" name="Picture 1"/>
+            <wp:cNvGraphicFramePr>
+              <a:graphicFrameLocks xmlns:a="http://schemas.openxmlformats.org/drawingml/2006/main" noChangeAspect="1"/>
+            </wp:cNvGraphicFramePr>
+            <a:graphic xmlns:a="http://schemas.openxmlformats.org/drawingml/2006/main">
+              <a:graphicData uri="http://schemas.openxmlformats.org/drawingml/2006/picture">
+                <pic:pic xmlns:pic="http://schemas.openxmlformats.org/drawingml/2006/picture">
+                  <pic:nvPicPr>
+                    <pic:cNvPr id="180374531" name=""/>
+                    <pic:cNvPicPr/>
+                  </pic:nvPicPr>
+                  <pic:blipFill>
+                    <a:blip r:embed="rId26"/>
+                    <a:stretch>
+                      <a:fillRect/>
+                    </a:stretch>
+                  </pic:blipFill>
+                  <pic:spPr>
+                    <a:xfrm>
+                      <a:off x="0" y="0"/>
+                      <a:ext cx="5731510" cy="5273040"/>
+                    </a:xfrm>
+                    <a:prstGeom prst="rect">
+                      <a:avLst/>
+                    </a:prstGeom>
+                  </pic:spPr>
+                </pic:pic>
+              </a:graphicData>
+            </a:graphic>
+          </wp:inline>
+        </w:drawing>
+      </w:r>
+    </w:p>
+    <w:p>
+      <w:pPr>
+        <w:ind w:left="360"/>
+        <w:rPr>
+          <w:lang w:val="en-US"/>
+        </w:rPr>
+      </w:pPr>
+      <w:r>
+        <w:rPr>
+          <w:lang w:val="en-US"/>
+        </w:rPr>
+        <w:lastRenderedPageBreak/>
+        <w:drawing>
+          <wp:inline distT="0" distB="0" distL="0" distR="0" wp14:anchorId="4E8AF98A" wp14:editId="204DE79F">
+            <wp:extent cx="5731510" cy="4451985"/>
+            <wp:effectExtent l="0" t="0" r="2540" b="5715"/>
+            <wp:docPr id="942951549" name="Picture 1"/>
+            <wp:cNvGraphicFramePr>
+              <a:graphicFrameLocks xmlns:a="http://schemas.openxmlformats.org/drawingml/2006/main" noChangeAspect="1"/>
+            </wp:cNvGraphicFramePr>
+            <a:graphic xmlns:a="http://schemas.openxmlformats.org/drawingml/2006/main">
+              <a:graphicData uri="http://schemas.openxmlformats.org/drawingml/2006/picture">
+                <pic:pic xmlns:pic="http://schemas.openxmlformats.org/drawingml/2006/picture">
+                  <pic:nvPicPr>
+                    <pic:cNvPr id="942951549" name=""/>
+                    <pic:cNvPicPr/>
+                  </pic:nvPicPr>
+                  <pic:blipFill>
+                    <a:blip r:embed="rId27"/>
+                    <a:stretch>
+                      <a:fillRect/>
+                    </a:stretch>
+                  </pic:blipFill>
+                  <pic:spPr>
+                    <a:xfrm>
+                      <a:off x="0" y="0"/>
+                      <a:ext cx="5731510" cy="4451985"/>
+                    </a:xfrm>
+                    <a:prstGeom prst="rect">
+                      <a:avLst/>
+                    </a:prstGeom>
+                  </pic:spPr>
+                </pic:pic>
+              </a:graphicData>
+            </a:graphic>
+          </wp:inline>
+        </w:drawing>
+      </w:r>
+    </w:p>
+    <w:p>
+      <w:pPr>
+        <w:ind w:left="360"/>
+        <w:rPr>
+          <w:lang w:val="en-US"/>
+        </w:rPr>
+      </w:pPr>
+      <w:r>
+        <w:rPr>
+          <w:lang w:val="en-US"/>
+        </w:rPr>
+        <w:drawing>
+          <wp:inline distT="0" distB="0" distL="0" distR="0" wp14:anchorId="19D818EE" wp14:editId="2065C41C">
+            <wp:extent cx="5731510" cy="3728085"/>
+            <wp:effectExtent l="0" t="0" r="2540" b="5715"/>
+            <wp:docPr id="1082299287" name="Picture 1"/>
+            <wp:cNvGraphicFramePr>
+              <a:graphicFrameLocks xmlns:a="http://schemas.openxmlformats.org/drawingml/2006/main" noChangeAspect="1"/>
+            </wp:cNvGraphicFramePr>
+            <a:graphic xmlns:a="http://schemas.openxmlformats.org/drawingml/2006/main">
+              <a:graphicData uri="http://schemas.openxmlformats.org/drawingml/2006/picture">
+                <pic:pic xmlns:pic="http://schemas.openxmlformats.org/drawingml/2006/picture">
+                  <pic:nvPicPr>
+                    <pic:cNvPr id="1082299287" name=""/>
+                    <pic:cNvPicPr/>
+                  </pic:nvPicPr>
+                  <pic:blipFill>
+                    <a:blip r:embed="rId28"/>
+                    <a:stretch>
+                      <a:fillRect/>
+                    </a:stretch>
+                  </pic:blipFill>
+                  <pic:spPr>
+                    <a:xfrm>
+                      <a:off x="0" y="0"/>
+                      <a:ext cx="5731510" cy="3728085"/>
+                    </a:xfrm>
+                    <a:prstGeom prst="rect">
+                      <a:avLst/>
+                    </a:prstGeom>
+                  </pic:spPr>
+                </pic:pic>
+              </a:graphicData>
+            </a:graphic>
+          </wp:inline>
+        </w:drawing>
+      </w:r>
+    </w:p>
+    <w:p>
+      <w:pPr>
+        <w:ind w:left="360"/>
+        <w:rPr>
+          <w:lang w:val="en-US"/>
+        </w:rPr>
+      </w:pPr>
+      <w:r>
+        <w:rPr>
+          <w:lang w:val="en-US"/>
+        </w:rPr>
+        <w:lastRenderedPageBreak/>
+        <w:drawing>
+          <wp:inline distT="0" distB="0" distL="0" distR="0" wp14:anchorId="56CC8120" wp14:editId="21E9735B">
+            <wp:extent cx="5731510" cy="5290185"/>
+            <wp:effectExtent l="0" t="0" r="2540" b="5715"/>
+            <wp:docPr id="1326333403" name="Picture 1"/>
+            <wp:cNvGraphicFramePr>
+              <a:graphicFrameLocks xmlns:a="http://schemas.openxmlformats.org/drawingml/2006/main" noChangeAspect="1"/>
+            </wp:cNvGraphicFramePr>
+            <a:graphic xmlns:a="http://schemas.openxmlformats.org/drawingml/2006/main">
+              <a:graphicData uri="http://schemas.openxmlformats.org/drawingml/2006/picture">
+                <pic:pic xmlns:pic="http://schemas.openxmlformats.org/drawingml/2006/picture">
+                  <pic:nvPicPr>
+                    <pic:cNvPr id="1326333403" name=""/>
+                    <pic:cNvPicPr/>
+                  </pic:nvPicPr>
+                  <pic:blipFill>
+                    <a:blip r:embed="rId29"/>
+                    <a:stretch>
+                      <a:fillRect/>
+                    </a:stretch>
+                  </pic:blipFill>
+                  <pic:spPr>
+                    <a:xfrm>
+                      <a:off x="0" y="0"/>
+                      <a:ext cx="5731510" cy="5290185"/>
+                    </a:xfrm>
+                    <a:prstGeom prst="rect">
+                      <a:avLst/>
+                    </a:prstGeom>
+                  </pic:spPr>
+                </pic:pic>
+              </a:graphicData>
+            </a:graphic>
+          </wp:inline>
+        </w:drawing>
+      </w:r>
+    </w:p>
+    <w:p>
+      <w:pPr>
+        <w:ind w:left="360"/>
+        <w:rPr>
+          <w:lang w:val="en-US"/>
+        </w:rPr>
+      </w:pPr>
+      <w:r>
+        <w:rPr>
+          <w:lang w:val="en-US"/>
+        </w:rPr>
+        <w:lastRenderedPageBreak/>
+        <w:drawing>
+          <wp:inline distT="0" distB="0" distL="0" distR="0" wp14:anchorId="4C207488" wp14:editId="5BEE07C6">
+            <wp:extent cx="5731510" cy="3539490"/>
+            <wp:effectExtent l="0" t="0" r="2540" b="3810"/>
+            <wp:docPr id="189204442" name="Picture 1"/>
+            <wp:cNvGraphicFramePr>
+              <a:graphicFrameLocks xmlns:a="http://schemas.openxmlformats.org/drawingml/2006/main" noChangeAspect="1"/>
+            </wp:cNvGraphicFramePr>
+            <a:graphic xmlns:a="http://schemas.openxmlformats.org/drawingml/2006/main">
+              <a:graphicData uri="http://schemas.openxmlformats.org/drawingml/2006/picture">
+                <pic:pic xmlns:pic="http://schemas.openxmlformats.org/drawingml/2006/picture">
+                  <pic:nvPicPr>
+                    <pic:cNvPr id="189204442" name=""/>
+                    <pic:cNvPicPr/>
+                  </pic:nvPicPr>
+                  <pic:blipFill>
+                    <a:blip r:embed="rId30"/>
+                    <a:stretch>
+                      <a:fillRect/>
+                    </a:stretch>
+                  </pic:blipFill>
+                  <pic:spPr>
+                    <a:xfrm>
+                      <a:off x="0" y="0"/>
+                      <a:ext cx="5731510" cy="3539490"/>
+                    </a:xfrm>
+                    <a:prstGeom prst="rect">
+                      <a:avLst/>
+                    </a:prstGeom>
+                  </pic:spPr>
+                </pic:pic>
+              </a:graphicData>
+            </a:graphic>
+          </wp:inline>
+        </w:drawing>
+      </w:r>
+    </w:p>
+    <w:p>
+      <w:pPr>
+        <w:ind w:left="360"/>
+        <w:rPr>
+          <w:lang w:val="en-US"/>
+        </w:rPr>
+      </w:pPr>
+    </w:p>
+    <w:p>
+      <w:pPr>
+        <w:ind w:left="360"/>
+        <w:rPr>
+          <w:lang w:val="en-US"/>
+        </w:rPr>
+      </w:pPr>
+    </w:p>
+    <w:p>
+      <w:pPr>
+        <w:ind w:left="360"/>
+        <w:rPr>
+          <w:lang w:val="en-US"/>
+        </w:rPr>
+      </w:pPr>
+    </w:p>
+    <w:p>
+      <w:pPr>
+        <w:ind w:left="360"/>
+        <w:rPr>
+          <w:lang w:val="en-US"/>
+        </w:rPr>
+      </w:pPr>
+    </w:p>
+    <w:p>
+      <w:pPr>
+        <w:ind w:left="360"/>
+        <w:rPr>
+          <w:lang w:val="en-US"/>
+        </w:rPr>
+      </w:pPr>
+    </w:p>
+    <w:p>
+      <w:pPr>
+        <w:ind w:left="360"/>
+        <w:rPr>
+          <w:lang w:val="en-US"/>
+        </w:rPr>
+      </w:pPr>
+    </w:p>
+    <w:p>
+      <w:pPr>
+        <w:ind w:left="360"/>
+        <w:rPr>
+          <w:lang w:val="en-US"/>
+        </w:rPr>
+      </w:pPr>
+    </w:p>
+    <w:p>
+      <w:pPr>
+        <w:ind w:left="360"/>
+        <w:rPr>
+          <w:lang w:val="en-US"/>
+        </w:rPr>
+      </w:pPr>
+    </w:p>
+    <w:p>
+      <w:pPr>
+        <w:ind w:left="360"/>
+        <w:rPr>
+          <w:lang w:val="en-US"/>
+        </w:rPr>
+      </w:pPr>
+    </w:p>
+    <w:p>
+      <w:pPr>
+        <w:ind w:left="360"/>
+        <w:rPr>
+          <w:lang w:val="en-US"/>
+        </w:rPr>
+      </w:pPr>
+    </w:p>
+    <w:p>
+      <w:pPr>
+        <w:ind w:left="360"/>
+        <w:rPr>
+          <w:lang w:val="en-US"/>
+        </w:rPr>
+      </w:pPr>
+    </w:p>
+    <w:p>
+      <w:pPr>
+        <w:ind w:left="360"/>
+        <w:rPr>
+          <w:lang w:val="en-US"/>
+        </w:rPr>
+      </w:pPr>
+    </w:p>
+    <w:p>
+      <w:pPr>
+        <w:ind w:left="360"/>
+        <w:rPr>
+          <w:lang w:val="en-US"/>
+        </w:rPr>
+      </w:pPr>
+    </w:p>
+    <w:p>
+      <w:pPr>
+        <w:ind w:left="360"/>
+        <w:rPr>
+          <w:lang w:val="en-US"/>
+        </w:rPr>
+      </w:pPr>
+    </w:p>
+    <w:p>
+      <w:pPr>
+        <w:ind w:left="360"/>
+        <w:rPr>
+          <w:lang w:val="en-US"/>
+        </w:rPr>
+      </w:pPr>
+    </w:p>
+    <w:p>
+      <w:pPr>
+        <w:ind w:left="360"/>
+        <w:rPr>
+          <w:lang w:val="en-US"/>
+        </w:rPr>
+      </w:pPr>
+    </w:p>
+    <w:p>
+      <w:pPr>
+        <w:ind w:left="360"/>
+        <w:rPr>
+          <w:lang w:val="en-US"/>
+        </w:rPr>
+      </w:pPr>
+      <w:r>
+        <w:rPr>
+          <w:lang w:val="en-US"/>
+        </w:rPr>
+        <w:lastRenderedPageBreak/>
+        <w:t>Cards</w:t>
+      </w:r>
+    </w:p>
+    <w:p>
+      <w:pPr>
+        <w:ind w:left="360"/>
+        <w:rPr>
+          <w:lang w:val="en-US"/>
+        </w:rPr>
+      </w:pPr>
+      <w:r>
+        <w:rPr>
+          <w:lang w:val="en-US"/>
+        </w:rPr>
+        <w:drawing>
+          <wp:inline distT="0" distB="0" distL="0" distR="0" wp14:anchorId="6522468F" wp14:editId="7970B0FC">
+            <wp:extent cx="5731510" cy="5134610"/>
+            <wp:effectExtent l="0" t="0" r="2540" b="8890"/>
+            <wp:docPr id="886351189" name="Picture 1"/>
+            <wp:cNvGraphicFramePr>
+              <a:graphicFrameLocks xmlns:a="http://schemas.openxmlformats.org/drawingml/2006/main" noChangeAspect="1"/>
+            </wp:cNvGraphicFramePr>
+            <a:graphic xmlns:a="http://schemas.openxmlformats.org/drawingml/2006/main">
+              <a:graphicData uri="http://schemas.openxmlformats.org/drawingml/2006/picture">
+                <pic:pic xmlns:pic="http://schemas.openxmlformats.org/drawingml/2006/picture">
+                  <pic:nvPicPr>
+                    <pic:cNvPr id="886351189" name=""/>
+                    <pic:cNvPicPr/>
+                  </pic:nvPicPr>
+                  <pic:blipFill>
+                    <a:blip r:embed="rId31"/>
+                    <a:stretch>
+                      <a:fillRect/>
+                    </a:stretch>
+                  </pic:blipFill>
+                  <pic:spPr>
+                    <a:xfrm>
+                      <a:off x="0" y="0"/>
+                      <a:ext cx="5731510" cy="5134610"/>
+                    </a:xfrm>
+                    <a:prstGeom prst="rect">
+                      <a:avLst/>
+                    </a:prstGeom>
+                  </pic:spPr>
+                </pic:pic>
+              </a:graphicData>
+            </a:graphic>
+          </wp:inline>
+        </w:drawing>
+      </w:r>
+    </w:p>
+    <w:p>
+      <w:pPr>
+        <w:ind w:left="360"/>
+        <w:rPr>
+          <w:lang w:val="en-US"/>
+        </w:rPr>
+      </w:pPr>
+      <w:r>
+        <w:rPr>
+          <w:lang w:val="en-US"/>
+        </w:rPr>
+        <w:lastRenderedPageBreak/>
+        <w:drawing>
+          <wp:inline distT="0" distB="0" distL="0" distR="0" wp14:anchorId="3AD25D16" wp14:editId="3B962BA9">
+            <wp:extent cx="5731510" cy="4308475"/>
+            <wp:effectExtent l="0" t="0" r="2540" b="0"/>
+            <wp:docPr id="1189141202" name="Picture 1"/>
+            <wp:cNvGraphicFramePr>
+              <a:graphicFrameLocks xmlns:a="http://schemas.openxmlformats.org/drawingml/2006/main" noChangeAspect="1"/>
+            </wp:cNvGraphicFramePr>
+            <a:graphic xmlns:a="http://schemas.openxmlformats.org/drawingml/2006/main">
+              <a:graphicData uri="http://schemas.openxmlformats.org/drawingml/2006/picture">
+                <pic:pic xmlns:pic="http://schemas.openxmlformats.org/drawingml/2006/picture">
+                  <pic:nvPicPr>
+                    <pic:cNvPr id="1189141202" name=""/>
+                    <pic:cNvPicPr/>
+                  </pic:nvPicPr>
+                  <pic:blipFill>
+                    <a:blip r:embed="rId32"/>
+                    <a:stretch>
+                      <a:fillRect/>
+                    </a:stretch>
+                  </pic:blipFill>
+                  <pic:spPr>
+                    <a:xfrm>
+                      <a:off x="0" y="0"/>
+                      <a:ext cx="5731510" cy="4308475"/>
+                    </a:xfrm>
+                    <a:prstGeom prst="rect">
+                      <a:avLst/>
+                    </a:prstGeom>
+                  </pic:spPr>
+                </pic:pic>
+              </a:graphicData>
+            </a:graphic>
+          </wp:inline>
+        </w:drawing>
+      </w:r>
+    </w:p>
+    <w:p>
+      <w:pPr>
+        <w:ind w:left="360"/>
+        <w:rPr>
+          <w:lang w:val="en-US"/>
+        </w:rPr>
+      </w:pPr>
+      <w:r>
+        <w:rPr>
+          <w:lang w:val="en-US"/>
+        </w:rPr>
+        <w:drawing>
+          <wp:inline distT="0" distB="0" distL="0" distR="0" wp14:anchorId="376A2C36" wp14:editId="0D71CCD3">
+            <wp:extent cx="5731510" cy="3743960"/>
+            <wp:effectExtent l="0" t="0" r="2540" b="8890"/>
+            <wp:docPr id="558827020" name="Picture 1"/>
+            <wp:cNvGraphicFramePr>
+              <a:graphicFrameLocks xmlns:a="http://schemas.openxmlformats.org/drawingml/2006/main" noChangeAspect="1"/>
+            </wp:cNvGraphicFramePr>
+            <a:graphic xmlns:a="http://schemas.openxmlformats.org/drawingml/2006/main">
+              <a:graphicData uri="http://schemas.openxmlformats.org/drawingml/2006/picture">
+                <pic:pic xmlns:pic="http://schemas.openxmlformats.org/drawingml/2006/picture">
+                  <pic:nvPicPr>
+                    <pic:cNvPr id="558827020" name=""/>
+                    <pic:cNvPicPr/>
+                  </pic:nvPicPr>
+                  <pic:blipFill>
+                    <a:blip r:embed="rId33"/>
+                    <a:stretch>
+                      <a:fillRect/>
+                    </a:stretch>
+                  </pic:blipFill>
+                  <pic:spPr>
+                    <a:xfrm>
+                      <a:off x="0" y="0"/>
+                      <a:ext cx="5731510" cy="3743960"/>
+                    </a:xfrm>
+                    <a:prstGeom prst="rect">
+                      <a:avLst/>
+                    </a:prstGeom>
+                  </pic:spPr>
+                </pic:pic>
+              </a:graphicData>
+            </a:graphic>
+          </wp:inline>
+        </w:drawing>
+      </w:r>
+    </w:p>
+    <w:p>
+      <w:pPr>
+        <w:ind w:left="360"/>
+        <w:rPr>
+          <w:lang w:val="en-US"/>
+        </w:rPr>
+      </w:pPr>
+      <w:r>
+        <w:rPr>
+          <w:lang w:val="en-US"/>
+        </w:rPr>
+        <w:lastRenderedPageBreak/>
+        <w:drawing>
+          <wp:inline distT="0" distB="0" distL="0" distR="0" wp14:anchorId="1E21D3CC" wp14:editId="0C7A2FF4">
+            <wp:extent cx="5731510" cy="5351145"/>
+            <wp:effectExtent l="0" t="0" r="2540" b="1905"/>
+            <wp:docPr id="1850060331" name="Picture 1"/>
+            <wp:cNvGraphicFramePr>
+              <a:graphicFrameLocks xmlns:a="http://schemas.openxmlformats.org/drawingml/2006/main" noChangeAspect="1"/>
+            </wp:cNvGraphicFramePr>
+            <a:graphic xmlns:a="http://schemas.openxmlformats.org/drawingml/2006/main">
+              <a:graphicData uri="http://schemas.openxmlformats.org/drawingml/2006/picture">
+                <pic:pic xmlns:pic="http://schemas.openxmlformats.org/drawingml/2006/picture">
+                  <pic:nvPicPr>
+                    <pic:cNvPr id="1850060331" name=""/>
+                    <pic:cNvPicPr/>
+                  </pic:nvPicPr>
+                  <pic:blipFill>
+                    <a:blip r:embed="rId34"/>
+                    <a:stretch>
+                      <a:fillRect/>
+                    </a:stretch>
+                  </pic:blipFill>
+                  <pic:spPr>
+                    <a:xfrm>
+                      <a:off x="0" y="0"/>
+                      <a:ext cx="5731510" cy="5351145"/>
+                    </a:xfrm>
+                    <a:prstGeom prst="rect">
+                      <a:avLst/>
+                    </a:prstGeom>
+                  </pic:spPr>
+                </pic:pic>
+              </a:graphicData>
+            </a:graphic>
+          </wp:inline>
+        </w:drawing>
+      </w:r>
+    </w:p>
+    <w:p>
+      <w:pPr>
+        <w:ind w:left="360"/>
+        <w:rPr>
+          <w:lang w:val="en-US"/>
+        </w:rPr>
+      </w:pPr>
+      <w:r>
+        <w:rPr>
+          <w:lang w:val="en-US"/>
+        </w:rPr>
+        <w:lastRenderedPageBreak/>
+        <w:drawing>
+          <wp:inline distT="0" distB="0" distL="0" distR="0" wp14:anchorId="02473CFF" wp14:editId="75075B46">
+            <wp:extent cx="5731510" cy="3682365"/>
+            <wp:effectExtent l="0" t="0" r="2540" b="0"/>
+            <wp:docPr id="1652220102" name="Picture 1"/>
+            <wp:cNvGraphicFramePr>
+              <a:graphicFrameLocks xmlns:a="http://schemas.openxmlformats.org/drawingml/2006/main" noChangeAspect="1"/>
+            </wp:cNvGraphicFramePr>
+            <a:graphic xmlns:a="http://schemas.openxmlformats.org/drawingml/2006/main">
+              <a:graphicData uri="http://schemas.openxmlformats.org/drawingml/2006/picture">
+                <pic:pic xmlns:pic="http://schemas.openxmlformats.org/drawingml/2006/picture">
+                  <pic:nvPicPr>
+                    <pic:cNvPr id="1652220102" name=""/>
+                    <pic:cNvPicPr/>
+                  </pic:nvPicPr>
+                  <pic:blipFill>
+                    <a:blip r:embed="rId35"/>
+                    <a:stretch>
+                      <a:fillRect/>
+                    </a:stretch>
+                  </pic:blipFill>
+                  <pic:spPr>
+                    <a:xfrm>
+                      <a:off x="0" y="0"/>
+                      <a:ext cx="5731510" cy="3682365"/>
+                    </a:xfrm>
+                    <a:prstGeom prst="rect">
+                      <a:avLst/>
+                    </a:prstGeom>
+                  </pic:spPr>
+                </pic:pic>
+              </a:graphicData>
+            </a:graphic>
+          </wp:inline>
+        </w:drawing>
+      </w:r>
+    </w:p>
+    <w:p>
+      <w:pPr>
+        <w:ind w:left="360"/>
+        <w:rPr>
+          <w:lang w:val="en-US"/>
+        </w:rPr>
+      </w:pPr>
+      <w:r>
+        <w:rPr>
+          <w:lang w:val="en-US"/>
+        </w:rPr>
+        <w:lastRenderedPageBreak/>
+        <w:drawing>
+          <wp:inline distT="0" distB="0" distL="0" distR="0" wp14:anchorId="4925E234" wp14:editId="49D4582F">
+            <wp:extent cx="5731510" cy="5318760"/>
+            <wp:effectExtent l="0" t="0" r="2540" b="0"/>
+            <wp:docPr id="182920321" name="Picture 1"/>
+            <wp:cNvGraphicFramePr>
+              <a:graphicFrameLocks xmlns:a="http://schemas.openxmlformats.org/drawingml/2006/main" noChangeAspect="1"/>
+            </wp:cNvGraphicFramePr>
+            <a:graphic xmlns:a="http://schemas.openxmlformats.org/drawingml/2006/main">
+              <a:graphicData uri="http://schemas.openxmlformats.org/drawingml/2006/picture">
+                <pic:pic xmlns:pic="http://schemas.openxmlformats.org/drawingml/2006/picture">
+                  <pic:nvPicPr>
+                    <pic:cNvPr id="182920321" name=""/>
+                    <pic:cNvPicPr/>
+                  </pic:nvPicPr>
+                  <pic:blipFill>
+                    <a:blip r:embed="rId36"/>
+                    <a:stretch>
+                      <a:fillRect/>
+                    </a:stretch>
+                  </pic:blipFill>
+                  <pic:spPr>
+                    <a:xfrm>
+                      <a:off x="0" y="0"/>
+                      <a:ext cx="5731510" cy="5318760"/>
+                    </a:xfrm>
+                    <a:prstGeom prst="rect">
+                      <a:avLst/>
+                    </a:prstGeom>
+                  </pic:spPr>
+                </pic:pic>
+              </a:graphicData>
+            </a:graphic>
+          </wp:inline>
+        </w:drawing>
+      </w:r>
+    </w:p>
+    <w:p>
+      <w:pPr>
+        <w:ind w:left="360"/>
+        <w:rPr>
+          <w:lang w:val="en-US"/>
+        </w:rPr>
+      </w:pPr>
+      <w:r>
+        <w:rPr>
+          <w:lang w:val="en-US"/>
+        </w:rPr>
+        <w:drawing>
+          <wp:inline distT="0" distB="0" distL="0" distR="0" wp14:anchorId="28AEF090" wp14:editId="4FEE7FD1">
+            <wp:extent cx="5731510" cy="1694180"/>
+            <wp:effectExtent l="0" t="0" r="2540" b="1270"/>
+            <wp:docPr id="1699284538" name="Picture 1"/>
+            <wp:cNvGraphicFramePr>
+              <a:graphicFrameLocks xmlns:a="http://schemas.openxmlformats.org/drawingml/2006/main" noChangeAspect="1"/>
+            </wp:cNvGraphicFramePr>
+            <a:graphic xmlns:a="http://schemas.openxmlformats.org/drawingml/2006/main">
+              <a:graphicData uri="http://schemas.openxmlformats.org/drawingml/2006/picture">
+                <pic:pic xmlns:pic="http://schemas.openxmlformats.org/drawingml/2006/picture">
+                  <pic:nvPicPr>
+                    <pic:cNvPr id="1699284538" name=""/>
+                    <pic:cNvPicPr/>
+                  </pic:nvPicPr>
+                  <pic:blipFill>
+                    <a:blip r:embed="rId37"/>
+                    <a:stretch>
+                      <a:fillRect/>
+                    </a:stretch>
+                  </pic:blipFill>
+                  <pic:spPr>
+                    <a:xfrm>
+                      <a:off x="0" y="0"/>
+                      <a:ext cx="5731510" cy="1694180"/>
+                    </a:xfrm>
+                    <a:prstGeom prst="rect">
+                      <a:avLst/>
+                    </a:prstGeom>
+                  </pic:spPr>
+                </pic:pic>
+              </a:graphicData>
+            </a:graphic>
+          </wp:inline>
+        </w:drawing>
+      </w:r>
+    </w:p>
+    <w:p>
+      <w:pPr>
+        <w:ind w:left="360"/>
+        <w:rPr>
+          <w:lang w:val="en-US"/>
+        </w:rPr>
+      </w:pPr>
+    </w:p>
+    <w:p>
+      <w:pPr>
+        <w:ind w:left="360"/>
+        <w:rPr>
+          <w:lang w:val="en-US"/>
+        </w:rPr>
+      </w:pPr>
+      <w:r>
+        <w:rPr>
+          <w:lang w:val="en-US"/>
+        </w:rPr>
+        <w:t>Comments</w:t>
+      </w:r>
+    </w:p>
+    <w:p>
+      <w:pPr>
+        <w:ind w:left="360"/>
+        <w:rPr>
+          <w:lang w:val="en-US"/>
+        </w:rPr>
+      </w:pPr>
+      <w:r>
+        <w:rPr>
+          <w:lang w:val="en-US"/>
+        </w:rPr>
+        <w:lastRenderedPageBreak/>
+        <w:drawing>
+          <wp:inline distT="0" distB="0" distL="0" distR="0" wp14:anchorId="2B4A04E2" wp14:editId="73144898">
+            <wp:extent cx="5731510" cy="4935220"/>
+            <wp:effectExtent l="0" t="0" r="2540" b="0"/>
+            <wp:docPr id="1554129149" name="Picture 1"/>
+            <wp:cNvGraphicFramePr>
+              <a:graphicFrameLocks xmlns:a="http://schemas.openxmlformats.org/drawingml/2006/main" noChangeAspect="1"/>
+            </wp:cNvGraphicFramePr>
+            <a:graphic xmlns:a="http://schemas.openxmlformats.org/drawingml/2006/main">
+              <a:graphicData uri="http://schemas.openxmlformats.org/drawingml/2006/picture">
+                <pic:pic xmlns:pic="http://schemas.openxmlformats.org/drawingml/2006/picture">
+                  <pic:nvPicPr>
+                    <pic:cNvPr id="1554129149" name=""/>
+                    <pic:cNvPicPr/>
+                  </pic:nvPicPr>
+                  <pic:blipFill>
+                    <a:blip r:embed="rId38"/>
+                    <a:stretch>
+                      <a:fillRect/>
+                    </a:stretch>
+                  </pic:blipFill>
+                  <pic:spPr>
+                    <a:xfrm>
+                      <a:off x="0" y="0"/>
+                      <a:ext cx="5731510" cy="4935220"/>
+                    </a:xfrm>
+                    <a:prstGeom prst="rect">
+                      <a:avLst/>
+                    </a:prstGeom>
+                  </pic:spPr>
+                </pic:pic>
+              </a:graphicData>
+            </a:graphic>
+          </wp:inline>
+        </w:drawing>
+      </w:r>
+    </w:p>
+    <w:p>
+      <w:pPr>
+        <w:ind w:left="360"/>
+        <w:rPr>
+          <w:lang w:val="en-US"/>
+        </w:rPr>
+      </w:pPr>
+      <w:r>
+        <w:rPr>
+          <w:lang w:val="en-US"/>
+        </w:rPr>
+        <w:lastRenderedPageBreak/>
+        <w:drawing>
+          <wp:inline distT="0" distB="0" distL="0" distR="0" wp14:anchorId="2B530EB3" wp14:editId="0CF89F23">
+            <wp:extent cx="5731510" cy="4069080"/>
+            <wp:effectExtent l="0" t="0" r="2540" b="7620"/>
+            <wp:docPr id="2007175062" name="Picture 1"/>
+            <wp:cNvGraphicFramePr>
+              <a:graphicFrameLocks xmlns:a="http://schemas.openxmlformats.org/drawingml/2006/main" noChangeAspect="1"/>
+            </wp:cNvGraphicFramePr>
+            <a:graphic xmlns:a="http://schemas.openxmlformats.org/drawingml/2006/main">
+              <a:graphicData uri="http://schemas.openxmlformats.org/drawingml/2006/picture">
+                <pic:pic xmlns:pic="http://schemas.openxmlformats.org/drawingml/2006/picture">
+                  <pic:nvPicPr>
+                    <pic:cNvPr id="2007175062" name=""/>
+                    <pic:cNvPicPr/>
+                  </pic:nvPicPr>
+                  <pic:blipFill>
+                    <a:blip r:embed="rId39"/>
+                    <a:stretch>
+                      <a:fillRect/>
+                    </a:stretch>
+                  </pic:blipFill>
+                  <pic:spPr>
+                    <a:xfrm>
+                      <a:off x="0" y="0"/>
+                      <a:ext cx="5731510" cy="4069080"/>
+                    </a:xfrm>
+                    <a:prstGeom prst="rect">
+                      <a:avLst/>
+                    </a:prstGeom>
+                  </pic:spPr>
+                </pic:pic>
+              </a:graphicData>
+            </a:graphic>
+          </wp:inline>
+        </w:drawing>
+      </w:r>
+    </w:p>
+    <w:p>
+      <w:pPr>
+        <w:ind w:left="360"/>
+        <w:rPr>
+          <w:lang w:val="en-US"/>
+        </w:rPr>
+      </w:pPr>
+      <w:r>
+        <w:rPr>
+          <w:lang w:val="en-US"/>
+        </w:rPr>
+        <w:drawing>
+          <wp:inline distT="0" distB="0" distL="0" distR="0" wp14:anchorId="36C80AC4" wp14:editId="7F8BDD3F">
+            <wp:extent cx="5731510" cy="3827780"/>
+            <wp:effectExtent l="0" t="0" r="2540" b="1270"/>
+            <wp:docPr id="1255868106" name="Picture 1"/>
+            <wp:cNvGraphicFramePr>
+              <a:graphicFrameLocks xmlns:a="http://schemas.openxmlformats.org/drawingml/2006/main" noChangeAspect="1"/>
+            </wp:cNvGraphicFramePr>
+            <a:graphic xmlns:a="http://schemas.openxmlformats.org/drawingml/2006/main">
+              <a:graphicData uri="http://schemas.openxmlformats.org/drawingml/2006/picture">
+                <pic:pic xmlns:pic="http://schemas.openxmlformats.org/drawingml/2006/picture">
+                  <pic:nvPicPr>
+                    <pic:cNvPr id="1255868106" name=""/>
+                    <pic:cNvPicPr/>
+                  </pic:nvPicPr>
+                  <pic:blipFill>
+                    <a:blip r:embed="rId40"/>
+                    <a:stretch>
+                      <a:fillRect/>
+                    </a:stretch>
+                  </pic:blipFill>
+                  <pic:spPr>
+                    <a:xfrm>
+                      <a:off x="0" y="0"/>
+                      <a:ext cx="5731510" cy="3827780"/>
+                    </a:xfrm>
+                    <a:prstGeom prst="rect">
+                      <a:avLst/>
+                    </a:prstGeom>
+                  </pic:spPr>
+                </pic:pic>
+              </a:graphicData>
+            </a:graphic>
+          </wp:inline>
+        </w:drawing>
+      </w:r>
+    </w:p>
+    <w:p>
+      <w:pPr>
+        <w:ind w:left="360"/>
+        <w:rPr>
+          <w:lang w:val="en-US"/>
+        </w:rPr>
+      </w:pPr>
+    </w:p>
+    <w:p>
+      <w:pPr>
+        <w:ind w:left="360"/>
+        <w:rPr>
+          <w:lang w:val="en-US"/>
+        </w:rPr>
+      </w:pPr>
+    </w:p>
+    <w:p>
+      <w:pPr>
+        <w:ind w:left="360"/>
+        <w:rPr>
+          <w:lang w:val="en-US"/>
+        </w:rPr>
+      </w:pPr>
+      <w:r>
+        <w:rPr>
+          <w:lang w:val="en-US"/>
+        </w:rPr>
+        <w:lastRenderedPageBreak/>
+        <w:t>LABELS</w:t>
+      </w:r>
+    </w:p>
+    <w:p>
+      <w:pPr>
+        <w:ind w:left="360"/>
+        <w:rPr>
+          <w:lang w:val="en-US"/>
+        </w:rPr>
+      </w:pPr>
+      <w:r>
+        <w:rPr>
+          <w:lang w:val="en-US"/>
+        </w:rPr>
+        <w:drawing>
+          <wp:inline distT="0" distB="0" distL="0" distR="0" wp14:anchorId="6FA6B73A" wp14:editId="40A483F7">
+            <wp:extent cx="5731510" cy="5179695"/>
+            <wp:effectExtent l="0" t="0" r="2540" b="1905"/>
+            <wp:docPr id="580740918" name="Picture 1"/>
+            <wp:cNvGraphicFramePr>
+              <a:graphicFrameLocks xmlns:a="http://schemas.openxmlformats.org/drawingml/2006/main" noChangeAspect="1"/>
+            </wp:cNvGraphicFramePr>
+            <a:graphic xmlns:a="http://schemas.openxmlformats.org/drawingml/2006/main">
+              <a:graphicData uri="http://schemas.openxmlformats.org/drawingml/2006/picture">
+                <pic:pic xmlns:pic="http://schemas.openxmlformats.org/drawingml/2006/picture">
+                  <pic:nvPicPr>
+                    <pic:cNvPr id="580740918" name=""/>
+                    <pic:cNvPicPr/>
+                  </pic:nvPicPr>
+                  <pic:blipFill>
+                    <a:blip r:embed="rId41"/>
+                    <a:stretch>
+                      <a:fillRect/>
+                    </a:stretch>
+                  </pic:blipFill>
+                  <pic:spPr>
+                    <a:xfrm>
+                      <a:off x="0" y="0"/>
+                      <a:ext cx="5731510" cy="5179695"/>
+                    </a:xfrm>
+                    <a:prstGeom prst="rect">
+                      <a:avLst/>
+                    </a:prstGeom>
+                  </pic:spPr>
+                </pic:pic>
+              </a:graphicData>
+            </a:graphic>
+          </wp:inline>
+        </w:drawing>
+      </w:r>
+    </w:p>
+    <w:p>
+      <w:pPr>
+        <w:ind w:left="360"/>
+        <w:rPr>
+          <w:lang w:val="en-US"/>
+        </w:rPr>
+      </w:pPr>
+      <w:r>
+        <w:rPr>
+          <w:lang w:val="en-US"/>
+        </w:rPr>
+        <w:lastRenderedPageBreak/>
+        <w:drawing>
+          <wp:inline distT="0" distB="0" distL="0" distR="0" wp14:anchorId="407FE102" wp14:editId="362BC8EB">
+            <wp:extent cx="5731510" cy="3961130"/>
+            <wp:effectExtent l="0" t="0" r="2540" b="1270"/>
+            <wp:docPr id="1341000508" name="Picture 1"/>
+            <wp:cNvGraphicFramePr>
+              <a:graphicFrameLocks xmlns:a="http://schemas.openxmlformats.org/drawingml/2006/main" noChangeAspect="1"/>
+            </wp:cNvGraphicFramePr>
+            <a:graphic xmlns:a="http://schemas.openxmlformats.org/drawingml/2006/main">
+              <a:graphicData uri="http://schemas.openxmlformats.org/drawingml/2006/picture">
+                <pic:pic xmlns:pic="http://schemas.openxmlformats.org/drawingml/2006/picture">
+                  <pic:nvPicPr>
+                    <pic:cNvPr id="1341000508" name=""/>
+                    <pic:cNvPicPr/>
+                  </pic:nvPicPr>
+                  <pic:blipFill>
+                    <a:blip r:embed="rId42"/>
+                    <a:stretch>
+                      <a:fillRect/>
+                    </a:stretch>
+                  </pic:blipFill>
+                  <pic:spPr>
+                    <a:xfrm>
+                      <a:off x="0" y="0"/>
+                      <a:ext cx="5731510" cy="3961130"/>
+                    </a:xfrm>
+                    <a:prstGeom prst="rect">
+                      <a:avLst/>
+                    </a:prstGeom>
+                  </pic:spPr>
+                </pic:pic>
+              </a:graphicData>
+            </a:graphic>
+          </wp:inline>
+        </w:drawing>
+      </w:r>
+    </w:p>
+    <w:p>
+      <w:pPr>
+        <w:ind w:left="360"/>
+        <w:rPr>
+          <w:lang w:val="en-US"/>
+        </w:rPr>
+      </w:pPr>
+      <w:r>
+        <w:rPr>
+          <w:lang w:val="en-US"/>
+        </w:rPr>
+        <w:lastRenderedPageBreak/>
+        <w:drawing>
+          <wp:inline distT="0" distB="0" distL="0" distR="0" wp14:anchorId="3DBCED9F" wp14:editId="4333EBBE">
+            <wp:extent cx="5731510" cy="4918710"/>
+            <wp:effectExtent l="0" t="0" r="2540" b="0"/>
+            <wp:docPr id="1557122764" name="Picture 1"/>
+            <wp:cNvGraphicFramePr>
+              <a:graphicFrameLocks xmlns:a="http://schemas.openxmlformats.org/drawingml/2006/main" noChangeAspect="1"/>
+            </wp:cNvGraphicFramePr>
+            <a:graphic xmlns:a="http://schemas.openxmlformats.org/drawingml/2006/main">
+              <a:graphicData uri="http://schemas.openxmlformats.org/drawingml/2006/picture">
+                <pic:pic xmlns:pic="http://schemas.openxmlformats.org/drawingml/2006/picture">
+                  <pic:nvPicPr>
+                    <pic:cNvPr id="1557122764" name=""/>
+                    <pic:cNvPicPr/>
+                  </pic:nvPicPr>
+                  <pic:blipFill>
+                    <a:blip r:embed="rId43"/>
+                    <a:stretch>
+                      <a:fillRect/>
+                    </a:stretch>
+                  </pic:blipFill>
+                  <pic:spPr>
+                    <a:xfrm>
+                      <a:off x="0" y="0"/>
+                      <a:ext cx="5731510" cy="4918710"/>
+                    </a:xfrm>
+                    <a:prstGeom prst="rect">
+                      <a:avLst/>
+                    </a:prstGeom>
+                  </pic:spPr>
+                </pic:pic>
+              </a:graphicData>
+            </a:graphic>
+          </wp:inline>
+        </w:drawing>
+      </w:r>
+    </w:p>
+    <w:p>
+      <w:pPr>
+        <w:ind w:left="360"/>
+        <w:rPr>
+          <w:lang w:val="en-US"/>
+        </w:rPr>
+      </w:pPr>
+      <w:r>
+        <w:rPr>
+          <w:lang w:val="en-US"/>
+        </w:rPr>
+        <w:lastRenderedPageBreak/>
+        <w:drawing>
+          <wp:inline distT="0" distB="0" distL="0" distR="0" wp14:anchorId="2BEC5FDB" wp14:editId="0F98BDB7">
+            <wp:extent cx="5731510" cy="4991100"/>
+            <wp:effectExtent l="0" t="0" r="2540" b="0"/>
+            <wp:docPr id="904487806" name="Picture 1"/>
+            <wp:cNvGraphicFramePr>
+              <a:graphicFrameLocks xmlns:a="http://schemas.openxmlformats.org/drawingml/2006/main" noChangeAspect="1"/>
+            </wp:cNvGraphicFramePr>
+            <a:graphic xmlns:a="http://schemas.openxmlformats.org/drawingml/2006/main">
+              <a:graphicData uri="http://schemas.openxmlformats.org/drawingml/2006/picture">
+                <pic:pic xmlns:pic="http://schemas.openxmlformats.org/drawingml/2006/picture">
+                  <pic:nvPicPr>
+                    <pic:cNvPr id="904487806" name=""/>
+                    <pic:cNvPicPr/>
+                  </pic:nvPicPr>
+                  <pic:blipFill>
+                    <a:blip r:embed="rId44"/>
+                    <a:stretch>
+                      <a:fillRect/>
+                    </a:stretch>
+                  </pic:blipFill>
+                  <pic:spPr>
+                    <a:xfrm>
+                      <a:off x="0" y="0"/>
+                      <a:ext cx="5731510" cy="4991100"/>
+                    </a:xfrm>
+                    <a:prstGeom prst="rect">
+                      <a:avLst/>
+                    </a:prstGeom>
+                  </pic:spPr>
+                </pic:pic>
+              </a:graphicData>
+            </a:graphic>
+          </wp:inline>
+        </w:drawing>
+      </w:r>
+    </w:p>
+    <w:p>
+      <w:pPr>
+        <w:ind w:left="360"/>
+        <w:rPr>
+          <w:lang w:val="en-US"/>
+        </w:rPr>
+      </w:pPr>
+      <w:r>
+        <w:rPr>
+          <w:lang w:val="en-US"/>
+        </w:rPr>
+        <w:lastRenderedPageBreak/>
+        <w:drawing>
+          <wp:inline distT="0" distB="0" distL="0" distR="0" wp14:anchorId="4DB95230" wp14:editId="40903B51">
+            <wp:extent cx="5731510" cy="4232910"/>
+            <wp:effectExtent l="0" t="0" r="2540" b="0"/>
+            <wp:docPr id="996099250" name="Picture 1"/>
+            <wp:cNvGraphicFramePr>
+              <a:graphicFrameLocks xmlns:a="http://schemas.openxmlformats.org/drawingml/2006/main" noChangeAspect="1"/>
+            </wp:cNvGraphicFramePr>
+            <a:graphic xmlns:a="http://schemas.openxmlformats.org/drawingml/2006/main">
+              <a:graphicData uri="http://schemas.openxmlformats.org/drawingml/2006/picture">
+                <pic:pic xmlns:pic="http://schemas.openxmlformats.org/drawingml/2006/picture">
+                  <pic:nvPicPr>
+                    <pic:cNvPr id="996099250" name=""/>
+                    <pic:cNvPicPr/>
+                  </pic:nvPicPr>
+                  <pic:blipFill>
+                    <a:blip r:embed="rId45"/>
+                    <a:stretch>
+                      <a:fillRect/>
+                    </a:stretch>
+                  </pic:blipFill>
+                  <pic:spPr>
+                    <a:xfrm>
+                      <a:off x="0" y="0"/>
+                      <a:ext cx="5731510" cy="4232910"/>
+                    </a:xfrm>
+                    <a:prstGeom prst="rect">
+                      <a:avLst/>
+                    </a:prstGeom>
+                  </pic:spPr>
+                </pic:pic>
+              </a:graphicData>
+            </a:graphic>
+          </wp:inline>
+        </w:drawing>
+      </w:r>
+    </w:p>
+    <w:p>
+      <w:pPr>
+        <w:ind w:left="360"/>
+        <w:rPr>
+          <w:lang w:val="en-US"/>
+        </w:rPr>
+      </w:pPr>
+      <w:r>
+        <w:rPr>
+          <w:lang w:val="en-US"/>
+        </w:rPr>
+        <w:lastRenderedPageBreak/>
+        <w:drawing>
+          <wp:inline distT="0" distB="0" distL="0" distR="0" wp14:anchorId="692216C5" wp14:editId="3CB4ECB2">
+            <wp:extent cx="5731510" cy="5027930"/>
+            <wp:effectExtent l="0" t="0" r="2540" b="1270"/>
+            <wp:docPr id="1949485152" name="Picture 1"/>
+            <wp:cNvGraphicFramePr>
+              <a:graphicFrameLocks xmlns:a="http://schemas.openxmlformats.org/drawingml/2006/main" noChangeAspect="1"/>
+            </wp:cNvGraphicFramePr>
+            <a:graphic xmlns:a="http://schemas.openxmlformats.org/drawingml/2006/main">
+              <a:graphicData uri="http://schemas.openxmlformats.org/drawingml/2006/picture">
+                <pic:pic xmlns:pic="http://schemas.openxmlformats.org/drawingml/2006/picture">
+                  <pic:nvPicPr>
+                    <pic:cNvPr id="1949485152" name=""/>
+                    <pic:cNvPicPr/>
+                  </pic:nvPicPr>
+                  <pic:blipFill>
+                    <a:blip r:embed="rId46"/>
+                    <a:stretch>
+                      <a:fillRect/>
+                    </a:stretch>
+                  </pic:blipFill>
+                  <pic:spPr>
+                    <a:xfrm>
+                      <a:off x="0" y="0"/>
+                      <a:ext cx="5731510" cy="5027930"/>
+                    </a:xfrm>
+                    <a:prstGeom prst="rect">
+                      <a:avLst/>
+                    </a:prstGeom>
+                  </pic:spPr>
+                </pic:pic>
+              </a:graphicData>
+            </a:graphic>
+          </wp:inline>
+        </w:drawing>
+      </w:r>
+    </w:p>
+    <w:p>
+      <w:pPr>
+        <w:ind w:left="360"/>
+        <w:rPr>
+          <w:lang w:val="en-US"/>
+        </w:rPr>
+      </w:pPr>
+      <w:r>
+        <w:rPr>
+          <w:lang w:val="en-US"/>
+        </w:rPr>
+        <w:drawing>
+          <wp:inline distT="0" distB="0" distL="0" distR="0" wp14:anchorId="2DCCF52C" wp14:editId="4FBF8BF8">
+            <wp:extent cx="5731510" cy="2442210"/>
+            <wp:effectExtent l="0" t="0" r="2540" b="0"/>
+            <wp:docPr id="2026361062" name="Picture 1"/>
+            <wp:cNvGraphicFramePr>
+              <a:graphicFrameLocks xmlns:a="http://schemas.openxmlformats.org/drawingml/2006/main" noChangeAspect="1"/>
+            </wp:cNvGraphicFramePr>
+            <a:graphic xmlns:a="http://schemas.openxmlformats.org/drawingml/2006/main">
+              <a:graphicData uri="http://schemas.openxmlformats.org/drawingml/2006/picture">
+                <pic:pic xmlns:pic="http://schemas.openxmlformats.org/drawingml/2006/picture">
+                  <pic:nvPicPr>
+                    <pic:cNvPr id="2026361062" name=""/>
+                    <pic:cNvPicPr/>
+                  </pic:nvPicPr>
+                  <pic:blipFill>
+                    <a:blip r:embed="rId47"/>
+                    <a:stretch>
+                      <a:fillRect/>
+                    </a:stretch>
+                  </pic:blipFill>
+                  <pic:spPr>
+                    <a:xfrm>
+                      <a:off x="0" y="0"/>
+                      <a:ext cx="5731510" cy="2442210"/>
+                    </a:xfrm>
+                    <a:prstGeom prst="rect">
+                      <a:avLst/>
+                    </a:prstGeom>
+                  </pic:spPr>
+                </pic:pic>
+              </a:graphicData>
+            </a:graphic>
+          </wp:inline>
+        </w:drawing>
+      </w:r>
+    </w:p>
+    <w:p>
+      <w:pPr>
+        <w:ind w:left="360"/>
+        <w:rPr>
+          <w:lang w:val="en-US"/>
+        </w:rPr>
+      </w:pPr>
+      <w:r>
+        <w:rPr>
+          <w:lang w:val="en-US"/>
+        </w:rPr>
+        <w:lastRenderedPageBreak/>
+        <w:drawing>
+          <wp:inline distT="0" distB="0" distL="0" distR="0" wp14:anchorId="162E956B" wp14:editId="50064070">
+            <wp:extent cx="5731510" cy="1160145"/>
+            <wp:effectExtent l="0" t="0" r="2540" b="1905"/>
+            <wp:docPr id="1188155268" name="Picture 1"/>
+            <wp:cNvGraphicFramePr>
+              <a:graphicFrameLocks xmlns:a="http://schemas.openxmlformats.org/drawingml/2006/main" noChangeAspect="1"/>
+            </wp:cNvGraphicFramePr>
+            <a:graphic xmlns:a="http://schemas.openxmlformats.org/drawingml/2006/main">
+              <a:graphicData uri="http://schemas.openxmlformats.org/drawingml/2006/picture">
+                <pic:pic xmlns:pic="http://schemas.openxmlformats.org/drawingml/2006/picture">
+                  <pic:nvPicPr>
+                    <pic:cNvPr id="1188155268" name=""/>
+                    <pic:cNvPicPr/>
+                  </pic:nvPicPr>
+                  <pic:blipFill>
+                    <a:blip r:embed="rId48"/>
+                    <a:stretch>
+                      <a:fillRect/>
+                    </a:stretch>
+                  </pic:blipFill>
+                  <pic:spPr>
+                    <a:xfrm>
+                      <a:off x="0" y="0"/>
+                      <a:ext cx="5731510" cy="1160145"/>
+                    </a:xfrm>
+                    <a:prstGeom prst="rect">
+                      <a:avLst/>
+                    </a:prstGeom>
+                  </pic:spPr>
+                </pic:pic>
+              </a:graphicData>
+            </a:graphic>
+          </wp:inline>
+        </w:drawing>
+      </w:r>
+    </w:p>
+    <w:p>
+      <w:pPr>
+        <w:ind w:left="360"/>
+        <w:rPr>
+          <w:lang w:val="en-US"/>
+        </w:rPr>
+      </w:pPr>
+    </w:p>
+    <w:p>
+      <w:pPr>
+        <w:ind w:left="360"/>
+        <w:rPr>
+          <w:lang w:val="en-US"/>
+        </w:rPr>
+      </w:pPr>
+      <w:r>
+        <w:rPr>
+          <w:lang w:val="en-US"/>
+        </w:rPr>
+        <w:t>ACTIVITY</w:t>
+      </w:r>
+    </w:p>
+    <w:p>
+      <w:pPr>
+        <w:ind w:left="360"/>
+        <w:rPr>
+          <w:lang w:val="en-US"/>
+        </w:rPr>
+      </w:pPr>
+      <w:r>
+        <w:rPr>
+          <w:lang w:val="en-US"/>
+        </w:rPr>
+        <w:drawing>
+          <wp:inline distT="0" distB="0" distL="0" distR="0" wp14:anchorId="61D6B7F8" wp14:editId="0D90D604">
+            <wp:extent cx="5731510" cy="5043170"/>
+            <wp:effectExtent l="0" t="0" r="2540" b="5080"/>
+            <wp:docPr id="969681127" name="Picture 1"/>
+            <wp:cNvGraphicFramePr>
+              <a:graphicFrameLocks xmlns:a="http://schemas.openxmlformats.org/drawingml/2006/main" noChangeAspect="1"/>
+            </wp:cNvGraphicFramePr>
+            <a:graphic xmlns:a="http://schemas.openxmlformats.org/drawingml/2006/main">
+              <a:graphicData uri="http://schemas.openxmlformats.org/drawingml/2006/picture">
+                <pic:pic xmlns:pic="http://schemas.openxmlformats.org/drawingml/2006/picture">
+                  <pic:nvPicPr>
+                    <pic:cNvPr id="969681127" name=""/>
+                    <pic:cNvPicPr/>
+                  </pic:nvPicPr>
+                  <pic:blipFill>
+                    <a:blip r:embed="rId49"/>
+                    <a:stretch>
+                      <a:fillRect/>
+                    </a:stretch>
+                  </pic:blipFill>
+                  <pic:spPr>
+                    <a:xfrm>
+                      <a:off x="0" y="0"/>
+                      <a:ext cx="5731510" cy="5043170"/>
+                    </a:xfrm>
+                    <a:prstGeom prst="rect">
+                      <a:avLst/>
+                    </a:prstGeom>
+                  </pic:spPr>
+                </pic:pic>
+              </a:graphicData>
+            </a:graphic>
+          </wp:inline>
+        </w:drawing>
+      </w:r>
+    </w:p>
+    <w:p>
+      <w:pPr>
+        <w:ind w:left="360"/>
+        <w:rPr>
+          <w:lang w:val="en-US"/>
+        </w:rPr>
+      </w:pPr>
+      <w:r>
+        <w:rPr>
+          <w:lang w:val="en-US"/>
+        </w:rPr>
+        <w:lastRenderedPageBreak/>
+        <w:drawing>
+          <wp:inline distT="0" distB="0" distL="0" distR="0" wp14:anchorId="1A9B8FE0" wp14:editId="7D5E3F43">
+            <wp:extent cx="5731510" cy="5217160"/>
+            <wp:effectExtent l="0" t="0" r="2540" b="2540"/>
+            <wp:docPr id="335882066" name="Picture 1"/>
+            <wp:cNvGraphicFramePr>
+              <a:graphicFrameLocks xmlns:a="http://schemas.openxmlformats.org/drawingml/2006/main" noChangeAspect="1"/>
+            </wp:cNvGraphicFramePr>
+            <a:graphic xmlns:a="http://schemas.openxmlformats.org/drawingml/2006/main">
+              <a:graphicData uri="http://schemas.openxmlformats.org/drawingml/2006/picture">
+                <pic:pic xmlns:pic="http://schemas.openxmlformats.org/drawingml/2006/picture">
+                  <pic:nvPicPr>
+                    <pic:cNvPr id="335882066" name=""/>
+                    <pic:cNvPicPr/>
+                  </pic:nvPicPr>
+                  <pic:blipFill>
+                    <a:blip r:embed="rId50"/>
+                    <a:stretch>
+                      <a:fillRect/>
+                    </a:stretch>
+                  </pic:blipFill>
+                  <pic:spPr>
+                    <a:xfrm>
+                      <a:off x="0" y="0"/>
+                      <a:ext cx="5731510" cy="5217160"/>
+                    </a:xfrm>
+                    <a:prstGeom prst="rect">
+                      <a:avLst/>
+                    </a:prstGeom>
+                  </pic:spPr>
+                </pic:pic>
+              </a:graphicData>
+            </a:graphic>
+          </wp:inline>
+        </w:drawing>
+      </w:r>
+    </w:p>
+    <w:p>
+      <w:pPr>
+        <w:ind w:left="360"/>
+        <w:rPr>
+          <w:lang w:val="en-US"/>
+        </w:rPr>
+      </w:pPr>
+    </w:p>
+    <w:p>
+      <w:pPr>
+        <w:ind w:left="360"/>
         <w:rPr>
           <w:lang w:val="en-US"/>
         </w:rPr>
@@ -898,9 +7886,953 @@
 </w:document>
 </file>
 
+<file path=word/endnotes.xml><?xml version="1.0" encoding="utf-8"?>
+<w:endnotes xmlns:wpc="http://schemas.microsoft.com/office/word/2010/wordprocessingCanvas" xmlns:cx="http://schemas.microsoft.com/office/drawing/2014/chartex" xmlns:cx1="http://schemas.microsoft.com/office/drawing/2015/9/8/chartex" xmlns:cx2="http://schemas.microsoft.com/office/drawing/2015/10/21/chartex" xmlns:cx3="http://schemas.microsoft.com/office/drawing/2016/5/9/chartex" xmlns:cx4="http://schemas.microsoft.com/office/drawing/2016/5/10/chartex" xmlns:cx5="http://schemas.microsoft.com/office/drawing/2016/5/11/chartex" xmlns:cx6="http://schemas.microsoft.com/office/drawing/2016/5/12/chartex" xmlns:cx7="http://schemas.microsoft.com/office/drawing/2016/5/13/chartex" xmlns:cx8="http://schemas.microsoft.com/office/drawing/2016/5/14/chartex" xmlns:mc="http://schemas.openxmlformats.org/markup-compatibility/2006" xmlns:aink="http://schemas.microsoft.com/office/drawing/2016/ink" xmlns:am3d="http://schemas.microsoft.com/office/drawing/2017/model3d" xmlns:o="urn:schemas-microsoft-com:office:office" xmlns:oel="http://schemas.microsoft.com/office/2019/extlst" xmlns:r="http://schemas.openxmlformats.org/officeDocument/2006/relationships" xmlns:m="http://schemas.openxmlformats.org/officeDocument/2006/math" xmlns:v="urn:schemas-microsoft-com:vml" xmlns:wp14="http://schemas.microsoft.com/office/word/2010/wordprocessingDrawing" xmlns:wp="http://schemas.openxmlformats.org/drawingml/2006/wordprocessingDrawing" xmlns:w10="urn:schemas-microsoft-com:office:word" xmlns:w="http://schemas.openxmlformats.org/wordprocessingml/2006/main" xmlns:w14="http://schemas.microsoft.com/office/word/2010/wordml" xmlns:w15="http://schemas.microsoft.com/office/word/2012/wordml" xmlns:w16cex="http://schemas.microsoft.com/office/word/2018/wordml/cex" xmlns:w16cid="http://schemas.microsoft.com/office/word/2016/wordml/cid" xmlns:w16="http://schemas.microsoft.com/office/word/2018/wordml" xmlns:w16du="http://schemas.microsoft.com/office/word/2023/wordml/word16du" xmlns:w16sdtdh="http://schemas.microsoft.com/office/word/2020/wordml/sdtdatahash" xmlns:w16sdtfl="http://schemas.microsoft.com/office/word/2024/wordml/sdtformatlock" xmlns:w16se="http://schemas.microsoft.com/office/word/2015/wordml/symex" xmlns:wpg="http://schemas.microsoft.com/office/word/2010/wordprocessingGroup" xmlns:wpi="http://schemas.microsoft.com/office/word/2010/wordprocessingInk" xmlns:wne="http://schemas.microsoft.com/office/word/2006/wordml" xmlns:wps="http://schemas.microsoft.com/office/word/2010/wordprocessingShape" mc:Ignorable="w14 w15 w16se w16cid w16 w16cex w16sdtdh w16sdtfl w16du wp14">
+  <w:endnote w:type="separator" w:id="-1">
+    <w:p>
+      <w:pPr>
+        <w:spacing w:after="0" w:line="240" w:lineRule="auto"/>
+      </w:pPr>
+      <w:r>
+        <w:separator/>
+      </w:r>
+    </w:p>
+  </w:endnote>
+  <w:endnote w:type="continuationSeparator" w:id="0">
+    <w:p>
+      <w:pPr>
+        <w:spacing w:after="0" w:line="240" w:lineRule="auto"/>
+      </w:pPr>
+      <w:r>
+        <w:continuationSeparator/>
+      </w:r>
+    </w:p>
+  </w:endnote>
+</w:endnotes>
+</file>
+
+<file path=word/footnotes.xml><?xml version="1.0" encoding="utf-8"?>
+<w:footnotes xmlns:wpc="http://schemas.microsoft.com/office/word/2010/wordprocessingCanvas" xmlns:cx="http://schemas.microsoft.com/office/drawing/2014/chartex" xmlns:cx1="http://schemas.microsoft.com/office/drawing/2015/9/8/chartex" xmlns:cx2="http://schemas.microsoft.com/office/drawing/2015/10/21/chartex" xmlns:cx3="http://schemas.microsoft.com/office/drawing/2016/5/9/chartex" xmlns:cx4="http://schemas.microsoft.com/office/drawing/2016/5/10/chartex" xmlns:cx5="http://schemas.microsoft.com/office/drawing/2016/5/11/chartex" xmlns:cx6="http://schemas.microsoft.com/office/drawing/2016/5/12/chartex" xmlns:cx7="http://schemas.microsoft.com/office/drawing/2016/5/13/chartex" xmlns:cx8="http://schemas.microsoft.com/office/drawing/2016/5/14/chartex" xmlns:mc="http://schemas.openxmlformats.org/markup-compatibility/2006" xmlns:aink="http://schemas.microsoft.com/office/drawing/2016/ink" xmlns:am3d="http://schemas.microsoft.com/office/drawing/2017/model3d" xmlns:o="urn:schemas-microsoft-com:office:office" xmlns:oel="http://schemas.microsoft.com/office/2019/extlst" xmlns:r="http://schemas.openxmlformats.org/officeDocument/2006/relationships" xmlns:m="http://schemas.openxmlformats.org/officeDocument/2006/math" xmlns:v="urn:schemas-microsoft-com:vml" xmlns:wp14="http://schemas.microsoft.com/office/word/2010/wordprocessingDrawing" xmlns:wp="http://schemas.openxmlformats.org/drawingml/2006/wordprocessingDrawing" xmlns:w10="urn:schemas-microsoft-com:office:word" xmlns:w="http://schemas.openxmlformats.org/wordprocessingml/2006/main" xmlns:w14="http://schemas.microsoft.com/office/word/2010/wordml" xmlns:w15="http://schemas.microsoft.com/office/word/2012/wordml" xmlns:w16cex="http://schemas.microsoft.com/office/word/2018/wordml/cex" xmlns:w16cid="http://schemas.microsoft.com/office/word/2016/wordml/cid" xmlns:w16="http://schemas.microsoft.com/office/word/2018/wordml" xmlns:w16du="http://schemas.microsoft.com/office/word/2023/wordml/word16du" xmlns:w16sdtdh="http://schemas.microsoft.com/office/word/2020/wordml/sdtdatahash" xmlns:w16sdtfl="http://schemas.microsoft.com/office/word/2024/wordml/sdtformatlock" xmlns:w16se="http://schemas.microsoft.com/office/word/2015/wordml/symex" xmlns:wpg="http://schemas.microsoft.com/office/word/2010/wordprocessingGroup" xmlns:wpi="http://schemas.microsoft.com/office/word/2010/wordprocessingInk" xmlns:wne="http://schemas.microsoft.com/office/word/2006/wordml" xmlns:wps="http://schemas.microsoft.com/office/word/2010/wordprocessingShape" mc:Ignorable="w14 w15 w16se w16cid w16 w16cex w16sdtdh w16sdtfl w16du wp14">
+  <w:footnote w:type="separator" w:id="-1">
+    <w:p>
+      <w:pPr>
+        <w:spacing w:after="0" w:line="240" w:lineRule="auto"/>
+      </w:pPr>
+      <w:r>
+        <w:separator/>
+      </w:r>
+    </w:p>
+  </w:footnote>
+  <w:footnote w:type="continuationSeparator" w:id="0">
+    <w:p>
+      <w:pPr>
+        <w:spacing w:after="0" w:line="240" w:lineRule="auto"/>
+      </w:pPr>
+      <w:r>
+        <w:continuationSeparator/>
+      </w:r>
+    </w:p>
+  </w:footnote>
+</w:footnotes>
+</file>
+
 <file path=word/numbering.xml><?xml version="1.0" encoding="utf-8"?>
 <w:numbering xmlns:wpc="http://schemas.microsoft.com/office/word/2010/wordprocessingCanvas" xmlns:cx="http://schemas.microsoft.com/office/drawing/2014/chartex" xmlns:cx1="http://schemas.microsoft.com/office/drawing/2015/9/8/chartex" xmlns:cx2="http://schemas.microsoft.com/office/drawing/2015/10/21/chartex" xmlns:cx3="http://schemas.microsoft.com/office/drawing/2016/5/9/chartex" xmlns:cx4="http://schemas.microsoft.com/office/drawing/2016/5/10/chartex" xmlns:cx5="http://schemas.microsoft.com/office/drawing/2016/5/11/chartex" xmlns:cx6="http://schemas.microsoft.com/office/drawing/2016/5/12/chartex" xmlns:cx7="http://schemas.microsoft.com/office/drawing/2016/5/13/chartex" xmlns:cx8="http://schemas.microsoft.com/office/drawing/2016/5/14/chartex" xmlns:mc="http://schemas.openxmlformats.org/markup-compatibility/2006" xmlns:aink="http://schemas.microsoft.com/office/drawing/2016/ink" xmlns:am3d="http://schemas.microsoft.com/office/drawing/2017/model3d" xmlns:o="urn:schemas-microsoft-com:office:office" xmlns:oel="http://schemas.microsoft.com/office/2019/extlst" xmlns:r="http://schemas.openxmlformats.org/officeDocument/2006/relationships" xmlns:m="http://schemas.openxmlformats.org/officeDocument/2006/math" xmlns:v="urn:schemas-microsoft-com:vml" xmlns:wp14="http://schemas.microsoft.com/office/word/2010/wordprocessingDrawing" xmlns:wp="http://schemas.openxmlformats.org/drawingml/2006/wordprocessingDrawing" xmlns:w10="urn:schemas-microsoft-com:office:word" xmlns:w="http://schemas.openxmlformats.org/wordprocessingml/2006/main" xmlns:w14="http://schemas.microsoft.com/office/word/2010/wordml" xmlns:w15="http://schemas.microsoft.com/office/word/2012/wordml" xmlns:w16cex="http://schemas.microsoft.com/office/word/2018/wordml/cex" xmlns:w16cid="http://schemas.microsoft.com/office/word/2016/wordml/cid" xmlns:w16="http://schemas.microsoft.com/office/word/2018/wordml" xmlns:w16du="http://schemas.microsoft.com/office/word/2023/wordml/word16du" xmlns:w16sdtdh="http://schemas.microsoft.com/office/word/2020/wordml/sdtdatahash" xmlns:w16sdtfl="http://schemas.microsoft.com/office/word/2024/wordml/sdtformatlock" xmlns:w16se="http://schemas.microsoft.com/office/word/2015/wordml/symex" xmlns:wpg="http://schemas.microsoft.com/office/word/2010/wordprocessingGroup" xmlns:wpi="http://schemas.microsoft.com/office/word/2010/wordprocessingInk" xmlns:wne="http://schemas.microsoft.com/office/word/2006/wordml" xmlns:wps="http://schemas.microsoft.com/office/word/2010/wordprocessingShape" mc:Ignorable="w14 w15 w16se w16cid w16 w16cex w16sdtdh w16sdtfl w16du wp14">
   <w:abstractNum w:abstractNumId="0" w15:restartNumberingAfterBreak="0">
+    <w:nsid w:val="0A731E5B"/>
+    <w:multiLevelType w:val="multilevel"/>
+    <w:tmpl w:val="68A4E7B4"/>
+    <w:lvl w:ilvl="0">
+      <w:start w:val="1"/>
+      <w:numFmt w:val="bullet"/>
+      <w:lvlText w:val=""/>
+      <w:lvlJc w:val="left"/>
+      <w:pPr>
+        <w:tabs>
+          <w:tab w:val="num" w:pos="720"/>
+        </w:tabs>
+        <w:ind w:left="720" w:hanging="360"/>
+      </w:pPr>
+      <w:rPr>
+        <w:rFonts w:ascii="Symbol" w:hAnsi="Symbol" w:hint="default"/>
+        <w:sz w:val="20"/>
+      </w:rPr>
+    </w:lvl>
+    <w:lvl w:ilvl="1" w:tentative="1">
+      <w:start w:val="1"/>
+      <w:numFmt w:val="bullet"/>
+      <w:lvlText w:val="o"/>
+      <w:lvlJc w:val="left"/>
+      <w:pPr>
+        <w:tabs>
+          <w:tab w:val="num" w:pos="1440"/>
+        </w:tabs>
+        <w:ind w:left="1440" w:hanging="360"/>
+      </w:pPr>
+      <w:rPr>
+        <w:rFonts w:ascii="Courier New" w:hAnsi="Courier New" w:hint="default"/>
+        <w:sz w:val="20"/>
+      </w:rPr>
+    </w:lvl>
+    <w:lvl w:ilvl="2" w:tentative="1">
+      <w:start w:val="1"/>
+      <w:numFmt w:val="bullet"/>
+      <w:lvlText w:val=""/>
+      <w:lvlJc w:val="left"/>
+      <w:pPr>
+        <w:tabs>
+          <w:tab w:val="num" w:pos="2160"/>
+        </w:tabs>
+        <w:ind w:left="2160" w:hanging="360"/>
+      </w:pPr>
+      <w:rPr>
+        <w:rFonts w:ascii="Wingdings" w:hAnsi="Wingdings" w:hint="default"/>
+        <w:sz w:val="20"/>
+      </w:rPr>
+    </w:lvl>
+    <w:lvl w:ilvl="3" w:tentative="1">
+      <w:start w:val="1"/>
+      <w:numFmt w:val="bullet"/>
+      <w:lvlText w:val=""/>
+      <w:lvlJc w:val="left"/>
+      <w:pPr>
+        <w:tabs>
+          <w:tab w:val="num" w:pos="2880"/>
+        </w:tabs>
+        <w:ind w:left="2880" w:hanging="360"/>
+      </w:pPr>
+      <w:rPr>
+        <w:rFonts w:ascii="Wingdings" w:hAnsi="Wingdings" w:hint="default"/>
+        <w:sz w:val="20"/>
+      </w:rPr>
+    </w:lvl>
+    <w:lvl w:ilvl="4" w:tentative="1">
+      <w:start w:val="1"/>
+      <w:numFmt w:val="bullet"/>
+      <w:lvlText w:val=""/>
+      <w:lvlJc w:val="left"/>
+      <w:pPr>
+        <w:tabs>
+          <w:tab w:val="num" w:pos="3600"/>
+        </w:tabs>
+        <w:ind w:left="3600" w:hanging="360"/>
+      </w:pPr>
+      <w:rPr>
+        <w:rFonts w:ascii="Wingdings" w:hAnsi="Wingdings" w:hint="default"/>
+        <w:sz w:val="20"/>
+      </w:rPr>
+    </w:lvl>
+    <w:lvl w:ilvl="5" w:tentative="1">
+      <w:start w:val="1"/>
+      <w:numFmt w:val="bullet"/>
+      <w:lvlText w:val=""/>
+      <w:lvlJc w:val="left"/>
+      <w:pPr>
+        <w:tabs>
+          <w:tab w:val="num" w:pos="4320"/>
+        </w:tabs>
+        <w:ind w:left="4320" w:hanging="360"/>
+      </w:pPr>
+      <w:rPr>
+        <w:rFonts w:ascii="Wingdings" w:hAnsi="Wingdings" w:hint="default"/>
+        <w:sz w:val="20"/>
+      </w:rPr>
+    </w:lvl>
+    <w:lvl w:ilvl="6" w:tentative="1">
+      <w:start w:val="1"/>
+      <w:numFmt w:val="bullet"/>
+      <w:lvlText w:val=""/>
+      <w:lvlJc w:val="left"/>
+      <w:pPr>
+        <w:tabs>
+          <w:tab w:val="num" w:pos="5040"/>
+        </w:tabs>
+        <w:ind w:left="5040" w:hanging="360"/>
+      </w:pPr>
+      <w:rPr>
+        <w:rFonts w:ascii="Wingdings" w:hAnsi="Wingdings" w:hint="default"/>
+        <w:sz w:val="20"/>
+      </w:rPr>
+    </w:lvl>
+    <w:lvl w:ilvl="7" w:tentative="1">
+      <w:start w:val="1"/>
+      <w:numFmt w:val="bullet"/>
+      <w:lvlText w:val=""/>
+      <w:lvlJc w:val="left"/>
+      <w:pPr>
+        <w:tabs>
+          <w:tab w:val="num" w:pos="5760"/>
+        </w:tabs>
+        <w:ind w:left="5760" w:hanging="360"/>
+      </w:pPr>
+      <w:rPr>
+        <w:rFonts w:ascii="Wingdings" w:hAnsi="Wingdings" w:hint="default"/>
+        <w:sz w:val="20"/>
+      </w:rPr>
+    </w:lvl>
+    <w:lvl w:ilvl="8" w:tentative="1">
+      <w:start w:val="1"/>
+      <w:numFmt w:val="bullet"/>
+      <w:lvlText w:val=""/>
+      <w:lvlJc w:val="left"/>
+      <w:pPr>
+        <w:tabs>
+          <w:tab w:val="num" w:pos="6480"/>
+        </w:tabs>
+        <w:ind w:left="6480" w:hanging="360"/>
+      </w:pPr>
+      <w:rPr>
+        <w:rFonts w:ascii="Wingdings" w:hAnsi="Wingdings" w:hint="default"/>
+        <w:sz w:val="20"/>
+      </w:rPr>
+    </w:lvl>
+  </w:abstractNum>
+  <w:abstractNum w:abstractNumId="1" w15:restartNumberingAfterBreak="0">
+    <w:nsid w:val="28E929B3"/>
+    <w:multiLevelType w:val="multilevel"/>
+    <w:tmpl w:val="E5848770"/>
+    <w:lvl w:ilvl="0">
+      <w:start w:val="1"/>
+      <w:numFmt w:val="bullet"/>
+      <w:lvlText w:val=""/>
+      <w:lvlJc w:val="left"/>
+      <w:pPr>
+        <w:tabs>
+          <w:tab w:val="num" w:pos="720"/>
+        </w:tabs>
+        <w:ind w:left="720" w:hanging="360"/>
+      </w:pPr>
+      <w:rPr>
+        <w:rFonts w:ascii="Symbol" w:hAnsi="Symbol" w:hint="default"/>
+        <w:sz w:val="20"/>
+      </w:rPr>
+    </w:lvl>
+    <w:lvl w:ilvl="1" w:tentative="1">
+      <w:start w:val="1"/>
+      <w:numFmt w:val="bullet"/>
+      <w:lvlText w:val="o"/>
+      <w:lvlJc w:val="left"/>
+      <w:pPr>
+        <w:tabs>
+          <w:tab w:val="num" w:pos="1440"/>
+        </w:tabs>
+        <w:ind w:left="1440" w:hanging="360"/>
+      </w:pPr>
+      <w:rPr>
+        <w:rFonts w:ascii="Courier New" w:hAnsi="Courier New" w:hint="default"/>
+        <w:sz w:val="20"/>
+      </w:rPr>
+    </w:lvl>
+    <w:lvl w:ilvl="2" w:tentative="1">
+      <w:start w:val="1"/>
+      <w:numFmt w:val="bullet"/>
+      <w:lvlText w:val=""/>
+      <w:lvlJc w:val="left"/>
+      <w:pPr>
+        <w:tabs>
+          <w:tab w:val="num" w:pos="2160"/>
+        </w:tabs>
+        <w:ind w:left="2160" w:hanging="360"/>
+      </w:pPr>
+      <w:rPr>
+        <w:rFonts w:ascii="Wingdings" w:hAnsi="Wingdings" w:hint="default"/>
+        <w:sz w:val="20"/>
+      </w:rPr>
+    </w:lvl>
+    <w:lvl w:ilvl="3" w:tentative="1">
+      <w:start w:val="1"/>
+      <w:numFmt w:val="bullet"/>
+      <w:lvlText w:val=""/>
+      <w:lvlJc w:val="left"/>
+      <w:pPr>
+        <w:tabs>
+          <w:tab w:val="num" w:pos="2880"/>
+        </w:tabs>
+        <w:ind w:left="2880" w:hanging="360"/>
+      </w:pPr>
+      <w:rPr>
+        <w:rFonts w:ascii="Wingdings" w:hAnsi="Wingdings" w:hint="default"/>
+        <w:sz w:val="20"/>
+      </w:rPr>
+    </w:lvl>
+    <w:lvl w:ilvl="4" w:tentative="1">
+      <w:start w:val="1"/>
+      <w:numFmt w:val="bullet"/>
+      <w:lvlText w:val=""/>
+      <w:lvlJc w:val="left"/>
+      <w:pPr>
+        <w:tabs>
+          <w:tab w:val="num" w:pos="3600"/>
+        </w:tabs>
+        <w:ind w:left="3600" w:hanging="360"/>
+      </w:pPr>
+      <w:rPr>
+        <w:rFonts w:ascii="Wingdings" w:hAnsi="Wingdings" w:hint="default"/>
+        <w:sz w:val="20"/>
+      </w:rPr>
+    </w:lvl>
+    <w:lvl w:ilvl="5" w:tentative="1">
+      <w:start w:val="1"/>
+      <w:numFmt w:val="bullet"/>
+      <w:lvlText w:val=""/>
+      <w:lvlJc w:val="left"/>
+      <w:pPr>
+        <w:tabs>
+          <w:tab w:val="num" w:pos="4320"/>
+        </w:tabs>
+        <w:ind w:left="4320" w:hanging="360"/>
+      </w:pPr>
+      <w:rPr>
+        <w:rFonts w:ascii="Wingdings" w:hAnsi="Wingdings" w:hint="default"/>
+        <w:sz w:val="20"/>
+      </w:rPr>
+    </w:lvl>
+    <w:lvl w:ilvl="6" w:tentative="1">
+      <w:start w:val="1"/>
+      <w:numFmt w:val="bullet"/>
+      <w:lvlText w:val=""/>
+      <w:lvlJc w:val="left"/>
+      <w:pPr>
+        <w:tabs>
+          <w:tab w:val="num" w:pos="5040"/>
+        </w:tabs>
+        <w:ind w:left="5040" w:hanging="360"/>
+      </w:pPr>
+      <w:rPr>
+        <w:rFonts w:ascii="Wingdings" w:hAnsi="Wingdings" w:hint="default"/>
+        <w:sz w:val="20"/>
+      </w:rPr>
+    </w:lvl>
+    <w:lvl w:ilvl="7" w:tentative="1">
+      <w:start w:val="1"/>
+      <w:numFmt w:val="bullet"/>
+      <w:lvlText w:val=""/>
+      <w:lvlJc w:val="left"/>
+      <w:pPr>
+        <w:tabs>
+          <w:tab w:val="num" w:pos="5760"/>
+        </w:tabs>
+        <w:ind w:left="5760" w:hanging="360"/>
+      </w:pPr>
+      <w:rPr>
+        <w:rFonts w:ascii="Wingdings" w:hAnsi="Wingdings" w:hint="default"/>
+        <w:sz w:val="20"/>
+      </w:rPr>
+    </w:lvl>
+    <w:lvl w:ilvl="8" w:tentative="1">
+      <w:start w:val="1"/>
+      <w:numFmt w:val="bullet"/>
+      <w:lvlText w:val=""/>
+      <w:lvlJc w:val="left"/>
+      <w:pPr>
+        <w:tabs>
+          <w:tab w:val="num" w:pos="6480"/>
+        </w:tabs>
+        <w:ind w:left="6480" w:hanging="360"/>
+      </w:pPr>
+      <w:rPr>
+        <w:rFonts w:ascii="Wingdings" w:hAnsi="Wingdings" w:hint="default"/>
+        <w:sz w:val="20"/>
+      </w:rPr>
+    </w:lvl>
+  </w:abstractNum>
+  <w:abstractNum w:abstractNumId="2" w15:restartNumberingAfterBreak="0">
+    <w:nsid w:val="3D6A58A2"/>
+    <w:multiLevelType w:val="multilevel"/>
+    <w:tmpl w:val="0664A154"/>
+    <w:lvl w:ilvl="0">
+      <w:start w:val="1"/>
+      <w:numFmt w:val="bullet"/>
+      <w:lvlText w:val=""/>
+      <w:lvlJc w:val="left"/>
+      <w:pPr>
+        <w:tabs>
+          <w:tab w:val="num" w:pos="720"/>
+        </w:tabs>
+        <w:ind w:left="720" w:hanging="360"/>
+      </w:pPr>
+      <w:rPr>
+        <w:rFonts w:ascii="Symbol" w:hAnsi="Symbol" w:hint="default"/>
+        <w:sz w:val="20"/>
+      </w:rPr>
+    </w:lvl>
+    <w:lvl w:ilvl="1" w:tentative="1">
+      <w:start w:val="1"/>
+      <w:numFmt w:val="bullet"/>
+      <w:lvlText w:val="o"/>
+      <w:lvlJc w:val="left"/>
+      <w:pPr>
+        <w:tabs>
+          <w:tab w:val="num" w:pos="1440"/>
+        </w:tabs>
+        <w:ind w:left="1440" w:hanging="360"/>
+      </w:pPr>
+      <w:rPr>
+        <w:rFonts w:ascii="Courier New" w:hAnsi="Courier New" w:hint="default"/>
+        <w:sz w:val="20"/>
+      </w:rPr>
+    </w:lvl>
+    <w:lvl w:ilvl="2" w:tentative="1">
+      <w:start w:val="1"/>
+      <w:numFmt w:val="bullet"/>
+      <w:lvlText w:val=""/>
+      <w:lvlJc w:val="left"/>
+      <w:pPr>
+        <w:tabs>
+          <w:tab w:val="num" w:pos="2160"/>
+        </w:tabs>
+        <w:ind w:left="2160" w:hanging="360"/>
+      </w:pPr>
+      <w:rPr>
+        <w:rFonts w:ascii="Wingdings" w:hAnsi="Wingdings" w:hint="default"/>
+        <w:sz w:val="20"/>
+      </w:rPr>
+    </w:lvl>
+    <w:lvl w:ilvl="3" w:tentative="1">
+      <w:start w:val="1"/>
+      <w:numFmt w:val="bullet"/>
+      <w:lvlText w:val=""/>
+      <w:lvlJc w:val="left"/>
+      <w:pPr>
+        <w:tabs>
+          <w:tab w:val="num" w:pos="2880"/>
+        </w:tabs>
+        <w:ind w:left="2880" w:hanging="360"/>
+      </w:pPr>
+      <w:rPr>
+        <w:rFonts w:ascii="Wingdings" w:hAnsi="Wingdings" w:hint="default"/>
+        <w:sz w:val="20"/>
+      </w:rPr>
+    </w:lvl>
+    <w:lvl w:ilvl="4" w:tentative="1">
+      <w:start w:val="1"/>
+      <w:numFmt w:val="bullet"/>
+      <w:lvlText w:val=""/>
+      <w:lvlJc w:val="left"/>
+      <w:pPr>
+        <w:tabs>
+          <w:tab w:val="num" w:pos="3600"/>
+        </w:tabs>
+        <w:ind w:left="3600" w:hanging="360"/>
+      </w:pPr>
+      <w:rPr>
+        <w:rFonts w:ascii="Wingdings" w:hAnsi="Wingdings" w:hint="default"/>
+        <w:sz w:val="20"/>
+      </w:rPr>
+    </w:lvl>
+    <w:lvl w:ilvl="5" w:tentative="1">
+      <w:start w:val="1"/>
+      <w:numFmt w:val="bullet"/>
+      <w:lvlText w:val=""/>
+      <w:lvlJc w:val="left"/>
+      <w:pPr>
+        <w:tabs>
+          <w:tab w:val="num" w:pos="4320"/>
+        </w:tabs>
+        <w:ind w:left="4320" w:hanging="360"/>
+      </w:pPr>
+      <w:rPr>
+        <w:rFonts w:ascii="Wingdings" w:hAnsi="Wingdings" w:hint="default"/>
+        <w:sz w:val="20"/>
+      </w:rPr>
+    </w:lvl>
+    <w:lvl w:ilvl="6" w:tentative="1">
+      <w:start w:val="1"/>
+      <w:numFmt w:val="bullet"/>
+      <w:lvlText w:val=""/>
+      <w:lvlJc w:val="left"/>
+      <w:pPr>
+        <w:tabs>
+          <w:tab w:val="num" w:pos="5040"/>
+        </w:tabs>
+        <w:ind w:left="5040" w:hanging="360"/>
+      </w:pPr>
+      <w:rPr>
+        <w:rFonts w:ascii="Wingdings" w:hAnsi="Wingdings" w:hint="default"/>
+        <w:sz w:val="20"/>
+      </w:rPr>
+    </w:lvl>
+    <w:lvl w:ilvl="7" w:tentative="1">
+      <w:start w:val="1"/>
+      <w:numFmt w:val="bullet"/>
+      <w:lvlText w:val=""/>
+      <w:lvlJc w:val="left"/>
+      <w:pPr>
+        <w:tabs>
+          <w:tab w:val="num" w:pos="5760"/>
+        </w:tabs>
+        <w:ind w:left="5760" w:hanging="360"/>
+      </w:pPr>
+      <w:rPr>
+        <w:rFonts w:ascii="Wingdings" w:hAnsi="Wingdings" w:hint="default"/>
+        <w:sz w:val="20"/>
+      </w:rPr>
+    </w:lvl>
+    <w:lvl w:ilvl="8" w:tentative="1">
+      <w:start w:val="1"/>
+      <w:numFmt w:val="bullet"/>
+      <w:lvlText w:val=""/>
+      <w:lvlJc w:val="left"/>
+      <w:pPr>
+        <w:tabs>
+          <w:tab w:val="num" w:pos="6480"/>
+        </w:tabs>
+        <w:ind w:left="6480" w:hanging="360"/>
+      </w:pPr>
+      <w:rPr>
+        <w:rFonts w:ascii="Wingdings" w:hAnsi="Wingdings" w:hint="default"/>
+        <w:sz w:val="20"/>
+      </w:rPr>
+    </w:lvl>
+  </w:abstractNum>
+  <w:abstractNum w:abstractNumId="3" w15:restartNumberingAfterBreak="0">
+    <w:nsid w:val="4A845C16"/>
+    <w:multiLevelType w:val="multilevel"/>
+    <w:tmpl w:val="E5BE6840"/>
+    <w:lvl w:ilvl="0">
+      <w:start w:val="1"/>
+      <w:numFmt w:val="bullet"/>
+      <w:lvlText w:val=""/>
+      <w:lvlJc w:val="left"/>
+      <w:pPr>
+        <w:tabs>
+          <w:tab w:val="num" w:pos="720"/>
+        </w:tabs>
+        <w:ind w:left="720" w:hanging="360"/>
+      </w:pPr>
+      <w:rPr>
+        <w:rFonts w:ascii="Symbol" w:hAnsi="Symbol" w:hint="default"/>
+        <w:sz w:val="20"/>
+      </w:rPr>
+    </w:lvl>
+    <w:lvl w:ilvl="1" w:tentative="1">
+      <w:start w:val="1"/>
+      <w:numFmt w:val="bullet"/>
+      <w:lvlText w:val="o"/>
+      <w:lvlJc w:val="left"/>
+      <w:pPr>
+        <w:tabs>
+          <w:tab w:val="num" w:pos="1440"/>
+        </w:tabs>
+        <w:ind w:left="1440" w:hanging="360"/>
+      </w:pPr>
+      <w:rPr>
+        <w:rFonts w:ascii="Courier New" w:hAnsi="Courier New" w:hint="default"/>
+        <w:sz w:val="20"/>
+      </w:rPr>
+    </w:lvl>
+    <w:lvl w:ilvl="2" w:tentative="1">
+      <w:start w:val="1"/>
+      <w:numFmt w:val="bullet"/>
+      <w:lvlText w:val=""/>
+      <w:lvlJc w:val="left"/>
+      <w:pPr>
+        <w:tabs>
+          <w:tab w:val="num" w:pos="2160"/>
+        </w:tabs>
+        <w:ind w:left="2160" w:hanging="360"/>
+      </w:pPr>
+      <w:rPr>
+        <w:rFonts w:ascii="Wingdings" w:hAnsi="Wingdings" w:hint="default"/>
+        <w:sz w:val="20"/>
+      </w:rPr>
+    </w:lvl>
+    <w:lvl w:ilvl="3" w:tentative="1">
+      <w:start w:val="1"/>
+      <w:numFmt w:val="bullet"/>
+      <w:lvlText w:val=""/>
+      <w:lvlJc w:val="left"/>
+      <w:pPr>
+        <w:tabs>
+          <w:tab w:val="num" w:pos="2880"/>
+        </w:tabs>
+        <w:ind w:left="2880" w:hanging="360"/>
+      </w:pPr>
+      <w:rPr>
+        <w:rFonts w:ascii="Wingdings" w:hAnsi="Wingdings" w:hint="default"/>
+        <w:sz w:val="20"/>
+      </w:rPr>
+    </w:lvl>
+    <w:lvl w:ilvl="4" w:tentative="1">
+      <w:start w:val="1"/>
+      <w:numFmt w:val="bullet"/>
+      <w:lvlText w:val=""/>
+      <w:lvlJc w:val="left"/>
+      <w:pPr>
+        <w:tabs>
+          <w:tab w:val="num" w:pos="3600"/>
+        </w:tabs>
+        <w:ind w:left="3600" w:hanging="360"/>
+      </w:pPr>
+      <w:rPr>
+        <w:rFonts w:ascii="Wingdings" w:hAnsi="Wingdings" w:hint="default"/>
+        <w:sz w:val="20"/>
+      </w:rPr>
+    </w:lvl>
+    <w:lvl w:ilvl="5" w:tentative="1">
+      <w:start w:val="1"/>
+      <w:numFmt w:val="bullet"/>
+      <w:lvlText w:val=""/>
+      <w:lvlJc w:val="left"/>
+      <w:pPr>
+        <w:tabs>
+          <w:tab w:val="num" w:pos="4320"/>
+        </w:tabs>
+        <w:ind w:left="4320" w:hanging="360"/>
+      </w:pPr>
+      <w:rPr>
+        <w:rFonts w:ascii="Wingdings" w:hAnsi="Wingdings" w:hint="default"/>
+        <w:sz w:val="20"/>
+      </w:rPr>
+    </w:lvl>
+    <w:lvl w:ilvl="6" w:tentative="1">
+      <w:start w:val="1"/>
+      <w:numFmt w:val="bullet"/>
+      <w:lvlText w:val=""/>
+      <w:lvlJc w:val="left"/>
+      <w:pPr>
+        <w:tabs>
+          <w:tab w:val="num" w:pos="5040"/>
+        </w:tabs>
+        <w:ind w:left="5040" w:hanging="360"/>
+      </w:pPr>
+      <w:rPr>
+        <w:rFonts w:ascii="Wingdings" w:hAnsi="Wingdings" w:hint="default"/>
+        <w:sz w:val="20"/>
+      </w:rPr>
+    </w:lvl>
+    <w:lvl w:ilvl="7" w:tentative="1">
+      <w:start w:val="1"/>
+      <w:numFmt w:val="bullet"/>
+      <w:lvlText w:val=""/>
+      <w:lvlJc w:val="left"/>
+      <w:pPr>
+        <w:tabs>
+          <w:tab w:val="num" w:pos="5760"/>
+        </w:tabs>
+        <w:ind w:left="5760" w:hanging="360"/>
+      </w:pPr>
+      <w:rPr>
+        <w:rFonts w:ascii="Wingdings" w:hAnsi="Wingdings" w:hint="default"/>
+        <w:sz w:val="20"/>
+      </w:rPr>
+    </w:lvl>
+    <w:lvl w:ilvl="8" w:tentative="1">
+      <w:start w:val="1"/>
+      <w:numFmt w:val="bullet"/>
+      <w:lvlText w:val=""/>
+      <w:lvlJc w:val="left"/>
+      <w:pPr>
+        <w:tabs>
+          <w:tab w:val="num" w:pos="6480"/>
+        </w:tabs>
+        <w:ind w:left="6480" w:hanging="360"/>
+      </w:pPr>
+      <w:rPr>
+        <w:rFonts w:ascii="Wingdings" w:hAnsi="Wingdings" w:hint="default"/>
+        <w:sz w:val="20"/>
+      </w:rPr>
+    </w:lvl>
+  </w:abstractNum>
+  <w:abstractNum w:abstractNumId="4" w15:restartNumberingAfterBreak="0">
+    <w:nsid w:val="4C5F2356"/>
+    <w:multiLevelType w:val="multilevel"/>
+    <w:tmpl w:val="B262D894"/>
+    <w:lvl w:ilvl="0">
+      <w:start w:val="1"/>
+      <w:numFmt w:val="bullet"/>
+      <w:lvlText w:val=""/>
+      <w:lvlJc w:val="left"/>
+      <w:pPr>
+        <w:tabs>
+          <w:tab w:val="num" w:pos="720"/>
+        </w:tabs>
+        <w:ind w:left="720" w:hanging="360"/>
+      </w:pPr>
+      <w:rPr>
+        <w:rFonts w:ascii="Symbol" w:hAnsi="Symbol" w:hint="default"/>
+        <w:sz w:val="20"/>
+      </w:rPr>
+    </w:lvl>
+    <w:lvl w:ilvl="1" w:tentative="1">
+      <w:start w:val="1"/>
+      <w:numFmt w:val="bullet"/>
+      <w:lvlText w:val="o"/>
+      <w:lvlJc w:val="left"/>
+      <w:pPr>
+        <w:tabs>
+          <w:tab w:val="num" w:pos="1440"/>
+        </w:tabs>
+        <w:ind w:left="1440" w:hanging="360"/>
+      </w:pPr>
+      <w:rPr>
+        <w:rFonts w:ascii="Courier New" w:hAnsi="Courier New" w:hint="default"/>
+        <w:sz w:val="20"/>
+      </w:rPr>
+    </w:lvl>
+    <w:lvl w:ilvl="2" w:tentative="1">
+      <w:start w:val="1"/>
+      <w:numFmt w:val="bullet"/>
+      <w:lvlText w:val=""/>
+      <w:lvlJc w:val="left"/>
+      <w:pPr>
+        <w:tabs>
+          <w:tab w:val="num" w:pos="2160"/>
+        </w:tabs>
+        <w:ind w:left="2160" w:hanging="360"/>
+      </w:pPr>
+      <w:rPr>
+        <w:rFonts w:ascii="Wingdings" w:hAnsi="Wingdings" w:hint="default"/>
+        <w:sz w:val="20"/>
+      </w:rPr>
+    </w:lvl>
+    <w:lvl w:ilvl="3" w:tentative="1">
+      <w:start w:val="1"/>
+      <w:numFmt w:val="bullet"/>
+      <w:lvlText w:val=""/>
+      <w:lvlJc w:val="left"/>
+      <w:pPr>
+        <w:tabs>
+          <w:tab w:val="num" w:pos="2880"/>
+        </w:tabs>
+        <w:ind w:left="2880" w:hanging="360"/>
+      </w:pPr>
+      <w:rPr>
+        <w:rFonts w:ascii="Wingdings" w:hAnsi="Wingdings" w:hint="default"/>
+        <w:sz w:val="20"/>
+      </w:rPr>
+    </w:lvl>
+    <w:lvl w:ilvl="4" w:tentative="1">
+      <w:start w:val="1"/>
+      <w:numFmt w:val="bullet"/>
+      <w:lvlText w:val=""/>
+      <w:lvlJc w:val="left"/>
+      <w:pPr>
+        <w:tabs>
+          <w:tab w:val="num" w:pos="3600"/>
+        </w:tabs>
+        <w:ind w:left="3600" w:hanging="360"/>
+      </w:pPr>
+      <w:rPr>
+        <w:rFonts w:ascii="Wingdings" w:hAnsi="Wingdings" w:hint="default"/>
+        <w:sz w:val="20"/>
+      </w:rPr>
+    </w:lvl>
+    <w:lvl w:ilvl="5" w:tentative="1">
+      <w:start w:val="1"/>
+      <w:numFmt w:val="bullet"/>
+      <w:lvlText w:val=""/>
+      <w:lvlJc w:val="left"/>
+      <w:pPr>
+        <w:tabs>
+          <w:tab w:val="num" w:pos="4320"/>
+        </w:tabs>
+        <w:ind w:left="4320" w:hanging="360"/>
+      </w:pPr>
+      <w:rPr>
+        <w:rFonts w:ascii="Wingdings" w:hAnsi="Wingdings" w:hint="default"/>
+        <w:sz w:val="20"/>
+      </w:rPr>
+    </w:lvl>
+    <w:lvl w:ilvl="6" w:tentative="1">
+      <w:start w:val="1"/>
+      <w:numFmt w:val="bullet"/>
+      <w:lvlText w:val=""/>
+      <w:lvlJc w:val="left"/>
+      <w:pPr>
+        <w:tabs>
+          <w:tab w:val="num" w:pos="5040"/>
+        </w:tabs>
+        <w:ind w:left="5040" w:hanging="360"/>
+      </w:pPr>
+      <w:rPr>
+        <w:rFonts w:ascii="Wingdings" w:hAnsi="Wingdings" w:hint="default"/>
+        <w:sz w:val="20"/>
+      </w:rPr>
+    </w:lvl>
+    <w:lvl w:ilvl="7" w:tentative="1">
+      <w:start w:val="1"/>
+      <w:numFmt w:val="bullet"/>
+      <w:lvlText w:val=""/>
+      <w:lvlJc w:val="left"/>
+      <w:pPr>
+        <w:tabs>
+          <w:tab w:val="num" w:pos="5760"/>
+        </w:tabs>
+        <w:ind w:left="5760" w:hanging="360"/>
+      </w:pPr>
+      <w:rPr>
+        <w:rFonts w:ascii="Wingdings" w:hAnsi="Wingdings" w:hint="default"/>
+        <w:sz w:val="20"/>
+      </w:rPr>
+    </w:lvl>
+    <w:lvl w:ilvl="8" w:tentative="1">
+      <w:start w:val="1"/>
+      <w:numFmt w:val="bullet"/>
+      <w:lvlText w:val=""/>
+      <w:lvlJc w:val="left"/>
+      <w:pPr>
+        <w:tabs>
+          <w:tab w:val="num" w:pos="6480"/>
+        </w:tabs>
+        <w:ind w:left="6480" w:hanging="360"/>
+      </w:pPr>
+      <w:rPr>
+        <w:rFonts w:ascii="Wingdings" w:hAnsi="Wingdings" w:hint="default"/>
+        <w:sz w:val="20"/>
+      </w:rPr>
+    </w:lvl>
+  </w:abstractNum>
+  <w:abstractNum w:abstractNumId="5" w15:restartNumberingAfterBreak="0">
+    <w:nsid w:val="57325797"/>
+    <w:multiLevelType w:val="multilevel"/>
+    <w:tmpl w:val="11065DCC"/>
+    <w:lvl w:ilvl="0">
+      <w:start w:val="1"/>
+      <w:numFmt w:val="bullet"/>
+      <w:lvlText w:val=""/>
+      <w:lvlJc w:val="left"/>
+      <w:pPr>
+        <w:tabs>
+          <w:tab w:val="num" w:pos="720"/>
+        </w:tabs>
+        <w:ind w:left="720" w:hanging="360"/>
+      </w:pPr>
+      <w:rPr>
+        <w:rFonts w:ascii="Symbol" w:hAnsi="Symbol" w:hint="default"/>
+        <w:sz w:val="20"/>
+      </w:rPr>
+    </w:lvl>
+    <w:lvl w:ilvl="1" w:tentative="1">
+      <w:start w:val="1"/>
+      <w:numFmt w:val="bullet"/>
+      <w:lvlText w:val="o"/>
+      <w:lvlJc w:val="left"/>
+      <w:pPr>
+        <w:tabs>
+          <w:tab w:val="num" w:pos="1440"/>
+        </w:tabs>
+        <w:ind w:left="1440" w:hanging="360"/>
+      </w:pPr>
+      <w:rPr>
+        <w:rFonts w:ascii="Courier New" w:hAnsi="Courier New" w:hint="default"/>
+        <w:sz w:val="20"/>
+      </w:rPr>
+    </w:lvl>
+    <w:lvl w:ilvl="2" w:tentative="1">
+      <w:start w:val="1"/>
+      <w:numFmt w:val="bullet"/>
+      <w:lvlText w:val=""/>
+      <w:lvlJc w:val="left"/>
+      <w:pPr>
+        <w:tabs>
+          <w:tab w:val="num" w:pos="2160"/>
+        </w:tabs>
+        <w:ind w:left="2160" w:hanging="360"/>
+      </w:pPr>
+      <w:rPr>
+        <w:rFonts w:ascii="Wingdings" w:hAnsi="Wingdings" w:hint="default"/>
+        <w:sz w:val="20"/>
+      </w:rPr>
+    </w:lvl>
+    <w:lvl w:ilvl="3" w:tentative="1">
+      <w:start w:val="1"/>
+      <w:numFmt w:val="bullet"/>
+      <w:lvlText w:val=""/>
+      <w:lvlJc w:val="left"/>
+      <w:pPr>
+        <w:tabs>
+          <w:tab w:val="num" w:pos="2880"/>
+        </w:tabs>
+        <w:ind w:left="2880" w:hanging="360"/>
+      </w:pPr>
+      <w:rPr>
+        <w:rFonts w:ascii="Wingdings" w:hAnsi="Wingdings" w:hint="default"/>
+        <w:sz w:val="20"/>
+      </w:rPr>
+    </w:lvl>
+    <w:lvl w:ilvl="4" w:tentative="1">
+      <w:start w:val="1"/>
+      <w:numFmt w:val="bullet"/>
+      <w:lvlText w:val=""/>
+      <w:lvlJc w:val="left"/>
+      <w:pPr>
+        <w:tabs>
+          <w:tab w:val="num" w:pos="3600"/>
+        </w:tabs>
+        <w:ind w:left="3600" w:hanging="360"/>
+      </w:pPr>
+      <w:rPr>
+        <w:rFonts w:ascii="Wingdings" w:hAnsi="Wingdings" w:hint="default"/>
+        <w:sz w:val="20"/>
+      </w:rPr>
+    </w:lvl>
+    <w:lvl w:ilvl="5" w:tentative="1">
+      <w:start w:val="1"/>
+      <w:numFmt w:val="bullet"/>
+      <w:lvlText w:val=""/>
+      <w:lvlJc w:val="left"/>
+      <w:pPr>
+        <w:tabs>
+          <w:tab w:val="num" w:pos="4320"/>
+        </w:tabs>
+        <w:ind w:left="4320" w:hanging="360"/>
+      </w:pPr>
+      <w:rPr>
+        <w:rFonts w:ascii="Wingdings" w:hAnsi="Wingdings" w:hint="default"/>
+        <w:sz w:val="20"/>
+      </w:rPr>
+    </w:lvl>
+    <w:lvl w:ilvl="6" w:tentative="1">
+      <w:start w:val="1"/>
+      <w:numFmt w:val="bullet"/>
+      <w:lvlText w:val=""/>
+      <w:lvlJc w:val="left"/>
+      <w:pPr>
+        <w:tabs>
+          <w:tab w:val="num" w:pos="5040"/>
+        </w:tabs>
+        <w:ind w:left="5040" w:hanging="360"/>
+      </w:pPr>
+      <w:rPr>
+        <w:rFonts w:ascii="Wingdings" w:hAnsi="Wingdings" w:hint="default"/>
+        <w:sz w:val="20"/>
+      </w:rPr>
+    </w:lvl>
+    <w:lvl w:ilvl="7" w:tentative="1">
+      <w:start w:val="1"/>
+      <w:numFmt w:val="bullet"/>
+      <w:lvlText w:val=""/>
+      <w:lvlJc w:val="left"/>
+      <w:pPr>
+        <w:tabs>
+          <w:tab w:val="num" w:pos="5760"/>
+        </w:tabs>
+        <w:ind w:left="5760" w:hanging="360"/>
+      </w:pPr>
+      <w:rPr>
+        <w:rFonts w:ascii="Wingdings" w:hAnsi="Wingdings" w:hint="default"/>
+        <w:sz w:val="20"/>
+      </w:rPr>
+    </w:lvl>
+    <w:lvl w:ilvl="8" w:tentative="1">
+      <w:start w:val="1"/>
+      <w:numFmt w:val="bullet"/>
+      <w:lvlText w:val=""/>
+      <w:lvlJc w:val="left"/>
+      <w:pPr>
+        <w:tabs>
+          <w:tab w:val="num" w:pos="6480"/>
+        </w:tabs>
+        <w:ind w:left="6480" w:hanging="360"/>
+      </w:pPr>
+      <w:rPr>
+        <w:rFonts w:ascii="Wingdings" w:hAnsi="Wingdings" w:hint="default"/>
+        <w:sz w:val="20"/>
+      </w:rPr>
+    </w:lvl>
+  </w:abstractNum>
+  <w:abstractNum w:abstractNumId="6" w15:restartNumberingAfterBreak="0">
     <w:nsid w:val="78D717B0"/>
     <w:multiLevelType w:val="hybridMultilevel"/>
     <w:tmpl w:val="8A7C183C"/>
@@ -1013,7 +8945,25 @@
     </w:lvl>
   </w:abstractNum>
   <w:num w:numId="1" w16cid:durableId="49965234">
+    <w:abstractNumId w:val="6"/>
+  </w:num>
+  <w:num w:numId="2" w16cid:durableId="437723131">
+    <w:abstractNumId w:val="1"/>
+  </w:num>
+  <w:num w:numId="3" w16cid:durableId="1378701698">
     <w:abstractNumId w:val="0"/>
+  </w:num>
+  <w:num w:numId="4" w16cid:durableId="1522619569">
+    <w:abstractNumId w:val="2"/>
+  </w:num>
+  <w:num w:numId="5" w16cid:durableId="2067341066">
+    <w:abstractNumId w:val="3"/>
+  </w:num>
+  <w:num w:numId="6" w16cid:durableId="1772697197">
+    <w:abstractNumId w:val="5"/>
+  </w:num>
+  <w:num w:numId="7" w16cid:durableId="389689974">
+    <w:abstractNumId w:val="4"/>
   </w:num>
 </w:numbering>
 </file>
@@ -1621,7 +9571,6 @@
   <w:style w:type="character" w:default="1" w:styleId="DefaultParagraphFont">
     <w:name w:val="Default Paragraph Font"/>
     <w:uiPriority w:val="1"/>
-    <w:semiHidden/>
     <w:unhideWhenUsed/>
   </w:style>
   <w:style w:type="table" w:default="1" w:styleId="TableNormal">
@@ -1935,6 +9884,50 @@
       <w:spacing w:val="5"/>
     </w:rPr>
   </w:style>
+  <w:style w:type="paragraph" w:styleId="Header">
+    <w:name w:val="header"/>
+    <w:basedOn w:val="Normal"/>
+    <w:link w:val="HeaderChar"/>
+    <w:uiPriority w:val="99"/>
+    <w:unhideWhenUsed/>
+    <w:rsid w:val="00A767F6"/>
+    <w:pPr>
+      <w:tabs>
+        <w:tab w:val="center" w:pos="4513"/>
+        <w:tab w:val="right" w:pos="9026"/>
+      </w:tabs>
+      <w:spacing w:after="0" w:line="240" w:lineRule="auto"/>
+    </w:pPr>
+  </w:style>
+  <w:style w:type="character" w:customStyle="1" w:styleId="HeaderChar">
+    <w:name w:val="Header Char"/>
+    <w:basedOn w:val="DefaultParagraphFont"/>
+    <w:link w:val="Header"/>
+    <w:uiPriority w:val="99"/>
+    <w:rsid w:val="00A767F6"/>
+  </w:style>
+  <w:style w:type="paragraph" w:styleId="Footer">
+    <w:name w:val="footer"/>
+    <w:basedOn w:val="Normal"/>
+    <w:link w:val="FooterChar"/>
+    <w:uiPriority w:val="99"/>
+    <w:unhideWhenUsed/>
+    <w:rsid w:val="00A767F6"/>
+    <w:pPr>
+      <w:tabs>
+        <w:tab w:val="center" w:pos="4513"/>
+        <w:tab w:val="right" w:pos="9026"/>
+      </w:tabs>
+      <w:spacing w:after="0" w:line="240" w:lineRule="auto"/>
+    </w:pPr>
+  </w:style>
+  <w:style w:type="character" w:customStyle="1" w:styleId="FooterChar">
+    <w:name w:val="Footer Char"/>
+    <w:basedOn w:val="DefaultParagraphFont"/>
+    <w:link w:val="Footer"/>
+    <w:uiPriority w:val="99"/>
+    <w:rsid w:val="00A767F6"/>
+  </w:style>
 </w:styles>
 </file>
 
